--- a/downloads/student/ai-7-week-13.docx
+++ b/downloads/student/ai-7-week-13.docx
@@ -838,6 +838,16 @@
     <w:p>
       <w:r>
         <w:t>No uncertainty or statistical significance is supplied; these counts alone cannot establish a general effect.</w:t>
+      </w:r>
+    </w:p>
+    <w:p>
+      <w:r>
+        <w:t>Read the labelled picture: Calculate the absolute error-rate reduction from 20/1000 to 15/1000. Does it meet the ten-fewer-errors threshold, and what changes when B has eight errors?</w:t>
+      </w:r>
+    </w:p>
+    <w:p>
+      <w:r>
+        <w:t>Change one thing: B makes 8 errors in 1000. Predict the result before checking the explanation. What remains the same?</w:t>
       </w:r>
     </w:p>
     <w:p>
@@ -1956,6 +1966,187 @@
         <w:t>Attempt the independent case before hints. Record whether you worked alone, used a hint or followed a model. After feedback, fix the first unsupported step and explain why it changed. A later check uses a changed case, not a copied answer.</w:t>
       </w:r>
     </w:p>
+    <w:p>
+      <w:pPr>
+        <w:pStyle w:val="Heading1"/>
+      </w:pPr>
+      <w:r>
+        <w:t>15. Your lesson route</w:t>
+      </w:r>
+    </w:p>
+    <w:p>
+      <w:r>
+        <w:t>Start with this question: An improvement with a practical threshold. A team compares error rates against a predeclared practical threshold.</w:t>
+      </w:r>
+    </w:p>
+    <w:tbl>
+      <w:tblPr>
+        <w:tblStyle w:val="LightShading-Accent1"/>
+        <w:tblW w:type="auto" w:w="0"/>
+        <w:tblLook w:firstColumn="1" w:firstRow="1" w:lastColumn="0" w:lastRow="0" w:noHBand="0" w:noVBand="1" w:val="04A0"/>
+      </w:tblPr>
+      <w:tblGrid>
+        <w:gridCol w:w="5112"/>
+        <w:gridCol w:w="5112"/>
+      </w:tblGrid>
+      <w:tr>
+        <w:trPr>
+          <w:tblHeader/>
+        </w:trPr>
+        <w:tc>
+          <w:tcPr>
+            <w:tcW w:type="dxa" w:w="5112"/>
+          </w:tcPr>
+          <w:p>
+            <w:r>
+              <w:t>By the end, I can</w:t>
+            </w:r>
+          </w:p>
+        </w:tc>
+        <w:tc>
+          <w:tcPr>
+            <w:tcW w:type="dxa" w:w="5112"/>
+          </w:tcPr>
+          <w:p>
+            <w:r>
+              <w:t>How I will show it</w:t>
+            </w:r>
+          </w:p>
+        </w:tc>
+      </w:tr>
+      <w:tr>
+        <w:tc>
+          <w:tcPr>
+            <w:tcW w:type="dxa" w:w="5112"/>
+          </w:tcPr>
+          <w:p>
+            <w:r>
+              <w:t>Explain the mechanism and terminology of effect size and practical importance</w:t>
+            </w:r>
+          </w:p>
+        </w:tc>
+        <w:tc>
+          <w:tcPr>
+            <w:tcW w:type="dxa" w:w="5112"/>
+          </w:tcPr>
+          <w:p>
+            <w:r>
+              <w:t>Explain the deciding step, show a trace or test, and state one limit.</w:t>
+            </w:r>
+          </w:p>
+        </w:tc>
+      </w:tr>
+      <w:tr>
+        <w:tc>
+          <w:tcPr>
+            <w:tcW w:type="dxa" w:w="5112"/>
+          </w:tcPr>
+          <w:p>
+            <w:r>
+              <w:t>Apply the stated procedure to a new case with a traceable result</w:t>
+            </w:r>
+          </w:p>
+        </w:tc>
+        <w:tc>
+          <w:tcPr>
+            <w:tcW w:type="dxa" w:w="5112"/>
+          </w:tcPr>
+          <w:p>
+            <w:r>
+              <w:t>Explain the deciding step, show a trace or test, and state one limit.</w:t>
+            </w:r>
+          </w:p>
+        </w:tc>
+      </w:tr>
+      <w:tr>
+        <w:tc>
+          <w:tcPr>
+            <w:tcW w:type="dxa" w:w="5112"/>
+          </w:tcPr>
+          <w:p>
+            <w:r>
+              <w:t>Identify an assumption or limitation and design a revealing follow-up</w:t>
+            </w:r>
+          </w:p>
+        </w:tc>
+        <w:tc>
+          <w:tcPr>
+            <w:tcW w:type="dxa" w:w="5112"/>
+          </w:tcPr>
+          <w:p>
+            <w:r>
+              <w:t>Explain the deciding step, show a trace or test, and state one limit.</w:t>
+            </w:r>
+          </w:p>
+        </w:tc>
+      </w:tr>
+    </w:tbl>
+    <w:p>
+      <w:r>
+        <w:t>Remember → watch and explain → try with help → investigate → try independently → keep project evidence. Your teacher may spread this lesson across several classes.</w:t>
+      </w:r>
+    </w:p>
+    <w:p>
+      <w:r>
+        <w:t>Keep your first prediction. Compare it with what the evidence shows and explain any change.</w:t>
+      </w:r>
+    </w:p>
+    <w:p>
+      <w:pPr>
+        <w:pStyle w:val="Heading1"/>
+      </w:pPr>
+      <w:r>
+        <w:t>16. Finish and return</w:t>
+      </w:r>
+    </w:p>
+    <w:p>
+      <w:r>
+        <w:t>Close your notes. Explain this goal in your own words: Explain the mechanism and terminology of effect size and practical importance</w:t>
+      </w:r>
+    </w:p>
+    <w:p>
+      <w:pPr>
+        <w:pStyle w:val="Heading3"/>
+      </w:pPr>
+      <w:r>
+        <w:t>My deciding step, evidence and one remaining question</w:t>
+      </w:r>
+    </w:p>
+    <w:p>
+      <w:r>
+        <w:t>________________________________________________________________</w:t>
+      </w:r>
+    </w:p>
+    <w:p>
+      <w:r>
+        <w:t>________________________________________________________________</w:t>
+      </w:r>
+    </w:p>
+    <w:p>
+      <w:r>
+        <w:t>________________________________________________________________</w:t>
+      </w:r>
+    </w:p>
+    <w:p>
+      <w:r>
+        <w:t>________________________________________________________________</w:t>
+      </w:r>
+    </w:p>
+    <w:p>
+      <w:r>
+        <w:t>________________________________________________________________</w:t>
+      </w:r>
+    </w:p>
+    <w:p>
+      <w:r>
+        <w:t>If you are unsure, return to the worked picture and explain one arrow. If you are ready, change an input or assumption and justify your prediction.</w:t>
+      </w:r>
+    </w:p>
+    <w:p>
+      <w:r>
+        <w:t>Save your workbook evidence. At the next review, try a different case before opening your old answer.</w:t>
+      </w:r>
+    </w:p>
     <w:sectPr>
       <w:pgSz w:w="12240" w:h="15840"/>
       <w:pgMar w:top="936" w:right="1008" w:bottom="936" w:left="1008" w:header="720" w:footer="720" w:gutter="0"/>

--- a/downloads/student/ai-7-week-13.docx
+++ b/downloads/student/ai-7-week-13.docx
@@ -2147,6 +2147,215 @@
         <w:t>Save your workbook evidence. At the next review, try a different case before opening your old answer.</w:t>
       </w:r>
     </w:p>
+    <w:p>
+      <w:pPr>
+        <w:pStyle w:val="Heading1"/>
+      </w:pPr>
+      <w:r>
+        <w:t>17. Supported practice, repair and portfolio</w:t>
+      </w:r>
+    </w:p>
+    <w:p>
+      <w:r>
+        <w:t>Use this supported practice once, in the browser or on paper. Keep the reserved independent assessment for a separate first attempt before teacher feedback.</w:t>
+      </w:r>
+    </w:p>
+    <w:p>
+      <w:r>
+        <w:t>An improvement with a practical threshold. A team compares error rates against a predeclared practical threshold.</w:t>
+      </w:r>
+    </w:p>
+    <w:p>
+      <w:pPr>
+        <w:pStyle w:val="Heading3"/>
+      </w:pPr>
+      <w:r>
+        <w:t>Practice 1: explain the deciding evidence</w:t>
+      </w:r>
+    </w:p>
+    <w:p>
+      <w:r>
+        <w:t>Which labelled step matches this detail? Five is less than ten, so the observed change misses this threshold.</w:t>
+      </w:r>
+    </w:p>
+    <w:p>
+      <w:r>
+        <w:t>1. Apply practical threshold</w:t>
+      </w:r>
+    </w:p>
+    <w:p>
+      <w:r>
+        <w:t>2. Compute rates</w:t>
+      </w:r>
+    </w:p>
+    <w:p>
+      <w:r>
+        <w:t>3. Compute effect size</w:t>
+      </w:r>
+    </w:p>
+    <w:p>
+      <w:pPr>
+        <w:pStyle w:val="Heading3"/>
+      </w:pPr>
+      <w:r>
+        <w:t>My selected conclusion, deciding fact and explanation</w:t>
+      </w:r>
+    </w:p>
+    <w:p>
+      <w:r>
+        <w:t>________________________________________________________________</w:t>
+      </w:r>
+    </w:p>
+    <w:p>
+      <w:r>
+        <w:t>________________________________________________________________</w:t>
+      </w:r>
+    </w:p>
+    <w:p>
+      <w:r>
+        <w:t>________________________________________________________________</w:t>
+      </w:r>
+    </w:p>
+    <w:p>
+      <w:r>
+        <w:t>________________________________________________________________</w:t>
+      </w:r>
+    </w:p>
+    <w:p>
+      <w:r>
+        <w:t>________________________________________________________________</w:t>
+      </w:r>
+    </w:p>
+    <w:p>
+      <w:r>
+        <w:t>Hint if needed: Read the steps in the pictorial case. Match the supplied detail to the stage that performs or records it.</w:t>
+      </w:r>
+    </w:p>
+    <w:p>
+      <w:r>
+        <w:t>After your attempt, compare with the supported explanation: Apply practical threshold Five is less than ten, so the observed change misses this threshold. Effect size describes how much the outcome changes. Practical importance depends on the real decision criterion; relative changes can sound large while absolute changes remain small.</w:t>
+      </w:r>
+    </w:p>
+    <w:p>
+      <w:pPr>
+        <w:pStyle w:val="Heading3"/>
+      </w:pPr>
+      <w:r>
+        <w:t>Practice 2: explain the deciding evidence</w:t>
+      </w:r>
+    </w:p>
+    <w:p>
+      <w:r>
+        <w:t>Changed-case practice: B makes 8 errors in 1000. Which conclusion is supported by the supplied facts?</w:t>
+      </w:r>
+    </w:p>
+    <w:p>
+      <w:r>
+        <w:t>1. The reduction becomes 12 per 1000 and meets the stated practical threshold.</w:t>
+      </w:r>
+    </w:p>
+    <w:p>
+      <w:r>
+        <w:t>2. This one example guarantees correct results for every future input.</w:t>
+      </w:r>
+    </w:p>
+    <w:p>
+      <w:r>
+        <w:t>3. We can decide the result without examining the changed input or the procedure.</w:t>
+      </w:r>
+    </w:p>
+    <w:p>
+      <w:pPr>
+        <w:pStyle w:val="Heading3"/>
+      </w:pPr>
+      <w:r>
+        <w:t>My selected conclusion, deciding fact and explanation</w:t>
+      </w:r>
+    </w:p>
+    <w:p>
+      <w:r>
+        <w:t>________________________________________________________________</w:t>
+      </w:r>
+    </w:p>
+    <w:p>
+      <w:r>
+        <w:t>________________________________________________________________</w:t>
+      </w:r>
+    </w:p>
+    <w:p>
+      <w:r>
+        <w:t>________________________________________________________________</w:t>
+      </w:r>
+    </w:p>
+    <w:p>
+      <w:r>
+        <w:t>________________________________________________________________</w:t>
+      </w:r>
+    </w:p>
+    <w:p>
+      <w:r>
+        <w:t>________________________________________________________________</w:t>
+      </w:r>
+    </w:p>
+    <w:p>
+      <w:r>
+        <w:t>Hint if needed: Use the changed condition and the deciding step in the pictorial trace. The answer must say what follows from those facts.</w:t>
+      </w:r>
+    </w:p>
+    <w:p>
+      <w:r>
+        <w:t>After your attempt, compare with the supported explanation: The reduction becomes 12 per 1000 and meets the stated practical threshold. Twenty minus eight exceeds the required ten fewer errors.</w:t>
+      </w:r>
+    </w:p>
+    <w:p>
+      <w:pPr>
+        <w:pStyle w:val="Heading3"/>
+      </w:pPr>
+      <w:r>
+        <w:t>Repair a missing building block</w:t>
+      </w:r>
+    </w:p>
+    <w:p>
+      <w:r>
+        <w:t>Review Uncertainty intervals (ai-7/12). Goal: Explain the mechanism and terminology of uncertainty intervals. Short practice: Locate -0.8 and zero relative to the supplied interval [-1.4,-0.2]. Interpret the sign and confidence-method meaning, then describe what changes with interval [-1.4,0.3].. Return to this week and explain what you changed.</w:t>
+      </w:r>
+    </w:p>
+    <w:p>
+      <w:r>
+        <w:t>Review Confounders and controls (ai-7/10). Goal: Explain the mechanism and terminology of confounders and controls. Short practice: Draw the four condition/background combinations. Which variables were coupled before, and why would collecting only healthy-white and spotted-blue again leave the confounding unresolved?. Return to this week and explain what you changed.</w:t>
+      </w:r>
+    </w:p>
+    <w:p>
+      <w:r>
+        <w:t>Review Hypotheses and measurable outcomes (ai-7/7). Goal: Explain the mechanism and terminology of hypotheses and measurable outcomes. Short practice: Name the predicted outcome and how unsupported is scored. If B sounds friendlier but ties A’s unsupported count, does the recorded improvement hypothesis receive support?. Return to this week and explain what you changed.</w:t>
+      </w:r>
+    </w:p>
+    <w:p>
+      <w:pPr>
+        <w:pStyle w:val="Heading3"/>
+      </w:pPr>
+      <w:r>
+        <w:t>Predict, run and debug</w:t>
+      </w:r>
+    </w:p>
+    <w:p>
+      <w:r>
+        <w:t>The browser lab lets you edit the supported Python examples already included in this lesson. Predict first, run, inspect the actual output or error, change one input, then run again. Keep code, predictions, actual results and a reasoned revision together. On paper, label your result as a trace rather than an execution.</w:t>
+      </w:r>
+    </w:p>
+    <w:p>
+      <w:pPr>
+        <w:pStyle w:val="Heading3"/>
+      </w:pPr>
+      <w:r>
+        <w:t>Keep your completed work</w:t>
+      </w:r>
+    </w:p>
+    <w:p>
+      <w:r>
+        <w:t>Use Download completed work in the hosted lesson to export your answers, reflections, practice feedback and code-run evidence. Open the HTML copy to read or print it. Drafts stay in this browser when storage is available; clear drafts on a shared device.</w:t>
+      </w:r>
+    </w:p>
     <w:sectPr>
       <w:pgSz w:w="12240" w:h="15840"/>
       <w:pgMar w:top="936" w:right="1008" w:bottom="936" w:left="1008" w:header="720" w:footer="720" w:gutter="0"/>

--- a/downloads/student/ai-7-week-13.docx
+++ b/downloads/student/ai-7-week-13.docx
@@ -42,6 +42,11 @@
       </w:r>
     </w:p>
     <w:p>
+      <w:r>
+        <w:t>Start with the target: Explain the mechanism and terminology of effect size and practical importance. Try the recall before opening notes.</w:t>
+      </w:r>
+    </w:p>
+    <w:p>
       <w:pPr>
         <w:pStyle w:val="Heading3"/>
       </w:pPr>
@@ -50,17 +55,59 @@
       </w:r>
     </w:p>
     <w:p>
-      <w:r>
-        <w:t>I can explain the mechanism and terminology of effect size and practical importance.</w:t>
-      </w:r>
-    </w:p>
-    <w:p>
-      <w:r>
+      <w:pPr>
+        <w:spacing w:line="336" w:lineRule="auto" w:after="180"/>
+      </w:pPr>
+      <w:r>
+        <w:rPr>
+          <w:b w:val="0"/>
+        </w:rPr>
+        <w:t xml:space="preserve">I can explain the </w:t>
+      </w:r>
+      <w:r>
+        <w:rPr>
+          <w:b/>
+        </w:rPr>
+        <w:t>mechanism</w:t>
+      </w:r>
+      <w:r>
+        <w:rPr>
+          <w:b w:val="0"/>
+        </w:rPr>
+        <w:t xml:space="preserve"> and terminology of </w:t>
+      </w:r>
+      <w:r>
+        <w:rPr>
+          <w:b/>
+        </w:rPr>
+        <w:t>effect size</w:t>
+      </w:r>
+      <w:r>
+        <w:rPr>
+          <w:b w:val="0"/>
+        </w:rPr>
+        <w:t xml:space="preserve"> and practical importance.</w:t>
+      </w:r>
+    </w:p>
+    <w:p>
+      <w:pPr>
+        <w:spacing w:line="336" w:lineRule="auto" w:after="180"/>
+      </w:pPr>
+      <w:r>
+        <w:rPr>
+          <w:b w:val="0"/>
+        </w:rPr>
         <w:t>I can apply the stated procedure to a new case with a traceable result.</w:t>
       </w:r>
     </w:p>
     <w:p>
-      <w:r>
+      <w:pPr>
+        <w:spacing w:line="336" w:lineRule="auto" w:after="180"/>
+      </w:pPr>
+      <w:r>
+        <w:rPr>
+          <w:b w:val="0"/>
+        </w:rPr>
         <w:t>I can identify an assumption or limitation and design a revealing follow-up.</w:t>
       </w:r>
     </w:p>
@@ -73,47 +120,137 @@
       </w:r>
     </w:p>
     <w:p>
-      <w:r>
+      <w:pPr>
+        <w:spacing w:line="336" w:lineRule="auto" w:after="180"/>
+      </w:pPr>
+      <w:r>
+        <w:rPr>
+          <w:b w:val="0"/>
+        </w:rPr>
         <w:t>Close your notes first. A rough first answer helps us choose the right starting point; it is not a score for your ability.</w:t>
       </w:r>
     </w:p>
     <w:p>
-      <w:r>
+      <w:pPr>
+        <w:spacing w:line="336" w:lineRule="auto" w:after="180"/>
+      </w:pPr>
+      <w:r>
+        <w:rPr>
+          <w:b w:val="0"/>
+        </w:rPr>
         <w:t>Without opening the old lesson, explain one key idea from Uncertainty intervals. Give an example and a mistake that the idea helps you avoid.</w:t>
       </w:r>
     </w:p>
     <w:p>
-      <w:r>
+      <w:pPr>
+        <w:spacing w:line="336" w:lineRule="auto" w:after="180"/>
+      </w:pPr>
+      <w:r>
+        <w:rPr>
+          <w:b w:val="0"/>
+        </w:rPr>
         <w:t>Without opening the old lesson, explain one key idea from Confounders and controls. Give an example and a mistake that the idea helps you avoid.</w:t>
       </w:r>
     </w:p>
     <w:p>
-      <w:r>
+      <w:pPr>
+        <w:spacing w:line="336" w:lineRule="auto" w:after="180"/>
+      </w:pPr>
+      <w:r>
+        <w:rPr>
+          <w:b w:val="0"/>
+        </w:rPr>
         <w:t>Without opening the old lesson, explain one key idea from Hypotheses and measurable outcomes. Give an example and a mistake that the idea helps you avoid.</w:t>
       </w:r>
     </w:p>
     <w:p>
-      <w:r>
-        <w:t>After trying, check the relevant lesson or ask your teacher. Change the part of your explanation that the evidence shows was wrong.</w:t>
-      </w:r>
-    </w:p>
-    <w:p>
-      <w:r>
+      <w:pPr>
+        <w:spacing w:line="336" w:lineRule="auto" w:after="180"/>
+      </w:pPr>
+      <w:r>
+        <w:rPr>
+          <w:b w:val="0"/>
+        </w:rPr>
+        <w:t xml:space="preserve">After trying, check the relevant lesson or ask your teacher. Change the part of your explanation that the </w:t>
+      </w:r>
+      <w:r>
+        <w:rPr>
+          <w:b/>
+        </w:rPr>
+        <w:t>evidence</w:t>
+      </w:r>
+      <w:r>
+        <w:rPr>
+          <w:b w:val="0"/>
+        </w:rPr>
+        <w:t xml:space="preserve"> shows was wrong.</w:t>
+      </w:r>
+    </w:p>
+    <w:p>
+      <w:pPr>
+        <w:spacing w:line="336" w:lineRule="auto" w:after="180"/>
+      </w:pPr>
+      <w:r>
+        <w:rPr>
+          <w:b w:val="0"/>
+        </w:rPr>
         <w:t>This week you will practise:</w:t>
       </w:r>
     </w:p>
     <w:p>
-      <w:r>
-        <w:t>Explain the mechanism and terminology of effect size and practical importance</w:t>
-      </w:r>
-    </w:p>
-    <w:p>
-      <w:r>
+      <w:pPr>
+        <w:spacing w:line="336" w:lineRule="auto" w:after="180"/>
+      </w:pPr>
+      <w:r>
+        <w:rPr>
+          <w:b w:val="0"/>
+        </w:rPr>
+        <w:t xml:space="preserve">Explain the </w:t>
+      </w:r>
+      <w:r>
+        <w:rPr>
+          <w:b/>
+        </w:rPr>
+        <w:t>mechanism</w:t>
+      </w:r>
+      <w:r>
+        <w:rPr>
+          <w:b w:val="0"/>
+        </w:rPr>
+        <w:t xml:space="preserve"> and terminology of </w:t>
+      </w:r>
+      <w:r>
+        <w:rPr>
+          <w:b/>
+        </w:rPr>
+        <w:t>effect size</w:t>
+      </w:r>
+      <w:r>
+        <w:rPr>
+          <w:b w:val="0"/>
+        </w:rPr>
+        <w:t xml:space="preserve"> and practical importance</w:t>
+      </w:r>
+    </w:p>
+    <w:p>
+      <w:pPr>
+        <w:spacing w:line="336" w:lineRule="auto" w:after="180"/>
+      </w:pPr>
+      <w:r>
+        <w:rPr>
+          <w:b w:val="0"/>
+        </w:rPr>
         <w:t>Apply the stated procedure to a new case with a traceable result</w:t>
       </w:r>
     </w:p>
     <w:p>
-      <w:r>
+      <w:pPr>
+        <w:spacing w:line="336" w:lineRule="auto" w:after="180"/>
+      </w:pPr>
+      <w:r>
+        <w:rPr>
+          <w:b w:val="0"/>
+        </w:rPr>
         <w:t>Identify an assumption or limitation and design a revealing follow-up</w:t>
       </w:r>
     </w:p>
@@ -126,8 +263,38 @@
       </w:r>
     </w:p>
     <w:p>
-      <w:r>
-        <w:t>Recall Uncertainty intervals. Explain why a recorded result needs its input conditions and evidence source before it can support a claim.</w:t>
+      <w:pPr>
+        <w:spacing w:line="336" w:lineRule="auto" w:after="180"/>
+      </w:pPr>
+      <w:r>
+        <w:rPr>
+          <w:b w:val="0"/>
+        </w:rPr>
+        <w:t xml:space="preserve">Recall Uncertainty intervals. Explain why a recorded result needs its </w:t>
+      </w:r>
+      <w:r>
+        <w:rPr>
+          <w:b/>
+        </w:rPr>
+        <w:t>input</w:t>
+      </w:r>
+      <w:r>
+        <w:rPr>
+          <w:b w:val="0"/>
+        </w:rPr>
+        <w:t xml:space="preserve"> conditions and </w:t>
+      </w:r>
+      <w:r>
+        <w:rPr>
+          <w:b/>
+        </w:rPr>
+        <w:t>evidence</w:t>
+      </w:r>
+      <w:r>
+        <w:rPr>
+          <w:b w:val="0"/>
+        </w:rPr>
+        <w:t xml:space="preserve"> source before it can support a claim.</w:t>
       </w:r>
     </w:p>
     <w:p>
@@ -162,8 +329,26 @@
       </w:r>
     </w:p>
     <w:p>
-      <w:r>
-        <w:t>Explain effect size and practical importance using the records and boundaries of this fictional investigation.</w:t>
+      <w:pPr>
+        <w:spacing w:line="336" w:lineRule="auto" w:after="180"/>
+      </w:pPr>
+      <w:r>
+        <w:rPr>
+          <w:b w:val="0"/>
+        </w:rPr>
+        <w:t xml:space="preserve">Explain </w:t>
+      </w:r>
+      <w:r>
+        <w:rPr>
+          <w:b/>
+        </w:rPr>
+        <w:t>effect size</w:t>
+      </w:r>
+      <w:r>
+        <w:rPr>
+          <w:b w:val="0"/>
+        </w:rPr>
+        <w:t xml:space="preserve"> and practical importance using the records and boundaries of this fictional investigation.</w:t>
       </w:r>
     </w:p>
     <w:p>
@@ -176,12 +361,46 @@
     </w:p>
     <w:p>
       <w:r>
-        <w:t>Effect size describes magnitude on a stated scale. Practical importance depends on task requirements, not merely a nonzero difference.</w:t>
-      </w:r>
-    </w:p>
-    <w:p>
-      <w:r>
-        <w:t>Begin by writing the question the procedure is intended to answer. Identify the information already supplied, the information it will produce and the information still missing. These are constructed classroom examples; they do not require live accounts, private records or an external service. Do not treat a plausible explanation as a measured outcome.</w:t>
+        <w:t>Investigate the supplied Effect size and practical importance case. Separate observations, given facts and assumptions before choosing an explanation.</w:t>
+      </w:r>
+    </w:p>
+    <w:p>
+      <w:pPr>
+        <w:spacing w:line="336" w:lineRule="auto" w:after="180"/>
+      </w:pPr>
+      <w:r>
+        <w:rPr>
+          <w:b/>
+        </w:rPr>
+        <w:t>Effect size</w:t>
+      </w:r>
+      <w:r>
+        <w:rPr>
+          <w:b w:val="0"/>
+        </w:rPr>
+        <w:t xml:space="preserve"> describes magnitude on a stated scale. Practical importance depends on task requirements, not merely a nonzero difference.</w:t>
+      </w:r>
+    </w:p>
+    <w:p>
+      <w:pPr>
+        <w:spacing w:line="336" w:lineRule="auto" w:after="180"/>
+      </w:pPr>
+      <w:r>
+        <w:rPr>
+          <w:b w:val="0"/>
+        </w:rPr>
+        <w:t>Begin by writing the question the procedure is intended to answer. Identify the information already supplied, the information it will produce and the information still missing.</w:t>
+      </w:r>
+    </w:p>
+    <w:p>
+      <w:pPr>
+        <w:spacing w:line="336" w:lineRule="auto" w:after="180"/>
+      </w:pPr>
+      <w:r>
+        <w:rPr>
+          <w:b w:val="0"/>
+        </w:rPr>
+        <w:t>These are constructed classroom examples; they do not require live accounts, private records or an external service. Do not treat a plausible explanation as a measured outcome.</w:t>
       </w:r>
     </w:p>
     <w:p>
@@ -217,6 +436,17 @@
     </w:p>
     <w:p>
       <w:r>
+        <w:t>Follow the mechanism for Effect size and practical importance. Connect each labelled input, deciding step and result.</w:t>
+      </w:r>
+    </w:p>
+    <w:p>
+      <w:pPr>
+        <w:spacing w:line="336" w:lineRule="auto" w:after="180"/>
+      </w:pPr>
+      <w:r>
+        <w:rPr>
+          <w:b w:val="0"/>
+        </w:rPr>
         <w:t>For paired response durations compute baseline minus candidate per case and average the differences. Positive means faster candidate. Compare with a prespecified minimum useful gain.</w:t>
       </w:r>
     </w:p>
@@ -313,8 +543,49 @@
       </w:r>
     </w:p>
     <w:p>
-      <w:r>
-        <w:t>Before applying the procedure, write its units, denominator or decision boundary where relevant. A partner should be able to repeat each step using the same inputs. If a required input is absent or violates the stated contract, record that condition explicitly instead of quietly replacing it with a convenient value.</w:t>
+      <w:pPr>
+        <w:spacing w:line="336" w:lineRule="auto" w:after="180"/>
+      </w:pPr>
+      <w:r>
+        <w:rPr>
+          <w:b w:val="0"/>
+        </w:rPr>
+        <w:t xml:space="preserve">Before applying the procedure, write its units, denominator or decision boundary where relevant. A partner should be able to repeat each step using the same </w:t>
+      </w:r>
+      <w:r>
+        <w:rPr>
+          <w:b/>
+        </w:rPr>
+        <w:t>input</w:t>
+      </w:r>
+      <w:r>
+        <w:rPr>
+          <w:b w:val="0"/>
+        </w:rPr>
+        <w:t>s.</w:t>
+      </w:r>
+    </w:p>
+    <w:p>
+      <w:pPr>
+        <w:spacing w:line="336" w:lineRule="auto" w:after="180"/>
+      </w:pPr>
+      <w:r>
+        <w:rPr>
+          <w:b w:val="0"/>
+        </w:rPr>
+        <w:t xml:space="preserve">If a required </w:t>
+      </w:r>
+      <w:r>
+        <w:rPr>
+          <w:b/>
+        </w:rPr>
+        <w:t>input</w:t>
+      </w:r>
+      <w:r>
+        <w:rPr>
+          <w:b w:val="0"/>
+        </w:rPr>
+        <w:t xml:space="preserve"> is absent or violates the stated contract, record that condition explicitly instead of quietly replacing it with a convenient value.</w:t>
       </w:r>
     </w:p>
     <w:p>
@@ -326,8 +597,26 @@
       </w:r>
     </w:p>
     <w:p>
-      <w:r>
-        <w:t>Point to the input, the deciding step and the result in this week’s visual. Explain the same step in ordinary words. A picture helps when you can say what each part represents.</w:t>
+      <w:pPr>
+        <w:spacing w:line="336" w:lineRule="auto" w:after="180"/>
+      </w:pPr>
+      <w:r>
+        <w:rPr>
+          <w:b w:val="0"/>
+        </w:rPr>
+        <w:t xml:space="preserve">Point to the </w:t>
+      </w:r>
+      <w:r>
+        <w:rPr>
+          <w:b/>
+        </w:rPr>
+        <w:t>input</w:t>
+      </w:r>
+      <w:r>
+        <w:rPr>
+          <w:b w:val="0"/>
+        </w:rPr>
+        <w:t>, the deciding step and the result in this week’s visual. Explain the same step in ordinary words. A picture helps when you can say what each part represents.</w:t>
       </w:r>
     </w:p>
     <w:p>
@@ -339,6 +628,11 @@
       </w:r>
     </w:p>
     <w:p>
+      <w:r>
+        <w:t>Compare the supplied cases for Effect size and practical importance. Identify the detail that changes the conclusion.</w:t>
+      </w:r>
+    </w:p>
+    <w:p>
       <w:pPr>
         <w:pStyle w:val="Heading3"/>
       </w:pPr>
@@ -347,7 +641,13 @@
       </w:r>
     </w:p>
     <w:p>
-      <w:r>
+      <w:pPr>
+        <w:spacing w:line="336" w:lineRule="auto" w:after="180"/>
+      </w:pPr>
+      <w:r>
+        <w:rPr>
+          <w:b w:val="0"/>
+        </w:rPr>
         <w:t>Baseline times10, 12, 8; candidate8, 9, 7 seconds. Useful gain threshold2 seconds. Show the intermediate steps and give the conclusion with its scope.</w:t>
       </w:r>
     </w:p>
@@ -393,17 +693,80 @@
       </w:r>
     </w:p>
     <w:p>
-      <w:r>
+      <w:pPr>
+        <w:pStyle w:val="Heading3"/>
+      </w:pPr>
+      <w:r>
+        <w:t>Change one thing</w:t>
+      </w:r>
+    </w:p>
+    <w:p>
+      <w:pPr>
+        <w:spacing w:line="336" w:lineRule="auto" w:after="180"/>
+        <w:shd w:fill="F5F1FB"/>
+      </w:pPr>
+      <w:r>
+        <w:rPr>
+          <w:b w:val="0"/>
+        </w:rPr>
         <w:t>Change: B makes 8 errors in 1000.</w:t>
       </w:r>
     </w:p>
     <w:p>
-      <w:r>
-        <w:t>Prediction: The reduction becomes 12 per 1000 and meets the stated practical threshold.</w:t>
-      </w:r>
-    </w:p>
-    <w:p>
-      <w:r>
+      <w:pPr>
+        <w:pStyle w:val="Heading3"/>
+      </w:pPr>
+      <w:r>
+        <w:t>Predicted result</w:t>
+      </w:r>
+    </w:p>
+    <w:p>
+      <w:pPr>
+        <w:spacing w:line="336" w:lineRule="auto" w:after="180"/>
+        <w:shd w:fill="F1F6FC"/>
+      </w:pPr>
+      <w:r>
+        <w:rPr>
+          <w:b/>
+        </w:rPr>
+        <w:t>Prediction</w:t>
+      </w:r>
+      <w:r>
+        <w:rPr>
+          <w:b w:val="0"/>
+        </w:rPr>
+        <w:t xml:space="preserve">: The reduction becomes 12 per 1000 and meets the stated </w:t>
+      </w:r>
+      <w:r>
+        <w:rPr>
+          <w:b/>
+        </w:rPr>
+        <w:t>practical threshold</w:t>
+      </w:r>
+      <w:r>
+        <w:rPr>
+          <w:b w:val="0"/>
+        </w:rPr>
+        <w:t>.</w:t>
+      </w:r>
+    </w:p>
+    <w:p>
+      <w:pPr>
+        <w:pStyle w:val="Heading3"/>
+      </w:pPr>
+      <w:r>
+        <w:t>Why the result follows</w:t>
+      </w:r>
+    </w:p>
+    <w:p>
+      <w:pPr>
+        <w:spacing w:line="336" w:lineRule="auto" w:after="180"/>
+        <w:shd w:fill="F1F6FC"/>
+      </w:pPr>
+      <w:r>
+        <w:rPr>
+          <w:b w:val="0"/>
+        </w:rPr>
         <w:t>Reason: Twenty minus eight exceeds the required ten fewer errors.</w:t>
       </w:r>
     </w:p>
@@ -413,6 +776,11 @@
       </w:pPr>
       <w:r>
         <w:t>05. Words that unlock the idea</w:t>
+      </w:r>
+    </w:p>
+    <w:p>
+      <w:r>
+        <w:t>Use the vocabulary of Effect size and practical importance to explain a concrete decision, rather than only memorising definitions.</w:t>
       </w:r>
     </w:p>
     <w:tbl>
@@ -550,22 +918,141 @@
     </w:p>
     <w:p>
       <w:r>
+        <w:t>Follow the worked trace for Effect size and practical importance, predict a step, then compare with its explanation.</w:t>
+      </w:r>
+    </w:p>
+    <w:p>
+      <w:pPr>
+        <w:spacing w:line="336" w:lineRule="auto" w:after="180"/>
+      </w:pPr>
+      <w:r>
+        <w:rPr>
+          <w:b w:val="0"/>
+        </w:rPr>
         <w:t>Baseline times10, 12, 8; candidate8, 9, 7 seconds. Useful gain threshold2 seconds.</w:t>
       </w:r>
     </w:p>
     <w:p>
-      <w:r>
+      <w:pPr>
+        <w:spacing w:line="336" w:lineRule="auto" w:after="180"/>
+      </w:pPr>
+      <w:r>
+        <w:rPr>
+          <w:b w:val="0"/>
+        </w:rPr>
         <w:t>Paired gains2, 3, 1; mean2 meets the inclusive useful-gain threshold. It is a three-case descriptive result, not a population certainty.</w:t>
       </w:r>
     </w:p>
     <w:p>
-      <w:r>
-        <w:t>Compare the intermediate evidence with the final statement. Explain why each number or decision follows from the stated inputs. The conclusion belongs to this scenario and procedure; changing the inputs, evaluation population or authority can change what it establishes. Retain the raw record so a later revision can be compared honestly.</w:t>
-      </w:r>
-    </w:p>
-    <w:p>
-      <w:r>
-        <w:t>Optional local lab: predict the printed result before running this standalone Python 3 example. Change one relevant boundary input, record the outcome and state the contract or statistical assumptions. The program uses fictional values and the Python standard library; it performs no external operations.</w:t>
+      <w:pPr>
+        <w:pStyle w:val="Heading3"/>
+      </w:pPr>
+      <w:r>
+        <w:t>Worked explanation · Effect size and practical importance</w:t>
+      </w:r>
+    </w:p>
+    <w:p>
+      <w:pPr>
+        <w:spacing w:line="336" w:lineRule="auto" w:after="180"/>
+        <w:shd w:fill="F1F6FC"/>
+      </w:pPr>
+      <w:r>
+        <w:rPr>
+          <w:b w:val="0"/>
+        </w:rPr>
+        <w:t xml:space="preserve">Compare the intermediate </w:t>
+      </w:r>
+      <w:r>
+        <w:rPr>
+          <w:b/>
+        </w:rPr>
+        <w:t>evidence</w:t>
+      </w:r>
+      <w:r>
+        <w:rPr>
+          <w:b w:val="0"/>
+        </w:rPr>
+        <w:t xml:space="preserve"> with the final statement. Explain why each number or decision follows from the stated </w:t>
+      </w:r>
+      <w:r>
+        <w:rPr>
+          <w:b/>
+        </w:rPr>
+        <w:t>input</w:t>
+      </w:r>
+      <w:r>
+        <w:rPr>
+          <w:b w:val="0"/>
+        </w:rPr>
+        <w:t>s.</w:t>
+      </w:r>
+    </w:p>
+    <w:p>
+      <w:pPr>
+        <w:spacing w:line="336" w:lineRule="auto" w:after="180"/>
+        <w:shd w:fill="F1F6FC"/>
+      </w:pPr>
+      <w:r>
+        <w:rPr>
+          <w:b w:val="0"/>
+        </w:rPr>
+        <w:t xml:space="preserve">The conclusion belongs to this scenario and procedure; changing the </w:t>
+      </w:r>
+      <w:r>
+        <w:rPr>
+          <w:b/>
+        </w:rPr>
+        <w:t>input</w:t>
+      </w:r>
+      <w:r>
+        <w:rPr>
+          <w:b w:val="0"/>
+        </w:rPr>
+        <w:t>s, evaluation population or authority can change what it establishes. Retain the raw record so a later revision can be compared honestly.</w:t>
+      </w:r>
+    </w:p>
+    <w:p>
+      <w:pPr>
+        <w:pStyle w:val="Heading3"/>
+      </w:pPr>
+      <w:r>
+        <w:t>Worked explanation · Effect size and practical importance</w:t>
+      </w:r>
+    </w:p>
+    <w:p>
+      <w:pPr>
+        <w:spacing w:line="336" w:lineRule="auto" w:after="180"/>
+        <w:shd w:fill="F1F6FC"/>
+      </w:pPr>
+      <w:r>
+        <w:rPr>
+          <w:b w:val="0"/>
+        </w:rPr>
+        <w:t xml:space="preserve">Optional local lab: predict the printed result before running this standalone Python 3 example. Change one relevant boundary </w:t>
+      </w:r>
+      <w:r>
+        <w:rPr>
+          <w:b/>
+        </w:rPr>
+        <w:t>input</w:t>
+      </w:r>
+      <w:r>
+        <w:rPr>
+          <w:b w:val="0"/>
+        </w:rPr>
+        <w:t>, record the outcome and state the contract or statistical assumptions.</w:t>
+      </w:r>
+    </w:p>
+    <w:p>
+      <w:pPr>
+        <w:spacing w:line="336" w:lineRule="auto" w:after="180"/>
+        <w:shd w:fill="F1F6FC"/>
+      </w:pPr>
+      <w:r>
+        <w:rPr>
+          <w:b w:val="0"/>
+        </w:rPr>
+        <w:t>The program uses fictional values and the Python standard library; it performs no external operations.</w:t>
       </w:r>
     </w:p>
     <w:p>
@@ -597,7 +1084,13 @@
       </w:r>
     </w:p>
     <w:p>
-      <w:r>
+      <w:pPr>
+        <w:spacing w:line="336" w:lineRule="auto" w:after="180"/>
+      </w:pPr>
+      <w:r>
+        <w:rPr>
+          <w:b w:val="0"/>
+        </w:rPr>
         <w:t>Cover the result before checking it. Say what is given, choose the procedure, and follow one step at a time. Then uncover the result and explain your first mismatch. Ask why a step is allowed, not only what number it produces.</w:t>
       </w:r>
     </w:p>
@@ -610,8 +1103,38 @@
       </w:r>
     </w:p>
     <w:p>
-      <w:r>
-        <w:t>An improvement with a practical threshold. A team compares error rates against a predeclared practical threshold.</w:t>
+      <w:pPr>
+        <w:spacing w:line="336" w:lineRule="auto" w:after="180"/>
+      </w:pPr>
+      <w:r>
+        <w:rPr>
+          <w:b w:val="0"/>
+        </w:rPr>
+        <w:t xml:space="preserve">An improvement with a </w:t>
+      </w:r>
+      <w:r>
+        <w:rPr>
+          <w:b/>
+        </w:rPr>
+        <w:t>practical threshold</w:t>
+      </w:r>
+      <w:r>
+        <w:rPr>
+          <w:b w:val="0"/>
+        </w:rPr>
+        <w:t xml:space="preserve">. A team compares error rates against a predeclared </w:t>
+      </w:r>
+      <w:r>
+        <w:rPr>
+          <w:b/>
+        </w:rPr>
+        <w:t>practical threshold</w:t>
+      </w:r>
+      <w:r>
+        <w:rPr>
+          <w:b w:val="0"/>
+        </w:rPr>
+        <w:t>.</w:t>
       </w:r>
     </w:p>
     <w:p>
@@ -623,7 +1146,22 @@
       </w:r>
     </w:p>
     <w:p>
-      <w:r>
+      <w:pPr>
+        <w:pStyle w:val="Heading3"/>
+      </w:pPr>
+      <w:r>
+        <w:t>Supplied facts</w:t>
+      </w:r>
+    </w:p>
+    <w:p>
+      <w:pPr>
+        <w:spacing w:line="336" w:lineRule="auto" w:after="180"/>
+        <w:shd w:fill="F1F6FC"/>
+      </w:pPr>
+      <w:r>
+        <w:rPr>
+          <w:b w:val="0"/>
+        </w:rPr>
         <w:t>A makes 20 errors in 1000 tasks; B makes 15. Practical improvement requires at least 10 fewer errors per 1000.</w:t>
       </w:r>
     </w:p>
@@ -823,30 +1361,96 @@
       </w:r>
     </w:p>
     <w:p>
-      <w:r>
-        <w:t>Effect size describes how much the outcome changes. Practical importance depends on the real decision criterion; relative changes can sound large while absolute changes remain small.</w:t>
-      </w:r>
-    </w:p>
-    <w:p>
       <w:pPr>
         <w:pStyle w:val="Heading3"/>
       </w:pPr>
       <w:r>
+        <w:t>Why the result follows</w:t>
+      </w:r>
+    </w:p>
+    <w:p>
+      <w:pPr>
+        <w:spacing w:line="336" w:lineRule="auto" w:after="180"/>
+        <w:shd w:fill="F1F6FC"/>
+      </w:pPr>
+      <w:r>
+        <w:rPr>
+          <w:b/>
+        </w:rPr>
+        <w:t>Effect size</w:t>
+      </w:r>
+      <w:r>
+        <w:rPr>
+          <w:b w:val="0"/>
+        </w:rPr>
+        <w:t xml:space="preserve"> describes how much the outcome changes. Practical importance depends on the real decision criterion; relative changes can sound large while absolute changes remain small.</w:t>
+      </w:r>
+    </w:p>
+    <w:p>
+      <w:pPr>
+        <w:pStyle w:val="Heading3"/>
+      </w:pPr>
+      <w:r>
         <w:t>What this example does not establish</w:t>
       </w:r>
     </w:p>
     <w:p>
-      <w:r>
+      <w:pPr>
+        <w:pStyle w:val="Heading3"/>
+      </w:pPr>
+      <w:r>
+        <w:t>Keep the stated limit</w:t>
+      </w:r>
+    </w:p>
+    <w:p>
+      <w:pPr>
+        <w:spacing w:line="336" w:lineRule="auto" w:after="180"/>
+        <w:shd w:fill="FFF5E6"/>
+      </w:pPr>
+      <w:r>
+        <w:rPr>
+          <w:b w:val="0"/>
+        </w:rPr>
         <w:t>No uncertainty or statistical significance is supplied; these counts alone cannot establish a general effect.</w:t>
       </w:r>
     </w:p>
     <w:p>
-      <w:r>
+      <w:pPr>
+        <w:pStyle w:val="Heading3"/>
+      </w:pPr>
+      <w:r>
+        <w:t>Keep the stated limit</w:t>
+      </w:r>
+    </w:p>
+    <w:p>
+      <w:pPr>
+        <w:spacing w:line="336" w:lineRule="auto" w:after="180"/>
+        <w:shd w:fill="FFF5E6"/>
+      </w:pPr>
+      <w:r>
+        <w:rPr>
+          <w:b w:val="0"/>
+        </w:rPr>
         <w:t>Read the labelled picture: Calculate the absolute error-rate reduction from 20/1000 to 15/1000. Does it meet the ten-fewer-errors threshold, and what changes when B has eight errors?</w:t>
       </w:r>
     </w:p>
     <w:p>
-      <w:r>
+      <w:pPr>
+        <w:pStyle w:val="Heading3"/>
+      </w:pPr>
+      <w:r>
+        <w:t>Keep the stated limit</w:t>
+      </w:r>
+    </w:p>
+    <w:p>
+      <w:pPr>
+        <w:spacing w:line="336" w:lineRule="auto" w:after="180"/>
+        <w:shd w:fill="FFF5E6"/>
+      </w:pPr>
+      <w:r>
+        <w:rPr>
+          <w:b w:val="0"/>
+        </w:rPr>
         <w:t>Change one thing: B makes 8 errors in 1000. Predict the result before checking the explanation. What remains the same?</w:t>
       </w:r>
     </w:p>
@@ -860,19 +1464,69 @@
     </w:p>
     <w:p>
       <w:r>
+        <w:t>Find the unsupported step in the Effect size and practical importance claim and explain a repair using the supplied evidence.</w:t>
+      </w:r>
+    </w:p>
+    <w:p>
+      <w:pPr>
+        <w:spacing w:line="336" w:lineRule="auto" w:after="180"/>
+      </w:pPr>
+      <w:r>
+        <w:rPr>
+          <w:b w:val="0"/>
+        </w:rPr>
         <w:t>A meaningful sample effect may remain statistically uncertain; statistical significance can also concern a practically tiny effect.</w:t>
       </w:r>
     </w:p>
     <w:p>
-      <w:r>
-        <w:t>A useful check asks what would make the reasoning fail. Distinguish a failure to execute the declared procedure from a weakness in the procedure itself. The first may require a correction; the second requires an explicitly revised method and new evidence. Preserve unsuccessful cases so an improved result cannot hide the original problem.</w:t>
-      </w:r>
-    </w:p>
-    <w:p>
       <w:pPr>
         <w:pStyle w:val="Heading3"/>
       </w:pPr>
       <w:r>
+        <w:t>Check the claim against the facts</w:t>
+      </w:r>
+    </w:p>
+    <w:p>
+      <w:pPr>
+        <w:spacing w:line="336" w:lineRule="auto" w:after="180"/>
+        <w:shd w:fill="FFF5E6"/>
+      </w:pPr>
+      <w:r>
+        <w:rPr>
+          <w:b w:val="0"/>
+        </w:rPr>
+        <w:t>A useful check asks what would make the reasoning fail. Distinguish a failure to execute the declared procedure from a weakness in the procedure itself.</w:t>
+      </w:r>
+    </w:p>
+    <w:p>
+      <w:pPr>
+        <w:spacing w:line="336" w:lineRule="auto" w:after="180"/>
+        <w:shd w:fill="FFF5E6"/>
+      </w:pPr>
+      <w:r>
+        <w:rPr>
+          <w:b w:val="0"/>
+        </w:rPr>
+        <w:t xml:space="preserve">The first may require a correction; the second requires an explicitly revised method and new </w:t>
+      </w:r>
+      <w:r>
+        <w:rPr>
+          <w:b/>
+        </w:rPr>
+        <w:t>evidence</w:t>
+      </w:r>
+      <w:r>
+        <w:rPr>
+          <w:b w:val="0"/>
+        </w:rPr>
+        <w:t>. Preserve unsuccessful cases so an improved result cannot hide the original problem.</w:t>
+      </w:r>
+    </w:p>
+    <w:p>
+      <w:pPr>
+        <w:pStyle w:val="Heading3"/>
+      </w:pPr>
+      <w:r>
         <w:t>Guided: restate the worked result, then name the assumption or limitation that prevents a broader conclusion.</w:t>
       </w:r>
     </w:p>
@@ -910,8 +1564,25 @@
       </w:r>
     </w:p>
     <w:p>
-      <w:r>
-        <w:t>A report omits this qualification: A meaningful sample effect may remain statistically uncertain; statistical significance can also concern a practically tiny effect. Explain how omitting it could change a reader's interpretation, and write an accurate replacement.</w:t>
+      <w:pPr>
+        <w:spacing w:line="336" w:lineRule="auto" w:after="180"/>
+      </w:pPr>
+      <w:r>
+        <w:rPr>
+          <w:b w:val="0"/>
+        </w:rPr>
+        <w:t>A report omits this qualification: A meaningful sample effect may remain statistically uncertain; statistical significance can also concern a practically tiny effect.</w:t>
+      </w:r>
+    </w:p>
+    <w:p>
+      <w:pPr>
+        <w:spacing w:line="336" w:lineRule="auto" w:after="180"/>
+      </w:pPr>
+      <w:r>
+        <w:rPr>
+          <w:b w:val="0"/>
+        </w:rPr>
+        <w:t>Explain how omitting it could change a reader's interpretation, and write an accurate replacement.</w:t>
       </w:r>
     </w:p>
     <w:p>
@@ -962,7 +1633,54 @@
     </w:p>
     <w:p>
       <w:r>
-        <w:t>Explain the weekly mechanism in your own words. Use the worked scenario to name its input, decision rule and output.</w:t>
+        <w:t>Practise Effect size and practical importance with support, then explain the deciding step in your own words.</w:t>
+      </w:r>
+    </w:p>
+    <w:p>
+      <w:pPr>
+        <w:spacing w:line="336" w:lineRule="auto" w:after="180"/>
+      </w:pPr>
+      <w:r>
+        <w:rPr>
+          <w:b w:val="0"/>
+        </w:rPr>
+        <w:t xml:space="preserve">Explain the weekly </w:t>
+      </w:r>
+      <w:r>
+        <w:rPr>
+          <w:b/>
+        </w:rPr>
+        <w:t>mechanism</w:t>
+      </w:r>
+      <w:r>
+        <w:rPr>
+          <w:b w:val="0"/>
+        </w:rPr>
+        <w:t xml:space="preserve"> in your own words. Use the worked scenario to name its </w:t>
+      </w:r>
+      <w:r>
+        <w:rPr>
+          <w:b/>
+        </w:rPr>
+        <w:t>input</w:t>
+      </w:r>
+      <w:r>
+        <w:rPr>
+          <w:b w:val="0"/>
+        </w:rPr>
+        <w:t xml:space="preserve">, decision rule and </w:t>
+      </w:r>
+      <w:r>
+        <w:rPr>
+          <w:b/>
+        </w:rPr>
+        <w:t>output</w:t>
+      </w:r>
+      <w:r>
+        <w:rPr>
+          <w:b w:val="0"/>
+        </w:rPr>
+        <w:t>.</w:t>
       </w:r>
     </w:p>
     <w:p>
@@ -1035,8 +1753,38 @@
       </w:r>
     </w:p>
     <w:p>
-      <w:r>
-        <w:t>Use workbook W2 for the connected example “Effect size and practical importance”. First fill the input and rule boxes. Try the middle steps before asking for a hint. After a hint, try the next step yourself.</w:t>
+      <w:pPr>
+        <w:spacing w:line="336" w:lineRule="auto" w:after="180"/>
+      </w:pPr>
+      <w:r>
+        <w:rPr>
+          <w:b w:val="0"/>
+        </w:rPr>
+        <w:t>Use workbook W2 for the connected example “</w:t>
+      </w:r>
+      <w:r>
+        <w:rPr>
+          <w:b/>
+        </w:rPr>
+        <w:t>Effect size</w:t>
+      </w:r>
+      <w:r>
+        <w:rPr>
+          <w:b w:val="0"/>
+        </w:rPr>
+        <w:t xml:space="preserve"> and practical importance”. First fill the </w:t>
+      </w:r>
+      <w:r>
+        <w:rPr>
+          <w:b/>
+        </w:rPr>
+        <w:t>input</w:t>
+      </w:r>
+      <w:r>
+        <w:rPr>
+          <w:b w:val="0"/>
+        </w:rPr>
+        <w:t xml:space="preserve"> and rule boxes. Try the middle steps before asking for a hint. After a hint, try the next step yourself.</w:t>
       </w:r>
     </w:p>
     <w:tbl>
@@ -1119,7 +1867,13 @@
       </w:tr>
     </w:tbl>
     <w:p>
-      <w:r>
+      <w:pPr>
+        <w:spacing w:line="336" w:lineRule="auto" w:after="180"/>
+      </w:pPr>
+      <w:r>
+        <w:rPr>
+          <w:b w:val="0"/>
+        </w:rPr>
         <w:t>Explain your trace to a partner. Your partner points to one step to check. Swap roles on the next case. Each person writes their own explanation.</w:t>
       </w:r>
     </w:p>
@@ -1132,12 +1886,47 @@
       </w:r>
     </w:p>
     <w:p>
-      <w:r>
-        <w:t>Use the worked case for Effect size and practical importance. Proposed explanation: “The worked result establishes every future case”. Decide whether this explanation is supported. Point to the step or supplied fact that decides; explain your repair if needed.</w:t>
-      </w:r>
-    </w:p>
-    <w:p>
-      <w:r>
+      <w:pPr>
+        <w:spacing w:line="336" w:lineRule="auto" w:after="180"/>
+      </w:pPr>
+      <w:r>
+        <w:rPr>
+          <w:b w:val="0"/>
+        </w:rPr>
+        <w:t xml:space="preserve">Use the worked case for </w:t>
+      </w:r>
+      <w:r>
+        <w:rPr>
+          <w:b/>
+        </w:rPr>
+        <w:t>Effect size</w:t>
+      </w:r>
+      <w:r>
+        <w:rPr>
+          <w:b w:val="0"/>
+        </w:rPr>
+        <w:t xml:space="preserve"> and practical importance. Proposed explanation: “The worked result establishes every future case”. Decide whether this explanation is supported.</w:t>
+      </w:r>
+    </w:p>
+    <w:p>
+      <w:pPr>
+        <w:spacing w:line="336" w:lineRule="auto" w:after="180"/>
+      </w:pPr>
+      <w:r>
+        <w:rPr>
+          <w:b w:val="0"/>
+        </w:rPr>
+        <w:t>Point to the step or supplied fact that decides; explain your repair if needed.</w:t>
+      </w:r>
+    </w:p>
+    <w:p>
+      <w:pPr>
+        <w:spacing w:line="336" w:lineRule="auto" w:after="180"/>
+      </w:pPr>
+      <w:r>
+        <w:rPr>
+          <w:b w:val="0"/>
+        </w:rPr>
         <w:t>Answer on your own before discussion. If you are unsure, say which step you need help with.</w:t>
       </w:r>
     </w:p>
@@ -1150,7 +1939,14 @@
       </w:r>
     </w:p>
     <w:p>
-      <w:r>
+      <w:pPr>
+        <w:spacing w:line="336" w:lineRule="auto" w:after="180"/>
+        <w:shd w:fill="F5F1FB"/>
+      </w:pPr>
+      <w:r>
+        <w:rPr>
+          <w:b w:val="0"/>
+        </w:rPr>
         <w:t>Calculate the absolute error-rate reduction from 20/1000 to 15/1000. Does it meet the ten-fewer-errors threshold, and what changes when B has eight errors?</w:t>
       </w:r>
     </w:p>
@@ -1183,7 +1979,13 @@
       </w:r>
     </w:p>
     <w:p>
-      <w:r>
+      <w:pPr>
+        <w:spacing w:line="336" w:lineRule="auto" w:after="180"/>
+      </w:pPr>
+      <w:r>
+        <w:rPr>
+          <w:b w:val="0"/>
+        </w:rPr>
         <w:t>This is supported practice. Keep the separately named independent case for an attempt before feedback.</w:t>
       </w:r>
     </w:p>
@@ -1196,6 +1998,11 @@
       </w:r>
     </w:p>
     <w:p>
+      <w:r>
+        <w:t>Investigate Effect size and practical importance. Record the prediction, actual observation or labelled paper trace, explanation and next test separately.</w:t>
+      </w:r>
+    </w:p>
+    <w:p>
       <w:pPr>
         <w:pStyle w:val="Heading3"/>
       </w:pPr>
@@ -1204,7 +2011,13 @@
       </w:r>
     </w:p>
     <w:p>
-      <w:r>
+      <w:pPr>
+        <w:spacing w:line="336" w:lineRule="auto" w:after="180"/>
+      </w:pPr>
+      <w:r>
+        <w:rPr>
+          <w:b w:val="0"/>
+        </w:rPr>
         <w:t>Baseline times10, 12, 8; candidate8, 9, 7 seconds. Useful gain threshold2 seconds. Show the intermediate steps and give the conclusion with its scope.</w:t>
       </w:r>
     </w:p>
@@ -1365,7 +2178,13 @@
       </w:tr>
     </w:tbl>
     <w:p>
-      <w:r>
+      <w:pPr>
+        <w:spacing w:line="336" w:lineRule="auto" w:after="180"/>
+      </w:pPr>
+      <w:r>
+        <w:rPr>
+          <w:b w:val="0"/>
+        </w:rPr>
         <w:t>On paper, trace the supplied procedure. If code is provided, predict before running it in a local practice file. Never write an expected answer as though it were an observed run.</w:t>
       </w:r>
     </w:p>
@@ -1378,7 +2197,13 @@
       </w:r>
     </w:p>
     <w:p>
-      <w:r>
+      <w:pPr>
+        <w:spacing w:line="336" w:lineRule="auto" w:after="180"/>
+      </w:pPr>
+      <w:r>
+        <w:rPr>
+          <w:b w:val="0"/>
+        </w:rPr>
         <w:t>Before trying: what do I expect, and why? While trying: which step could first go wrong? Afterwards: what did I actually observe, and what should change? Keep “not run” if you only traced the procedure.</w:t>
       </w:r>
     </w:p>
@@ -1391,6 +2216,11 @@
       </w:r>
     </w:p>
     <w:p>
+      <w:r>
+        <w:t>Move from recall to tracing, diagnosis and transfer in Effect size and practical importance. Explain why each step is justified.</w:t>
+      </w:r>
+    </w:p>
+    <w:p>
       <w:pPr>
         <w:pStyle w:val="Heading3"/>
       </w:pPr>
@@ -1399,18 +2229,94 @@
       </w:r>
     </w:p>
     <w:p>
-      <w:r>
-        <w:t>Explain the weekly mechanism in your own words. Use the worked scenario to name its input, decision rule and output.</w:t>
-      </w:r>
-    </w:p>
-    <w:p>
-      <w:r>
-        <w:t>A report omits this qualification: A meaningful sample effect may remain statistically uncertain; statistical significance can also concern a practically tiny effect. Explain how omitting it could change a reader's interpretation, and write an accurate replacement.</w:t>
-      </w:r>
-    </w:p>
-    <w:p>
-      <w:r>
-        <w:t>For the worked scenario, propose one additional case that could reveal a failure, describe its expected outcome before running it, and explain what would need to remain fixed for a fair comparison. Do not reuse W4 as a new final test after receiving feedback.</w:t>
+      <w:pPr>
+        <w:spacing w:line="336" w:lineRule="auto" w:after="180"/>
+      </w:pPr>
+      <w:r>
+        <w:rPr>
+          <w:b w:val="0"/>
+        </w:rPr>
+        <w:t xml:space="preserve">Explain the weekly </w:t>
+      </w:r>
+      <w:r>
+        <w:rPr>
+          <w:b/>
+        </w:rPr>
+        <w:t>mechanism</w:t>
+      </w:r>
+      <w:r>
+        <w:rPr>
+          <w:b w:val="0"/>
+        </w:rPr>
+        <w:t xml:space="preserve"> in your own words. Use the worked scenario to name its </w:t>
+      </w:r>
+      <w:r>
+        <w:rPr>
+          <w:b/>
+        </w:rPr>
+        <w:t>input</w:t>
+      </w:r>
+      <w:r>
+        <w:rPr>
+          <w:b w:val="0"/>
+        </w:rPr>
+        <w:t xml:space="preserve">, decision rule and </w:t>
+      </w:r>
+      <w:r>
+        <w:rPr>
+          <w:b/>
+        </w:rPr>
+        <w:t>output</w:t>
+      </w:r>
+      <w:r>
+        <w:rPr>
+          <w:b w:val="0"/>
+        </w:rPr>
+        <w:t>.</w:t>
+      </w:r>
+    </w:p>
+    <w:p>
+      <w:pPr>
+        <w:spacing w:line="336" w:lineRule="auto" w:after="180"/>
+      </w:pPr>
+      <w:r>
+        <w:rPr>
+          <w:b w:val="0"/>
+        </w:rPr>
+        <w:t>A report omits this qualification: A meaningful sample effect may remain statistically uncertain; statistical significance can also concern a practically tiny effect.</w:t>
+      </w:r>
+    </w:p>
+    <w:p>
+      <w:pPr>
+        <w:spacing w:line="336" w:lineRule="auto" w:after="180"/>
+      </w:pPr>
+      <w:r>
+        <w:rPr>
+          <w:b w:val="0"/>
+        </w:rPr>
+        <w:t>Explain how omitting it could change a reader's interpretation, and write an accurate replacement.</w:t>
+      </w:r>
+    </w:p>
+    <w:p>
+      <w:pPr>
+        <w:spacing w:line="336" w:lineRule="auto" w:after="180"/>
+      </w:pPr>
+      <w:r>
+        <w:rPr>
+          <w:b w:val="0"/>
+        </w:rPr>
+        <w:t>For the worked scenario, propose one additional case that could reveal a failure, describe its expected outcome before running it, and explain what would need to remain fixed for a fair comparison.</w:t>
+      </w:r>
+    </w:p>
+    <w:p>
+      <w:pPr>
+        <w:spacing w:line="336" w:lineRule="auto" w:after="180"/>
+      </w:pPr>
+      <w:r>
+        <w:rPr>
+          <w:b w:val="0"/>
+        </w:rPr>
+        <w:t>Do not reuse W4 as a new final test after receiving feedback.</w:t>
       </w:r>
     </w:p>
     <w:p>
@@ -1456,7 +2362,101 @@
     </w:p>
     <w:p>
       <w:r>
-        <w:t>Add a labelled effect size and practical importance evidence sheet to Reproducible AI Research Study. Show how you can explain the mechanism and terminology of effect size and practical importance. Use the supplied fictional case and keep its inputs, intermediate steps, calculation or prediction, and limitation. Connect this record to last week’s record; a matching answer without a trace is insufficient.</w:t>
+        <w:t>Apply this week’s idea to Reproducible AI Research Study. Keep an annotated decision and the evidence supporting it.</w:t>
+      </w:r>
+    </w:p>
+    <w:p>
+      <w:pPr>
+        <w:spacing w:line="336" w:lineRule="auto" w:after="180"/>
+      </w:pPr>
+      <w:r>
+        <w:rPr>
+          <w:b w:val="0"/>
+        </w:rPr>
+        <w:t xml:space="preserve">Add a labelled </w:t>
+      </w:r>
+      <w:r>
+        <w:rPr>
+          <w:b/>
+        </w:rPr>
+        <w:t>effect size</w:t>
+      </w:r>
+      <w:r>
+        <w:rPr>
+          <w:b w:val="0"/>
+        </w:rPr>
+        <w:t xml:space="preserve"> and practical importance </w:t>
+      </w:r>
+      <w:r>
+        <w:rPr>
+          <w:b/>
+        </w:rPr>
+        <w:t>evidence</w:t>
+      </w:r>
+      <w:r>
+        <w:rPr>
+          <w:b w:val="0"/>
+        </w:rPr>
+        <w:t xml:space="preserve"> sheet to Reproducible AI Research Study. Show how you can explain the </w:t>
+      </w:r>
+      <w:r>
+        <w:rPr>
+          <w:b/>
+        </w:rPr>
+        <w:t>mechanism</w:t>
+      </w:r>
+      <w:r>
+        <w:rPr>
+          <w:b w:val="0"/>
+        </w:rPr>
+        <w:t xml:space="preserve"> and terminology of </w:t>
+      </w:r>
+      <w:r>
+        <w:rPr>
+          <w:b/>
+        </w:rPr>
+        <w:t>effect size</w:t>
+      </w:r>
+      <w:r>
+        <w:rPr>
+          <w:b w:val="0"/>
+        </w:rPr>
+        <w:t xml:space="preserve"> and practical importance.</w:t>
+      </w:r>
+    </w:p>
+    <w:p>
+      <w:pPr>
+        <w:spacing w:line="336" w:lineRule="auto" w:after="180"/>
+      </w:pPr>
+      <w:r>
+        <w:rPr>
+          <w:b w:val="0"/>
+        </w:rPr>
+        <w:t xml:space="preserve">Use the supplied fictional case and keep its </w:t>
+      </w:r>
+      <w:r>
+        <w:rPr>
+          <w:b/>
+        </w:rPr>
+        <w:t>input</w:t>
+      </w:r>
+      <w:r>
+        <w:rPr>
+          <w:b w:val="0"/>
+        </w:rPr>
+        <w:t xml:space="preserve">s, intermediate steps, calculation or </w:t>
+      </w:r>
+      <w:r>
+        <w:rPr>
+          <w:b/>
+        </w:rPr>
+        <w:t>prediction</w:t>
+      </w:r>
+      <w:r>
+        <w:rPr>
+          <w:b w:val="0"/>
+        </w:rPr>
+        <w:t>, and limitation. Connect this record to last week’s record; a matching answer without a trace is insufficient.</w:t>
       </w:r>
     </w:p>
     <w:tbl>
@@ -1584,7 +2584,13 @@
       </w:r>
     </w:p>
     <w:p>
-      <w:r>
+      <w:pPr>
+        <w:spacing w:line="336" w:lineRule="auto" w:after="180"/>
+      </w:pPr>
+      <w:r>
+        <w:rPr>
+          <w:b w:val="0"/>
+        </w:rPr>
         <w:t>For the Reproducible AI Research Study, retain an annotated worked trace and the changed-case reasoning. Connect the claim to its records, units and assumptions so another investigator can challenge or reproduce it.</w:t>
       </w:r>
     </w:p>
@@ -1598,7 +2604,29 @@
     </w:p>
     <w:p>
       <w:r>
-        <w:t>Complete the supported workbook tasks before attempting W4 independently. Record any hints or help used. After feedback, use the teacher's fresh retry rather than copying the earlier answer. For a project, select a relevant new case, predict the outcome from the declared rule and preserve the result alongside any revision.</w:t>
+        <w:t>Use a genuinely new case for independent evidence. Previously discussed examples remain practice; use the separately named independent case before feedback.</w:t>
+      </w:r>
+    </w:p>
+    <w:p>
+      <w:pPr>
+        <w:spacing w:line="336" w:lineRule="auto" w:after="180"/>
+      </w:pPr>
+      <w:r>
+        <w:rPr>
+          <w:b w:val="0"/>
+        </w:rPr>
+        <w:t>Complete the supported workbook tasks before attempting W4 independently. Record any hints or help used. After feedback, use the teacher's fresh retry rather than copying the earlier answer.</w:t>
+      </w:r>
+    </w:p>
+    <w:p>
+      <w:pPr>
+        <w:spacing w:line="336" w:lineRule="auto" w:after="180"/>
+      </w:pPr>
+      <w:r>
+        <w:rPr>
+          <w:b w:val="0"/>
+        </w:rPr>
+        <w:t>For a project, select a relevant new case, predict the outcome from the declared rule and preserve the result alongside any revision.</w:t>
       </w:r>
     </w:p>
     <w:p>
@@ -1635,8 +2663,25 @@
       </w:r>
     </w:p>
     <w:p>
-      <w:r>
-        <w:t>For the worked scenario, propose one additional case that could reveal a failure, describe its expected outcome before running it, and explain what would need to remain fixed for a fair comparison. Do not reuse W4 as a new final test after receiving feedback.</w:t>
+      <w:pPr>
+        <w:spacing w:line="336" w:lineRule="auto" w:after="180"/>
+      </w:pPr>
+      <w:r>
+        <w:rPr>
+          <w:b w:val="0"/>
+        </w:rPr>
+        <w:t>For the worked scenario, propose one additional case that could reveal a failure, describe its expected outcome before running it, and explain what would need to remain fixed for a fair comparison.</w:t>
+      </w:r>
+    </w:p>
+    <w:p>
+      <w:pPr>
+        <w:spacing w:line="336" w:lineRule="auto" w:after="180"/>
+      </w:pPr>
+      <w:r>
+        <w:rPr>
+          <w:b w:val="0"/>
+        </w:rPr>
+        <w:t>Do not reuse W4 as a new final test after receiving feedback.</w:t>
       </w:r>
     </w:p>
     <w:p>
@@ -1673,6 +2718,11 @@
       </w:pPr>
       <w:r>
         <w:t>13. Study a complete case</w:t>
+      </w:r>
+    </w:p>
+    <w:p>
+      <w:r>
+        <w:t>Revisit the complete Effect size and practical importance case for supported practice. Repeated examples do not become fresh assessments.</w:t>
       </w:r>
     </w:p>
     <w:p>
@@ -1776,8 +2826,26 @@
       </w:r>
     </w:p>
     <w:p>
-      <w:r>
-        <w:t>Follow the input through the stated procedure to its result. Cover the result first, predict it, then explain every intermediate step. The text/table accompanies the figure so the example can be read without colour.</w:t>
+      <w:pPr>
+        <w:spacing w:line="336" w:lineRule="auto" w:after="180"/>
+      </w:pPr>
+      <w:r>
+        <w:rPr>
+          <w:b w:val="0"/>
+        </w:rPr>
+        <w:t xml:space="preserve">Follow the </w:t>
+      </w:r>
+      <w:r>
+        <w:rPr>
+          <w:b/>
+        </w:rPr>
+        <w:t>input</w:t>
+      </w:r>
+      <w:r>
+        <w:rPr>
+          <w:b w:val="0"/>
+        </w:rPr>
+        <w:t xml:space="preserve"> through the stated procedure to its result. Cover the result first, predict it, then explain every intermediate step. The text/table accompanies the figure so the example can be read without colour.</w:t>
       </w:r>
     </w:p>
     <w:p>
@@ -1827,6 +2895,11 @@
       </w:r>
     </w:p>
     <w:p>
+      <w:r>
+        <w:t>Attempt the reserved new case before feedback. Record support; the earlier examples below remain additional practice.</w:t>
+      </w:r>
+    </w:p>
+    <w:p>
       <w:pPr>
         <w:pStyle w:val="Heading3"/>
       </w:pPr>
@@ -1835,7 +2908,13 @@
       </w:r>
     </w:p>
     <w:p>
-      <w:r>
+      <w:pPr>
+        <w:spacing w:line="336" w:lineRule="auto" w:after="180"/>
+      </w:pPr>
+      <w:r>
+        <w:rPr>
+          <w:b w:val="0"/>
+        </w:rPr>
         <w:t>Baseline6, 8, 10; candidate5, 7, 9. Useful mean gain at least1.5. Decide.</w:t>
       </w:r>
     </w:p>
@@ -1883,7 +2962,13 @@
       </w:r>
     </w:p>
     <w:p>
-      <w:r>
+      <w:pPr>
+        <w:spacing w:line="336" w:lineRule="auto" w:after="180"/>
+      </w:pPr>
+      <w:r>
+        <w:rPr>
+          <w:b w:val="0"/>
+        </w:rPr>
         <w:t>Attempt this case before feedback. Record any help. Earlier examples below are further practice; a case already practised with feedback cannot establish fresh transfer.</w:t>
       </w:r>
     </w:p>
@@ -1896,7 +2981,13 @@
       </w:r>
     </w:p>
     <w:p>
-      <w:r>
+      <w:pPr>
+        <w:spacing w:line="336" w:lineRule="auto" w:after="180"/>
+      </w:pPr>
+      <w:r>
+        <w:rPr>
+          <w:b w:val="0"/>
+        </w:rPr>
         <w:t>Baseline6, 8, 10; candidate5, 7, 9. Useful mean gain at least1.5. Decide.</w:t>
       </w:r>
     </w:p>
@@ -1949,7 +3040,13 @@
       </w:r>
     </w:p>
     <w:p>
-      <w:r>
+      <w:pPr>
+        <w:spacing w:line="336" w:lineRule="auto" w:after="180"/>
+      </w:pPr>
+      <w:r>
+        <w:rPr>
+          <w:b w:val="0"/>
+        </w:rPr>
         <w:t>Record support used: none, hint or teacher explanation. After feedback, a different case is needed to demonstrate independence.</w:t>
       </w:r>
     </w:p>
@@ -1962,8 +3059,25 @@
       </w:r>
     </w:p>
     <w:p>
-      <w:r>
-        <w:t>Attempt the independent case before hints. Record whether you worked alone, used a hint or followed a model. After feedback, fix the first unsupported step and explain why it changed. A later check uses a changed case, not a copied answer.</w:t>
+      <w:pPr>
+        <w:spacing w:line="336" w:lineRule="auto" w:after="180"/>
+      </w:pPr>
+      <w:r>
+        <w:rPr>
+          <w:b w:val="0"/>
+        </w:rPr>
+        <w:t>Attempt the independent case before hints. Record whether you worked alone, used a hint or followed a model. After feedback, fix the first unsupported step and explain why it changed.</w:t>
+      </w:r>
+    </w:p>
+    <w:p>
+      <w:pPr>
+        <w:spacing w:line="336" w:lineRule="auto" w:after="180"/>
+      </w:pPr>
+      <w:r>
+        <w:rPr>
+          <w:b w:val="0"/>
+        </w:rPr>
+        <w:t>A later check uses a changed case, not a copied answer.</w:t>
       </w:r>
     </w:p>
     <w:p>
@@ -1976,7 +3090,42 @@
     </w:p>
     <w:p>
       <w:r>
-        <w:t>Start with this question: An improvement with a practical threshold. A team compares error rates against a predeclared practical threshold.</w:t>
+        <w:t>Use this map to navigate Effect size and practical importance, connect the goals to tasks and keep one evidence record for each attempt.</w:t>
+      </w:r>
+    </w:p>
+    <w:p>
+      <w:pPr>
+        <w:spacing w:line="336" w:lineRule="auto" w:after="180"/>
+      </w:pPr>
+      <w:r>
+        <w:rPr>
+          <w:b w:val="0"/>
+        </w:rPr>
+        <w:t xml:space="preserve">Start with this question: An improvement with a </w:t>
+      </w:r>
+      <w:r>
+        <w:rPr>
+          <w:b/>
+        </w:rPr>
+        <w:t>practical threshold</w:t>
+      </w:r>
+      <w:r>
+        <w:rPr>
+          <w:b w:val="0"/>
+        </w:rPr>
+        <w:t xml:space="preserve">. A team compares error rates against a predeclared </w:t>
+      </w:r>
+      <w:r>
+        <w:rPr>
+          <w:b/>
+        </w:rPr>
+        <w:t>practical threshold</w:t>
+      </w:r>
+      <w:r>
+        <w:rPr>
+          <w:b w:val="0"/>
+        </w:rPr>
+        <w:t>.</w:t>
       </w:r>
     </w:p>
     <w:tbl>
@@ -2082,13 +3231,61 @@
       </w:tr>
     </w:tbl>
     <w:p>
-      <w:r>
-        <w:t>Remember → watch and explain → try with help → investigate → try independently → keep project evidence. Your teacher may spread this lesson across several classes.</w:t>
-      </w:r>
-    </w:p>
-    <w:p>
-      <w:r>
-        <w:t>Keep your first prediction. Compare it with what the evidence shows and explain any change.</w:t>
+      <w:pPr>
+        <w:spacing w:line="336" w:lineRule="auto" w:after="180"/>
+      </w:pPr>
+      <w:r>
+        <w:rPr>
+          <w:b w:val="0"/>
+        </w:rPr>
+        <w:t xml:space="preserve">Remember → watch and explain → try with help → investigate → try independently → keep project </w:t>
+      </w:r>
+      <w:r>
+        <w:rPr>
+          <w:b/>
+        </w:rPr>
+        <w:t>evidence</w:t>
+      </w:r>
+      <w:r>
+        <w:rPr>
+          <w:b w:val="0"/>
+        </w:rPr>
+        <w:t>. Your teacher may spread this lesson across several classes.</w:t>
+      </w:r>
+    </w:p>
+    <w:p>
+      <w:pPr>
+        <w:spacing w:line="336" w:lineRule="auto" w:after="180"/>
+      </w:pPr>
+      <w:r>
+        <w:rPr>
+          <w:b w:val="0"/>
+        </w:rPr>
+        <w:t xml:space="preserve">Keep your first </w:t>
+      </w:r>
+      <w:r>
+        <w:rPr>
+          <w:b/>
+        </w:rPr>
+        <w:t>prediction</w:t>
+      </w:r>
+      <w:r>
+        <w:rPr>
+          <w:b w:val="0"/>
+        </w:rPr>
+        <w:t xml:space="preserve">. Compare it with what the </w:t>
+      </w:r>
+      <w:r>
+        <w:rPr>
+          <w:b/>
+        </w:rPr>
+        <w:t>evidence</w:t>
+      </w:r>
+      <w:r>
+        <w:rPr>
+          <w:b w:val="0"/>
+        </w:rPr>
+        <w:t xml:space="preserve"> shows and explain any change.</w:t>
       </w:r>
     </w:p>
     <w:p>
@@ -2101,7 +3298,42 @@
     </w:p>
     <w:p>
       <w:r>
-        <w:t>Close your notes. Explain this goal in your own words: Explain the mechanism and terminology of effect size and practical importance</w:t>
+        <w:t>Explain Effect size and practical importance without notes, identify a remaining question and plan a later check with a changed case.</w:t>
+      </w:r>
+    </w:p>
+    <w:p>
+      <w:pPr>
+        <w:spacing w:line="336" w:lineRule="auto" w:after="180"/>
+      </w:pPr>
+      <w:r>
+        <w:rPr>
+          <w:b w:val="0"/>
+        </w:rPr>
+        <w:t xml:space="preserve">Close your notes. Explain this goal in your own words: Explain the </w:t>
+      </w:r>
+      <w:r>
+        <w:rPr>
+          <w:b/>
+        </w:rPr>
+        <w:t>mechanism</w:t>
+      </w:r>
+      <w:r>
+        <w:rPr>
+          <w:b w:val="0"/>
+        </w:rPr>
+        <w:t xml:space="preserve"> and terminology of </w:t>
+      </w:r>
+      <w:r>
+        <w:rPr>
+          <w:b/>
+        </w:rPr>
+        <w:t>effect size</w:t>
+      </w:r>
+      <w:r>
+        <w:rPr>
+          <w:b w:val="0"/>
+        </w:rPr>
+        <w:t xml:space="preserve"> and practical importance</w:t>
       </w:r>
     </w:p>
     <w:p>
@@ -2138,13 +3370,61 @@
       </w:r>
     </w:p>
     <w:p>
-      <w:r>
-        <w:t>If you are unsure, return to the worked picture and explain one arrow. If you are ready, change an input or assumption and justify your prediction.</w:t>
-      </w:r>
-    </w:p>
-    <w:p>
-      <w:r>
-        <w:t>Save your workbook evidence. At the next review, try a different case before opening your old answer.</w:t>
+      <w:pPr>
+        <w:spacing w:line="336" w:lineRule="auto" w:after="180"/>
+      </w:pPr>
+      <w:r>
+        <w:rPr>
+          <w:b w:val="0"/>
+        </w:rPr>
+        <w:t xml:space="preserve">If you are unsure, return to the worked picture and explain one arrow. If you are ready, change an </w:t>
+      </w:r>
+      <w:r>
+        <w:rPr>
+          <w:b/>
+        </w:rPr>
+        <w:t>input</w:t>
+      </w:r>
+      <w:r>
+        <w:rPr>
+          <w:b w:val="0"/>
+        </w:rPr>
+        <w:t xml:space="preserve"> or assumption and justify your </w:t>
+      </w:r>
+      <w:r>
+        <w:rPr>
+          <w:b/>
+        </w:rPr>
+        <w:t>prediction</w:t>
+      </w:r>
+      <w:r>
+        <w:rPr>
+          <w:b w:val="0"/>
+        </w:rPr>
+        <w:t>.</w:t>
+      </w:r>
+    </w:p>
+    <w:p>
+      <w:pPr>
+        <w:spacing w:line="336" w:lineRule="auto" w:after="180"/>
+      </w:pPr>
+      <w:r>
+        <w:rPr>
+          <w:b w:val="0"/>
+        </w:rPr>
+        <w:t xml:space="preserve">Save your workbook </w:t>
+      </w:r>
+      <w:r>
+        <w:rPr>
+          <w:b/>
+        </w:rPr>
+        <w:t>evidence</w:t>
+      </w:r>
+      <w:r>
+        <w:rPr>
+          <w:b w:val="0"/>
+        </w:rPr>
+        <w:t>. At the next review, try a different case before opening your old answer.</w:t>
       </w:r>
     </w:p>
     <w:p>
@@ -2157,12 +3437,53 @@
     </w:p>
     <w:p>
       <w:r>
+        <w:t>Attempt supported questions before using hints or feedback. Review a missing building block, then keep the completed work.</w:t>
+      </w:r>
+    </w:p>
+    <w:p>
+      <w:pPr>
+        <w:spacing w:line="336" w:lineRule="auto" w:after="180"/>
+      </w:pPr>
+      <w:r>
+        <w:rPr>
+          <w:b w:val="0"/>
+        </w:rPr>
         <w:t>Use this supported practice once, in the browser or on paper. Keep the reserved independent assessment for a separate first attempt before teacher feedback.</w:t>
       </w:r>
     </w:p>
     <w:p>
-      <w:r>
-        <w:t>An improvement with a practical threshold. A team compares error rates against a predeclared practical threshold.</w:t>
+      <w:pPr>
+        <w:spacing w:line="336" w:lineRule="auto" w:after="180"/>
+      </w:pPr>
+      <w:r>
+        <w:rPr>
+          <w:b w:val="0"/>
+        </w:rPr>
+        <w:t xml:space="preserve">An improvement with a </w:t>
+      </w:r>
+      <w:r>
+        <w:rPr>
+          <w:b/>
+        </w:rPr>
+        <w:t>practical threshold</w:t>
+      </w:r>
+      <w:r>
+        <w:rPr>
+          <w:b w:val="0"/>
+        </w:rPr>
+        <w:t xml:space="preserve">. A team compares error rates against a predeclared </w:t>
+      </w:r>
+      <w:r>
+        <w:rPr>
+          <w:b/>
+        </w:rPr>
+        <w:t>practical threshold</w:t>
+      </w:r>
+      <w:r>
+        <w:rPr>
+          <w:b w:val="0"/>
+        </w:rPr>
+        <w:t>.</w:t>
       </w:r>
     </w:p>
     <w:p>
@@ -2174,23 +3495,62 @@
       </w:r>
     </w:p>
     <w:p>
-      <w:r>
+      <w:pPr>
+        <w:spacing w:line="336" w:lineRule="auto" w:after="180"/>
+      </w:pPr>
+      <w:r>
+        <w:rPr>
+          <w:b w:val="0"/>
+        </w:rPr>
         <w:t>Which labelled step matches this detail? Five is less than ten, so the observed change misses this threshold.</w:t>
       </w:r>
     </w:p>
     <w:p>
-      <w:r>
-        <w:t>1. Apply practical threshold</w:t>
-      </w:r>
-    </w:p>
-    <w:p>
-      <w:r>
+      <w:pPr>
+        <w:spacing w:line="336" w:lineRule="auto" w:after="180"/>
+        <w:shd w:fill="F4F9FC"/>
+      </w:pPr>
+      <w:r>
+        <w:rPr>
+          <w:b w:val="0"/>
+        </w:rPr>
+        <w:t xml:space="preserve">1. Apply </w:t>
+      </w:r>
+      <w:r>
+        <w:rPr>
+          <w:b/>
+        </w:rPr>
+        <w:t>practical threshold</w:t>
+      </w:r>
+    </w:p>
+    <w:p>
+      <w:pPr>
+        <w:spacing w:line="336" w:lineRule="auto" w:after="180"/>
+        <w:shd w:fill="F4F9FC"/>
+      </w:pPr>
+      <w:r>
+        <w:rPr>
+          <w:b w:val="0"/>
+        </w:rPr>
         <w:t>2. Compute rates</w:t>
       </w:r>
     </w:p>
     <w:p>
-      <w:r>
-        <w:t>3. Compute effect size</w:t>
+      <w:pPr>
+        <w:spacing w:line="336" w:lineRule="auto" w:after="180"/>
+        <w:shd w:fill="F4F9FC"/>
+      </w:pPr>
+      <w:r>
+        <w:rPr>
+          <w:b w:val="0"/>
+        </w:rPr>
+        <w:t xml:space="preserve">3. Compute </w:t>
+      </w:r>
+      <w:r>
+        <w:rPr>
+          <w:b/>
+        </w:rPr>
+        <w:t>effect size</w:t>
       </w:r>
     </w:p>
     <w:p>
@@ -2227,41 +3587,179 @@
       </w:r>
     </w:p>
     <w:p>
-      <w:r>
+      <w:pPr>
+        <w:pStyle w:val="Heading3"/>
+      </w:pPr>
+      <w:r>
+        <w:t>Hint · try first</w:t>
+      </w:r>
+    </w:p>
+    <w:p>
+      <w:pPr>
+        <w:spacing w:line="336" w:lineRule="auto" w:after="180"/>
+        <w:shd w:fill="F1F6F8"/>
+      </w:pPr>
+      <w:r>
+        <w:rPr>
+          <w:b w:val="0"/>
+        </w:rPr>
         <w:t>Hint if needed: Read the steps in the pictorial case. Match the supplied detail to the stage that performs or records it.</w:t>
       </w:r>
     </w:p>
     <w:p>
-      <w:r>
-        <w:t>After your attempt, compare with the supported explanation: Apply practical threshold Five is less than ten, so the observed change misses this threshold. Effect size describes how much the outcome changes. Practical importance depends on the real decision criterion; relative changes can sound large while absolute changes remain small.</w:t>
-      </w:r>
-    </w:p>
-    <w:p>
       <w:pPr>
         <w:pStyle w:val="Heading3"/>
       </w:pPr>
       <w:r>
+        <w:t>Feedback · compare after trying</w:t>
+      </w:r>
+    </w:p>
+    <w:p>
+      <w:pPr>
+        <w:spacing w:line="336" w:lineRule="auto" w:after="180"/>
+        <w:shd w:fill="F1F6FC"/>
+      </w:pPr>
+      <w:r>
+        <w:rPr>
+          <w:b w:val="0"/>
+        </w:rPr>
+        <w:t xml:space="preserve">After your attempt, compare with the supported explanation: Apply </w:t>
+      </w:r>
+      <w:r>
+        <w:rPr>
+          <w:b/>
+        </w:rPr>
+        <w:t>practical threshold</w:t>
+      </w:r>
+      <w:r>
+        <w:rPr>
+          <w:b w:val="0"/>
+        </w:rPr>
+        <w:t xml:space="preserve"> Five is less than ten, so the observed change misses this threshold. </w:t>
+      </w:r>
+      <w:r>
+        <w:rPr>
+          <w:b/>
+        </w:rPr>
+        <w:t>Effect size</w:t>
+      </w:r>
+      <w:r>
+        <w:rPr>
+          <w:b w:val="0"/>
+        </w:rPr>
+        <w:t xml:space="preserve"> describes how much the outcome changes.</w:t>
+      </w:r>
+    </w:p>
+    <w:p>
+      <w:pPr>
+        <w:spacing w:line="336" w:lineRule="auto" w:after="180"/>
+        <w:shd w:fill="F1F6FC"/>
+      </w:pPr>
+      <w:r>
+        <w:rPr>
+          <w:b w:val="0"/>
+        </w:rPr>
+        <w:t>Practical importance depends on the real decision criterion; relative changes can sound large while absolute changes remain small.</w:t>
+      </w:r>
+    </w:p>
+    <w:p>
+      <w:pPr>
+        <w:pStyle w:val="Heading3"/>
+      </w:pPr>
+      <w:r>
         <w:t>Practice 2: explain the deciding evidence</w:t>
       </w:r>
     </w:p>
     <w:p>
-      <w:r>
+      <w:pPr>
+        <w:pStyle w:val="Heading3"/>
+      </w:pPr>
+      <w:r>
+        <w:t>Changed case · predict first</w:t>
+      </w:r>
+    </w:p>
+    <w:p>
+      <w:pPr>
+        <w:spacing w:line="336" w:lineRule="auto" w:after="180"/>
+        <w:shd w:fill="F5F1FB"/>
+      </w:pPr>
+      <w:r>
+        <w:rPr>
+          <w:b w:val="0"/>
+        </w:rPr>
         <w:t>Changed-case practice: B makes 8 errors in 1000. Which conclusion is supported by the supplied facts?</w:t>
       </w:r>
     </w:p>
     <w:p>
-      <w:r>
-        <w:t>1. The reduction becomes 12 per 1000 and meets the stated practical threshold.</w:t>
-      </w:r>
-    </w:p>
-    <w:p>
-      <w:r>
-        <w:t>2. This one example guarantees correct results for every future input.</w:t>
-      </w:r>
-    </w:p>
-    <w:p>
-      <w:r>
-        <w:t>3. We can decide the result without examining the changed input or the procedure.</w:t>
+      <w:pPr>
+        <w:spacing w:line="336" w:lineRule="auto" w:after="180"/>
+        <w:shd w:fill="F4F9FC"/>
+      </w:pPr>
+      <w:r>
+        <w:rPr>
+          <w:b w:val="0"/>
+        </w:rPr>
+        <w:t xml:space="preserve">1. The reduction becomes 12 per 1000 and meets the stated </w:t>
+      </w:r>
+      <w:r>
+        <w:rPr>
+          <w:b/>
+        </w:rPr>
+        <w:t>practical threshold</w:t>
+      </w:r>
+      <w:r>
+        <w:rPr>
+          <w:b w:val="0"/>
+        </w:rPr>
+        <w:t>.</w:t>
+      </w:r>
+    </w:p>
+    <w:p>
+      <w:pPr>
+        <w:spacing w:line="336" w:lineRule="auto" w:after="180"/>
+        <w:shd w:fill="F4F9FC"/>
+      </w:pPr>
+      <w:r>
+        <w:rPr>
+          <w:b w:val="0"/>
+        </w:rPr>
+        <w:t xml:space="preserve">2. This one example guarantees correct results for every future </w:t>
+      </w:r>
+      <w:r>
+        <w:rPr>
+          <w:b/>
+        </w:rPr>
+        <w:t>input</w:t>
+      </w:r>
+      <w:r>
+        <w:rPr>
+          <w:b w:val="0"/>
+        </w:rPr>
+        <w:t>.</w:t>
+      </w:r>
+    </w:p>
+    <w:p>
+      <w:pPr>
+        <w:spacing w:line="336" w:lineRule="auto" w:after="180"/>
+        <w:shd w:fill="F4F9FC"/>
+      </w:pPr>
+      <w:r>
+        <w:rPr>
+          <w:b w:val="0"/>
+        </w:rPr>
+        <w:t xml:space="preserve">3. We can decide the result without examining the changed </w:t>
+      </w:r>
+      <w:r>
+        <w:rPr>
+          <w:b/>
+        </w:rPr>
+        <w:t>input</w:t>
+      </w:r>
+      <w:r>
+        <w:rPr>
+          <w:b w:val="0"/>
+        </w:rPr>
+        <w:t xml:space="preserve"> or the procedure.</w:t>
       </w:r>
     </w:p>
     <w:p>
@@ -2298,36 +3796,165 @@
       </w:r>
     </w:p>
     <w:p>
-      <w:r>
+      <w:pPr>
+        <w:pStyle w:val="Heading3"/>
+      </w:pPr>
+      <w:r>
+        <w:t>Hint · try first</w:t>
+      </w:r>
+    </w:p>
+    <w:p>
+      <w:pPr>
+        <w:spacing w:line="336" w:lineRule="auto" w:after="180"/>
+        <w:shd w:fill="F1F6F8"/>
+      </w:pPr>
+      <w:r>
+        <w:rPr>
+          <w:b w:val="0"/>
+        </w:rPr>
         <w:t>Hint if needed: Use the changed condition and the deciding step in the pictorial trace. The answer must say what follows from those facts.</w:t>
       </w:r>
     </w:p>
     <w:p>
-      <w:r>
-        <w:t>After your attempt, compare with the supported explanation: The reduction becomes 12 per 1000 and meets the stated practical threshold. Twenty minus eight exceeds the required ten fewer errors.</w:t>
-      </w:r>
-    </w:p>
-    <w:p>
       <w:pPr>
         <w:pStyle w:val="Heading3"/>
       </w:pPr>
       <w:r>
+        <w:t>Feedback · compare after trying</w:t>
+      </w:r>
+    </w:p>
+    <w:p>
+      <w:pPr>
+        <w:spacing w:line="336" w:lineRule="auto" w:after="180"/>
+        <w:shd w:fill="F1F6FC"/>
+      </w:pPr>
+      <w:r>
+        <w:rPr>
+          <w:b w:val="0"/>
+        </w:rPr>
+        <w:t xml:space="preserve">After your attempt, compare with the supported explanation: The reduction becomes 12 per 1000 and meets the stated </w:t>
+      </w:r>
+      <w:r>
+        <w:rPr>
+          <w:b/>
+        </w:rPr>
+        <w:t>practical threshold</w:t>
+      </w:r>
+      <w:r>
+        <w:rPr>
+          <w:b w:val="0"/>
+        </w:rPr>
+        <w:t>. Twenty minus eight exceeds the required ten fewer errors.</w:t>
+      </w:r>
+    </w:p>
+    <w:p>
+      <w:pPr>
+        <w:pStyle w:val="Heading3"/>
+      </w:pPr>
+      <w:r>
         <w:t>Repair a missing building block</w:t>
       </w:r>
     </w:p>
     <w:p>
-      <w:r>
-        <w:t>Review Uncertainty intervals (ai-7/12). Goal: Explain the mechanism and terminology of uncertainty intervals. Short practice: Locate -0.8 and zero relative to the supplied interval [-1.4,-0.2]. Interpret the sign and confidence-method meaning, then describe what changes with interval [-1.4,0.3].. Return to this week and explain what you changed.</w:t>
-      </w:r>
-    </w:p>
-    <w:p>
-      <w:r>
-        <w:t>Review Confounders and controls (ai-7/10). Goal: Explain the mechanism and terminology of confounders and controls. Short practice: Draw the four condition/background combinations. Which variables were coupled before, and why would collecting only healthy-white and spotted-blue again leave the confounding unresolved?. Return to this week and explain what you changed.</w:t>
-      </w:r>
-    </w:p>
-    <w:p>
-      <w:r>
-        <w:t>Review Hypotheses and measurable outcomes (ai-7/7). Goal: Explain the mechanism and terminology of hypotheses and measurable outcomes. Short practice: Name the predicted outcome and how unsupported is scored. If B sounds friendlier but ties A’s unsupported count, does the recorded improvement hypothesis receive support?. Return to this week and explain what you changed.</w:t>
+      <w:pPr>
+        <w:spacing w:line="336" w:lineRule="auto" w:after="180"/>
+      </w:pPr>
+      <w:r>
+        <w:rPr>
+          <w:b w:val="0"/>
+        </w:rPr>
+        <w:t xml:space="preserve">Review Uncertainty intervals (ai-7/12). Goal: Explain the </w:t>
+      </w:r>
+      <w:r>
+        <w:rPr>
+          <w:b/>
+        </w:rPr>
+        <w:t>mechanism</w:t>
+      </w:r>
+      <w:r>
+        <w:rPr>
+          <w:b w:val="0"/>
+        </w:rPr>
+        <w:t xml:space="preserve"> and terminology of uncertainty intervals. Short practice: Locate -0.8 and zero relative to the supplied interval [-1.4,-0.2].</w:t>
+      </w:r>
+    </w:p>
+    <w:p>
+      <w:pPr>
+        <w:spacing w:line="336" w:lineRule="auto" w:after="180"/>
+      </w:pPr>
+      <w:r>
+        <w:rPr>
+          <w:b w:val="0"/>
+        </w:rPr>
+        <w:t>Interpret the sign and confidence-method meaning, then describe what changes with interval [-1.4,0.3].. Return to this week and explain what you changed.</w:t>
+      </w:r>
+    </w:p>
+    <w:p>
+      <w:pPr>
+        <w:spacing w:line="336" w:lineRule="auto" w:after="180"/>
+      </w:pPr>
+      <w:r>
+        <w:rPr>
+          <w:b w:val="0"/>
+        </w:rPr>
+        <w:t xml:space="preserve">Review Confounders and controls (ai-7/10). Goal: Explain the </w:t>
+      </w:r>
+      <w:r>
+        <w:rPr>
+          <w:b/>
+        </w:rPr>
+        <w:t>mechanism</w:t>
+      </w:r>
+      <w:r>
+        <w:rPr>
+          <w:b w:val="0"/>
+        </w:rPr>
+        <w:t xml:space="preserve"> and terminology of confounders and controls. Short practice: Draw the four condition/background combinations.</w:t>
+      </w:r>
+    </w:p>
+    <w:p>
+      <w:pPr>
+        <w:spacing w:line="336" w:lineRule="auto" w:after="180"/>
+      </w:pPr>
+      <w:r>
+        <w:rPr>
+          <w:b w:val="0"/>
+        </w:rPr>
+        <w:t>Which variables were coupled before, and why would collecting only healthy-white and spotted-blue again leave the confounding unresolved?. Return to this week and explain what you changed.</w:t>
+      </w:r>
+    </w:p>
+    <w:p>
+      <w:pPr>
+        <w:spacing w:line="336" w:lineRule="auto" w:after="180"/>
+      </w:pPr>
+      <w:r>
+        <w:rPr>
+          <w:b w:val="0"/>
+        </w:rPr>
+        <w:t xml:space="preserve">Review Hypotheses and measurable outcomes (ai-7/7). Goal: Explain the </w:t>
+      </w:r>
+      <w:r>
+        <w:rPr>
+          <w:b/>
+        </w:rPr>
+        <w:t>mechanism</w:t>
+      </w:r>
+      <w:r>
+        <w:rPr>
+          <w:b w:val="0"/>
+        </w:rPr>
+        <w:t xml:space="preserve"> and terminology of hypotheses and measurable outcomes. Short practice: Name the predicted outcome and how unsupported is scored.</w:t>
+      </w:r>
+    </w:p>
+    <w:p>
+      <w:pPr>
+        <w:spacing w:line="336" w:lineRule="auto" w:after="180"/>
+      </w:pPr>
+      <w:r>
+        <w:rPr>
+          <w:b w:val="0"/>
+        </w:rPr>
+        <w:t>If B sounds friendlier but ties A’s unsupported count, does the recorded improvement hypothesis receive support?. Return to this week and explain what you changed.</w:t>
       </w:r>
     </w:p>
     <w:p>
@@ -2339,8 +3966,61 @@
       </w:r>
     </w:p>
     <w:p>
-      <w:r>
-        <w:t>The browser lab lets you edit the supported Python examples already included in this lesson. Predict first, run, inspect the actual output or error, change one input, then run again. Keep code, predictions, actual results and a reasoned revision together. On paper, label your result as a trace rather than an execution.</w:t>
+      <w:pPr>
+        <w:spacing w:line="336" w:lineRule="auto" w:after="180"/>
+      </w:pPr>
+      <w:r>
+        <w:rPr>
+          <w:b w:val="0"/>
+        </w:rPr>
+        <w:t xml:space="preserve">The browser lab lets you edit the supported Python examples already included in this lesson. Predict first, run, inspect the actual </w:t>
+      </w:r>
+      <w:r>
+        <w:rPr>
+          <w:b/>
+        </w:rPr>
+        <w:t>output</w:t>
+      </w:r>
+      <w:r>
+        <w:rPr>
+          <w:b w:val="0"/>
+        </w:rPr>
+        <w:t xml:space="preserve"> or error, change one </w:t>
+      </w:r>
+      <w:r>
+        <w:rPr>
+          <w:b/>
+        </w:rPr>
+        <w:t>input</w:t>
+      </w:r>
+      <w:r>
+        <w:rPr>
+          <w:b w:val="0"/>
+        </w:rPr>
+        <w:t>, then run again.</w:t>
+      </w:r>
+    </w:p>
+    <w:p>
+      <w:pPr>
+        <w:spacing w:line="336" w:lineRule="auto" w:after="180"/>
+      </w:pPr>
+      <w:r>
+        <w:rPr>
+          <w:b w:val="0"/>
+        </w:rPr>
+        <w:t xml:space="preserve">Keep code, </w:t>
+      </w:r>
+      <w:r>
+        <w:rPr>
+          <w:b/>
+        </w:rPr>
+        <w:t>prediction</w:t>
+      </w:r>
+      <w:r>
+        <w:rPr>
+          <w:b w:val="0"/>
+        </w:rPr>
+        <w:t>s, actual results and a reasoned revision together. On paper, label your result as a trace rather than an execution.</w:t>
       </w:r>
     </w:p>
     <w:p>
@@ -2352,8 +4032,598 @@
       </w:r>
     </w:p>
     <w:p>
-      <w:r>
-        <w:t>Use Download completed work in the hosted lesson to export your answers, reflections, practice feedback and code-run evidence. Open the HTML copy to read or print it. Drafts stay in this browser when storage is available; clear drafts on a shared device.</w:t>
+      <w:pPr>
+        <w:spacing w:line="336" w:lineRule="auto" w:after="180"/>
+      </w:pPr>
+      <w:r>
+        <w:rPr>
+          <w:b w:val="0"/>
+        </w:rPr>
+        <w:t xml:space="preserve">Use Download completed work in the hosted lesson to export your answers, reflections, practice feedback and code-run </w:t>
+      </w:r>
+      <w:r>
+        <w:rPr>
+          <w:b/>
+        </w:rPr>
+        <w:t>evidence</w:t>
+      </w:r>
+      <w:r>
+        <w:rPr>
+          <w:b w:val="0"/>
+        </w:rPr>
+        <w:t>. Open the HTML copy to read or print it.</w:t>
+      </w:r>
+    </w:p>
+    <w:p>
+      <w:pPr>
+        <w:spacing w:line="336" w:lineRule="auto" w:after="180"/>
+      </w:pPr>
+      <w:r>
+        <w:rPr>
+          <w:b w:val="0"/>
+        </w:rPr>
+        <w:t>Drafts stay in this browser when storage is available; clear drafts on a shared device.</w:t>
+      </w:r>
+    </w:p>
+    <w:p>
+      <w:pPr>
+        <w:pStyle w:val="Heading1"/>
+      </w:pPr>
+      <w:r>
+        <w:t>18. Visual concept journey</w:t>
+      </w:r>
+    </w:p>
+    <w:p>
+      <w:r>
+        <w:t>Explain each Effect size and practical importance graphic using its labels, deciding evidence and relevant limitation.</w:t>
+      </w:r>
+    </w:p>
+    <w:p>
+      <w:pPr>
+        <w:pStyle w:val="Heading3"/>
+      </w:pPr>
+      <w:r>
+        <w:t>01. Effect size and practical importance: the case</w:t>
+      </w:r>
+    </w:p>
+    <w:p>
+      <w:r>
+        <w:drawing>
+          <wp:inline xmlns:a="http://schemas.openxmlformats.org/drawingml/2006/main" xmlns:pic="http://schemas.openxmlformats.org/drawingml/2006/picture">
+            <wp:extent cx="5486400" cy="2834640"/>
+            <wp:docPr id="3" name="Picture 3" descr="An improvement with a practical threshold. A team compares error rates against a predeclared practical threshold. Supplied facts: A makes 20 errors in 1000 tasks; B makes 15. Practical improvement requires at least 10 fewer errors per 1000."/>
+            <wp:cNvGraphicFramePr>
+              <a:graphicFrameLocks noChangeAspect="1"/>
+            </wp:cNvGraphicFramePr>
+            <a:graphic>
+              <a:graphicData uri="http://schemas.openxmlformats.org/drawingml/2006/picture">
+                <pic:pic>
+                  <pic:nvPicPr>
+                    <pic:cNvPr id="0" name="academy-story-ai-7-13-01.png"/>
+                    <pic:cNvPicPr/>
+                  </pic:nvPicPr>
+                  <pic:blipFill>
+                    <a:blip r:embed="rId11"/>
+                    <a:stretch>
+                      <a:fillRect/>
+                    </a:stretch>
+                  </pic:blipFill>
+                  <pic:spPr>
+                    <a:xfrm>
+                      <a:off x="0" y="0"/>
+                      <a:ext cx="5486400" cy="2834640"/>
+                    </a:xfrm>
+                    <a:prstGeom prst="rect"/>
+                  </pic:spPr>
+                </pic:pic>
+              </a:graphicData>
+            </a:graphic>
+          </wp:inline>
+        </w:drawing>
+      </w:r>
+    </w:p>
+    <w:p>
+      <w:pPr>
+        <w:spacing w:line="336" w:lineRule="auto" w:after="180"/>
+      </w:pPr>
+      <w:r>
+        <w:rPr>
+          <w:b w:val="0"/>
+        </w:rPr>
+        <w:t xml:space="preserve">An improvement with a </w:t>
+      </w:r>
+      <w:r>
+        <w:rPr>
+          <w:b/>
+        </w:rPr>
+        <w:t>practical threshold</w:t>
+      </w:r>
+      <w:r>
+        <w:rPr>
+          <w:b w:val="0"/>
+        </w:rPr>
+        <w:t xml:space="preserve">. A team compares error rates against a predeclared </w:t>
+      </w:r>
+      <w:r>
+        <w:rPr>
+          <w:b/>
+        </w:rPr>
+        <w:t>practical threshold</w:t>
+      </w:r>
+      <w:r>
+        <w:rPr>
+          <w:b w:val="0"/>
+        </w:rPr>
+        <w:t>. Supplied facts: A makes 20 errors in 1000 tasks; B makes 15.</w:t>
+      </w:r>
+    </w:p>
+    <w:p>
+      <w:pPr>
+        <w:spacing w:line="336" w:lineRule="auto" w:after="180"/>
+      </w:pPr>
+      <w:r>
+        <w:rPr>
+          <w:b w:val="0"/>
+        </w:rPr>
+        <w:t>Practical improvement requires at least 10 fewer errors per 1000.</w:t>
+      </w:r>
+    </w:p>
+    <w:p>
+      <w:pPr>
+        <w:spacing w:line="336" w:lineRule="auto" w:after="180"/>
+        <w:shd w:fill="F5F1FB"/>
+      </w:pPr>
+      <w:r>
+        <w:rPr>
+          <w:b w:val="0"/>
+        </w:rPr>
+        <w:t>Point to the given fact that matters most. Explain why it matters.</w:t>
+      </w:r>
+    </w:p>
+    <w:p>
+      <w:pPr>
+        <w:pStyle w:val="Heading3"/>
+      </w:pPr>
+      <w:r>
+        <w:t>02. Follow the deciding steps</w:t>
+      </w:r>
+    </w:p>
+    <w:p>
+      <w:r>
+        <w:drawing>
+          <wp:inline xmlns:a="http://schemas.openxmlformats.org/drawingml/2006/main" xmlns:pic="http://schemas.openxmlformats.org/drawingml/2006/picture">
+            <wp:extent cx="5486400" cy="3182112"/>
+            <wp:docPr id="4" name="Picture 4" descr="Compute rates: A is 2%; B is 1.5%. → Compute effect size: B has 5 fewer errors per 1000, a 0.5-percentage-point reduction. → Apply practical threshold: Five is less than ten, so the observed change misses this threshold."/>
+            <wp:cNvGraphicFramePr>
+              <a:graphicFrameLocks noChangeAspect="1"/>
+            </wp:cNvGraphicFramePr>
+            <a:graphic>
+              <a:graphicData uri="http://schemas.openxmlformats.org/drawingml/2006/picture">
+                <pic:pic>
+                  <pic:nvPicPr>
+                    <pic:cNvPr id="0" name="academy-story-ai-7-13-02.png"/>
+                    <pic:cNvPicPr/>
+                  </pic:nvPicPr>
+                  <pic:blipFill>
+                    <a:blip r:embed="rId12"/>
+                    <a:stretch>
+                      <a:fillRect/>
+                    </a:stretch>
+                  </pic:blipFill>
+                  <pic:spPr>
+                    <a:xfrm>
+                      <a:off x="0" y="0"/>
+                      <a:ext cx="5486400" cy="3182112"/>
+                    </a:xfrm>
+                    <a:prstGeom prst="rect"/>
+                  </pic:spPr>
+                </pic:pic>
+              </a:graphicData>
+            </a:graphic>
+          </wp:inline>
+        </w:drawing>
+      </w:r>
+    </w:p>
+    <w:p>
+      <w:pPr>
+        <w:spacing w:line="336" w:lineRule="auto" w:after="180"/>
+      </w:pPr>
+      <w:r>
+        <w:rPr>
+          <w:b w:val="0"/>
+        </w:rPr>
+        <w:t xml:space="preserve">Compute rates: A is 2%; B is 1.5%. → Compute </w:t>
+      </w:r>
+      <w:r>
+        <w:rPr>
+          <w:b/>
+        </w:rPr>
+        <w:t>effect size</w:t>
+      </w:r>
+      <w:r>
+        <w:rPr>
+          <w:b w:val="0"/>
+        </w:rPr>
+        <w:t xml:space="preserve">: B has 5 fewer errors per 1000, a 0.5-percentage-point reduction. → Apply </w:t>
+      </w:r>
+      <w:r>
+        <w:rPr>
+          <w:b/>
+        </w:rPr>
+        <w:t>practical threshold</w:t>
+      </w:r>
+      <w:r>
+        <w:rPr>
+          <w:b w:val="0"/>
+        </w:rPr>
+        <w:t>: Five is less than ten, so the observed change misses this threshold.</w:t>
+      </w:r>
+    </w:p>
+    <w:p>
+      <w:pPr>
+        <w:spacing w:line="336" w:lineRule="auto" w:after="180"/>
+        <w:shd w:fill="F5F1FB"/>
+      </w:pPr>
+      <w:r>
+        <w:rPr>
+          <w:b w:val="0"/>
+        </w:rPr>
+        <w:t xml:space="preserve">Point to each numbered stage and explain which recorded </w:t>
+      </w:r>
+      <w:r>
+        <w:rPr>
+          <w:b/>
+        </w:rPr>
+        <w:t>input</w:t>
+      </w:r>
+      <w:r>
+        <w:rPr>
+          <w:b w:val="0"/>
+        </w:rPr>
+        <w:t xml:space="preserve"> it uses.</w:t>
+      </w:r>
+    </w:p>
+    <w:p>
+      <w:pPr>
+        <w:pStyle w:val="Heading3"/>
+      </w:pPr>
+      <w:r>
+        <w:t>03. Errors on 1000 tasks</w:t>
+      </w:r>
+    </w:p>
+    <w:p>
+      <w:r>
+        <w:drawing>
+          <wp:inline xmlns:a="http://schemas.openxmlformats.org/drawingml/2006/main" xmlns:pic="http://schemas.openxmlformats.org/drawingml/2006/picture">
+            <wp:extent cx="5486400" cy="2834640"/>
+            <wp:docPr id="5" name="Picture 5" descr="Errors on 1000 tasks. Units: errors per 1000 tasks. A: 20. B: 15."/>
+            <wp:cNvGraphicFramePr>
+              <a:graphicFrameLocks noChangeAspect="1"/>
+            </wp:cNvGraphicFramePr>
+            <a:graphic>
+              <a:graphicData uri="http://schemas.openxmlformats.org/drawingml/2006/picture">
+                <pic:pic>
+                  <pic:nvPicPr>
+                    <pic:cNvPr id="0" name="academy-story-ai-7-13-03.png"/>
+                    <pic:cNvPicPr/>
+                  </pic:nvPicPr>
+                  <pic:blipFill>
+                    <a:blip r:embed="rId13"/>
+                    <a:stretch>
+                      <a:fillRect/>
+                    </a:stretch>
+                  </pic:blipFill>
+                  <pic:spPr>
+                    <a:xfrm>
+                      <a:off x="0" y="0"/>
+                      <a:ext cx="5486400" cy="2834640"/>
+                    </a:xfrm>
+                    <a:prstGeom prst="rect"/>
+                  </pic:spPr>
+                </pic:pic>
+              </a:graphicData>
+            </a:graphic>
+          </wp:inline>
+        </w:drawing>
+      </w:r>
+    </w:p>
+    <w:p>
+      <w:pPr>
+        <w:spacing w:line="336" w:lineRule="auto" w:after="180"/>
+      </w:pPr>
+      <w:r>
+        <w:rPr>
+          <w:b w:val="0"/>
+        </w:rPr>
+        <w:t>Errors on 1000 tasks. Units: errors per 1000 tasks. A: 20. B: 15.</w:t>
+      </w:r>
+    </w:p>
+    <w:p>
+      <w:pPr>
+        <w:spacing w:line="336" w:lineRule="auto" w:after="180"/>
+        <w:shd w:fill="F5F1FB"/>
+      </w:pPr>
+      <w:r>
+        <w:rPr>
+          <w:b w:val="0"/>
+        </w:rPr>
+        <w:t>Read the labels and values. Explain the relationship the model shows.</w:t>
+      </w:r>
+    </w:p>
+    <w:p>
+      <w:pPr>
+        <w:pStyle w:val="Heading3"/>
+      </w:pPr>
+      <w:r>
+        <w:t>04. Change one thing. Trace what follows.</w:t>
+      </w:r>
+    </w:p>
+    <w:p>
+      <w:r>
+        <w:drawing>
+          <wp:inline xmlns:a="http://schemas.openxmlformats.org/drawingml/2006/main" xmlns:pic="http://schemas.openxmlformats.org/drawingml/2006/picture">
+            <wp:extent cx="5486400" cy="3026664"/>
+            <wp:docPr id="6" name="Picture 6" descr="Original case: Five is less than ten, so the observed change misses this threshold. Changed condition: B makes 8 errors in 1000. Expected result: The reduction becomes 12 per 1000 and meets the stated practical threshold. Reason: Twenty minus eight exceeds the required ten fewer errors."/>
+            <wp:cNvGraphicFramePr>
+              <a:graphicFrameLocks noChangeAspect="1"/>
+            </wp:cNvGraphicFramePr>
+            <a:graphic>
+              <a:graphicData uri="http://schemas.openxmlformats.org/drawingml/2006/picture">
+                <pic:pic>
+                  <pic:nvPicPr>
+                    <pic:cNvPr id="0" name="academy-story-ai-7-13-04.png"/>
+                    <pic:cNvPicPr/>
+                  </pic:nvPicPr>
+                  <pic:blipFill>
+                    <a:blip r:embed="rId14"/>
+                    <a:stretch>
+                      <a:fillRect/>
+                    </a:stretch>
+                  </pic:blipFill>
+                  <pic:spPr>
+                    <a:xfrm>
+                      <a:off x="0" y="0"/>
+                      <a:ext cx="5486400" cy="3026664"/>
+                    </a:xfrm>
+                    <a:prstGeom prst="rect"/>
+                  </pic:spPr>
+                </pic:pic>
+              </a:graphicData>
+            </a:graphic>
+          </wp:inline>
+        </w:drawing>
+      </w:r>
+    </w:p>
+    <w:p>
+      <w:pPr>
+        <w:spacing w:line="336" w:lineRule="auto" w:after="180"/>
+      </w:pPr>
+      <w:r>
+        <w:rPr>
+          <w:b w:val="0"/>
+        </w:rPr>
+        <w:t xml:space="preserve">Original case: Five is less than ten, so the observed change misses this threshold. Changed condition: B makes 8 errors in 1000. Expected result: The reduction becomes 12 per 1000 and meets the stated </w:t>
+      </w:r>
+      <w:r>
+        <w:rPr>
+          <w:b/>
+        </w:rPr>
+        <w:t>practical threshold</w:t>
+      </w:r>
+      <w:r>
+        <w:rPr>
+          <w:b w:val="0"/>
+        </w:rPr>
+        <w:t>.</w:t>
+      </w:r>
+    </w:p>
+    <w:p>
+      <w:pPr>
+        <w:spacing w:line="336" w:lineRule="auto" w:after="180"/>
+      </w:pPr>
+      <w:r>
+        <w:rPr>
+          <w:b w:val="0"/>
+        </w:rPr>
+        <w:t>Reason: Twenty minus eight exceeds the required ten fewer errors.</w:t>
+      </w:r>
+    </w:p>
+    <w:p>
+      <w:pPr>
+        <w:spacing w:line="336" w:lineRule="auto" w:after="180"/>
+        <w:shd w:fill="F5F1FB"/>
+      </w:pPr>
+      <w:r>
+        <w:rPr>
+          <w:b w:val="0"/>
+        </w:rPr>
+        <w:t>Predict before checking the worked changed-case result. Name what changed and what the supplied facts allow you to conclude.</w:t>
+      </w:r>
+    </w:p>
+    <w:p>
+      <w:pPr>
+        <w:pStyle w:val="Heading3"/>
+      </w:pPr>
+      <w:r>
+        <w:t>05. Connect the explanation to its limit</w:t>
+      </w:r>
+    </w:p>
+    <w:p>
+      <w:r>
+        <w:drawing>
+          <wp:inline xmlns:a="http://schemas.openxmlformats.org/drawingml/2006/main" xmlns:pic="http://schemas.openxmlformats.org/drawingml/2006/picture">
+            <wp:extent cx="5486400" cy="2834640"/>
+            <wp:docPr id="7" name="Picture 7" descr="Effect size describes how much the outcome changes. Practical importance depends on the real decision criterion; relative changes can sound large while absolute changes remain small. Limit: No uncertainty or statistical significance is supplied; these counts alone cannot establish a general effect."/>
+            <wp:cNvGraphicFramePr>
+              <a:graphicFrameLocks noChangeAspect="1"/>
+            </wp:cNvGraphicFramePr>
+            <a:graphic>
+              <a:graphicData uri="http://schemas.openxmlformats.org/drawingml/2006/picture">
+                <pic:pic>
+                  <pic:nvPicPr>
+                    <pic:cNvPr id="0" name="academy-story-ai-7-13-05.png"/>
+                    <pic:cNvPicPr/>
+                  </pic:nvPicPr>
+                  <pic:blipFill>
+                    <a:blip r:embed="rId15"/>
+                    <a:stretch>
+                      <a:fillRect/>
+                    </a:stretch>
+                  </pic:blipFill>
+                  <pic:spPr>
+                    <a:xfrm>
+                      <a:off x="0" y="0"/>
+                      <a:ext cx="5486400" cy="2834640"/>
+                    </a:xfrm>
+                    <a:prstGeom prst="rect"/>
+                  </pic:spPr>
+                </pic:pic>
+              </a:graphicData>
+            </a:graphic>
+          </wp:inline>
+        </w:drawing>
+      </w:r>
+    </w:p>
+    <w:p>
+      <w:pPr>
+        <w:spacing w:line="336" w:lineRule="auto" w:after="180"/>
+      </w:pPr>
+      <w:r>
+        <w:rPr>
+          <w:b/>
+        </w:rPr>
+        <w:t>Effect size</w:t>
+      </w:r>
+      <w:r>
+        <w:rPr>
+          <w:b w:val="0"/>
+        </w:rPr>
+        <w:t xml:space="preserve"> describes how much the outcome changes. Practical importance depends on the real decision criterion; relative changes can sound large while absolute changes remain small.</w:t>
+      </w:r>
+    </w:p>
+    <w:p>
+      <w:pPr>
+        <w:spacing w:line="336" w:lineRule="auto" w:after="180"/>
+      </w:pPr>
+      <w:r>
+        <w:rPr>
+          <w:b w:val="0"/>
+        </w:rPr>
+        <w:t>Limit: No uncertainty or statistical significance is supplied; these counts alone cannot establish a general effect.</w:t>
+      </w:r>
+    </w:p>
+    <w:p>
+      <w:pPr>
+        <w:spacing w:line="336" w:lineRule="auto" w:after="180"/>
+        <w:shd w:fill="F5F1FB"/>
+      </w:pPr>
+      <w:r>
+        <w:rPr>
+          <w:b w:val="0"/>
+        </w:rPr>
+        <w:t>Explain the case, then point to a limit on the claim.</w:t>
+      </w:r>
+    </w:p>
+    <w:p>
+      <w:pPr>
+        <w:pStyle w:val="Heading3"/>
+      </w:pPr>
+      <w:r>
+        <w:t>06. Make the idea visible in your project</w:t>
+      </w:r>
+    </w:p>
+    <w:p>
+      <w:r>
+        <w:drawing>
+          <wp:inline xmlns:a="http://schemas.openxmlformats.org/drawingml/2006/main" xmlns:pic="http://schemas.openxmlformats.org/drawingml/2006/picture">
+            <wp:extent cx="5486400" cy="3681984"/>
+            <wp:docPr id="8" name="Picture 8" descr="For the Reproducible AI Research Study, retain an annotated worked trace and the changed-case reasoning. Connect the claim to its records, units and assumptions so another investigator can challenge or reproduce it. Draw your input, deciding step, result and limit. Supported question: Calculate the absolute error-rate reduction from 20/1000 to 15/1000. Does it meet the ten-fewer-errors threshold, and what changes when B has eight errors?"/>
+            <wp:cNvGraphicFramePr>
+              <a:graphicFrameLocks noChangeAspect="1"/>
+            </wp:cNvGraphicFramePr>
+            <a:graphic>
+              <a:graphicData uri="http://schemas.openxmlformats.org/drawingml/2006/picture">
+                <pic:pic>
+                  <pic:nvPicPr>
+                    <pic:cNvPr id="0" name="academy-story-ai-7-13-06.png"/>
+                    <pic:cNvPicPr/>
+                  </pic:nvPicPr>
+                  <pic:blipFill>
+                    <a:blip r:embed="rId16"/>
+                    <a:stretch>
+                      <a:fillRect/>
+                    </a:stretch>
+                  </pic:blipFill>
+                  <pic:spPr>
+                    <a:xfrm>
+                      <a:off x="0" y="0"/>
+                      <a:ext cx="5486400" cy="3681984"/>
+                    </a:xfrm>
+                    <a:prstGeom prst="rect"/>
+                  </pic:spPr>
+                </pic:pic>
+              </a:graphicData>
+            </a:graphic>
+          </wp:inline>
+        </w:drawing>
+      </w:r>
+    </w:p>
+    <w:p>
+      <w:pPr>
+        <w:spacing w:line="336" w:lineRule="auto" w:after="180"/>
+      </w:pPr>
+      <w:r>
+        <w:rPr>
+          <w:b w:val="0"/>
+        </w:rPr>
+        <w:t>For the Reproducible AI Research Study, retain an annotated worked trace and the changed-case reasoning. Connect the claim to its records, units and assumptions so another investigator can challenge or reproduce it.</w:t>
+      </w:r>
+    </w:p>
+    <w:p>
+      <w:pPr>
+        <w:spacing w:line="336" w:lineRule="auto" w:after="180"/>
+      </w:pPr>
+      <w:r>
+        <w:rPr>
+          <w:b w:val="0"/>
+        </w:rPr>
+        <w:t xml:space="preserve">Draw your </w:t>
+      </w:r>
+      <w:r>
+        <w:rPr>
+          <w:b/>
+        </w:rPr>
+        <w:t>input</w:t>
+      </w:r>
+      <w:r>
+        <w:rPr>
+          <w:b w:val="0"/>
+        </w:rPr>
+        <w:t>, deciding step, result and limit. Supported question: Calculate the absolute error-rate reduction from 20/1000 to 15/1000. Does it meet the ten-fewer-errors threshold, and what changes when B has eight errors?</w:t>
+      </w:r>
+    </w:p>
+    <w:p>
+      <w:pPr>
+        <w:spacing w:line="336" w:lineRule="auto" w:after="180"/>
+        <w:shd w:fill="F5F1FB"/>
+      </w:pPr>
+      <w:r>
+        <w:rPr>
+          <w:b w:val="0"/>
+        </w:rPr>
+        <w:t xml:space="preserve">Draw your project trace and justify the deciding step using </w:t>
+      </w:r>
+      <w:r>
+        <w:rPr>
+          <w:b/>
+        </w:rPr>
+        <w:t>evidence</w:t>
+      </w:r>
+      <w:r>
+        <w:rPr>
+          <w:b w:val="0"/>
+        </w:rPr>
+        <w:t>.</w:t>
       </w:r>
     </w:p>
     <w:sectPr>

--- a/downloads/student/ai-7-week-13.docx
+++ b/downloads/student/ai-7-week-13.docx
@@ -511,7 +511,7 @@
           </w:tcPr>
           <w:p>
             <w:r>
-              <w:t>Baseline times10, 12, 8; candidate8, 9, 7 seconds. Useful gain threshold2 seconds.</w:t>
+              <w:t>Baseline times10, 12, 8; candidate8, 9, 7 seconds. Useful mean gain requires at least 2 seconds.</w:t>
             </w:r>
           </w:p>
         </w:tc>
@@ -648,7 +648,7 @@
         <w:rPr>
           <w:b w:val="0"/>
         </w:rPr>
-        <w:t>Baseline times10, 12, 8; candidate8, 9, 7 seconds. Useful gain threshold2 seconds. Show the intermediate steps and give the conclusion with its scope.</w:t>
+        <w:t>Baseline times10, 12, 8; candidate8, 9, 7 seconds. Useful mean gain requires at least 2 seconds. Show the intermediate steps and give the conclusion with its scope.</w:t>
       </w:r>
     </w:p>
     <w:p>
@@ -929,7 +929,7 @@
         <w:rPr>
           <w:b w:val="0"/>
         </w:rPr>
-        <w:t>Baseline times10, 12, 8; candidate8, 9, 7 seconds. Useful gain threshold2 seconds.</w:t>
+        <w:t>Baseline times10, 12, 8; candidate8, 9, 7 seconds. Useful mean gain requires at least 2 seconds.</w:t>
       </w:r>
     </w:p>
     <w:p>
@@ -2018,7 +2018,7 @@
         <w:rPr>
           <w:b w:val="0"/>
         </w:rPr>
-        <w:t>Baseline times10, 12, 8; candidate8, 9, 7 seconds. Useful gain threshold2 seconds. Show the intermediate steps and give the conclusion with its scope.</w:t>
+        <w:t>Baseline times10, 12, 8; candidate8, 9, 7 seconds. Useful mean gain requires at least 2 seconds. Show the intermediate steps and give the conclusion with its scope.</w:t>
       </w:r>
     </w:p>
     <w:p>
@@ -2794,7 +2794,7 @@
           </w:tcPr>
           <w:p>
             <w:r>
-              <w:t>Baseline times10, 12, 8; candidate8, 9, 7 seconds. Useful gain threshold2 seconds.</w:t>
+              <w:t>Baseline times10, 12, 8; candidate8, 9, 7 seconds. Useful mean gain requires at least 2 seconds.</w:t>
             </w:r>
           </w:p>
         </w:tc>
@@ -2915,7 +2915,7 @@
         <w:rPr>
           <w:b w:val="0"/>
         </w:rPr>
-        <w:t>Baseline6, 8, 10; candidate5, 7, 9. Useful mean gain at least1.5. Decide.</w:t>
+        <w:t>Baseline times are 6, 8, 10 seconds; candidate times are 5, 7, 9 seconds on the same three cases in the same order. Define each gain as baseline minus candidate. Useful mean gain must be at least 1.5 seconds. Calculate and decide.</w:t>
       </w:r>
     </w:p>
     <w:p>
@@ -2988,7 +2988,7 @@
         <w:rPr>
           <w:b w:val="0"/>
         </w:rPr>
-        <w:t>Baseline6, 8, 10; candidate5, 7, 9. Useful mean gain at least1.5. Decide.</w:t>
+        <w:t>Baseline times are 6, 8, 10 seconds; candidate times are 5, 7, 9 seconds on the same three cases in the same order. Define each gain as baseline minus candidate. Useful mean gain must be at least 1.5 seconds. Calculate and decide.</w:t>
       </w:r>
     </w:p>
     <w:p>

--- a/downloads/student/ai-7-week-13.docx
+++ b/downloads/student/ai-7-week-13.docx
@@ -25,12 +25,17 @@
         <w:pStyle w:val="Heading1"/>
       </w:pPr>
       <w:r>
-        <w:t>Before you start</w:t>
-      </w:r>
-    </w:p>
-    <w:p>
-      <w:r>
-        <w:t>Recall Uncertainty intervals. Explain why a recorded result needs its input conditions and evidence source before it can support a claim.</w:t>
+        <w:t>Define the gain. State the scale. Apply the practical rule.</w:t>
+      </w:r>
+    </w:p>
+    <w:p>
+      <w:r>
+        <w:t>Report paired-time and error-count effects without confusing relative change, mean criteria and statistical uncertainty.</w:t>
+      </w:r>
+    </w:p>
+    <w:p>
+      <w:r>
+        <w:t>Effect contract → paired-gain ledger → native error-threshold picture → sign/practicality probes → complete descriptive audit → independent smaller gain.</w:t>
       </w:r>
     </w:p>
     <w:p>
@@ -38,20 +43,20 @@
         <w:pStyle w:val="Heading1"/>
       </w:pPr>
       <w:r>
-        <w:t>01. Your mission</w:t>
-      </w:r>
-    </w:p>
-    <w:p>
-      <w:r>
-        <w:t>Start with the target: Explain the mechanism and terminology of effect size and practical importance. Try the recall before opening notes.</w:t>
-      </w:r>
-    </w:p>
-    <w:p>
-      <w:pPr>
-        <w:pStyle w:val="Heading3"/>
-      </w:pPr>
-      <w:r>
-        <w:t>Your learning target</w:t>
+        <w:t>01. Report how much changed and whether it meets the stated practical criterion</w:t>
+      </w:r>
+    </w:p>
+    <w:p>
+      <w:r>
+        <w:t>A positive difference, practical importance and statistical evidence are different judgments.</w:t>
+      </w:r>
+    </w:p>
+    <w:p>
+      <w:pPr>
+        <w:pStyle w:val="Heading2"/>
+      </w:pPr>
+      <w:r>
+        <w:t>Learning goals</w:t>
       </w:r>
     </w:p>
     <w:p>
@@ -113,10 +118,10 @@
     </w:p>
     <w:p>
       <w:pPr>
-        <w:pStyle w:val="Heading3"/>
-      </w:pPr>
-      <w:r>
-        <w:t>Remember before reading</w:t>
+        <w:pStyle w:val="Heading2"/>
+      </w:pPr>
+      <w:r>
+        <w:t>Retrieve interval limits, comparison direction and task constraints</w:t>
       </w:r>
     </w:p>
     <w:p>
@@ -188,6 +193,100 @@
     </w:p>
     <w:p>
       <w:pPr>
+        <w:pStyle w:val="Heading2"/>
+      </w:pPr>
+      <w:r>
+        <w:t>Prerequisite and starting response</w:t>
+      </w:r>
+    </w:p>
+    <w:p>
+      <w:pPr>
+        <w:pStyle w:val="ListBullet"/>
+      </w:pPr>
+      <w:r>
+        <w:t>Recall Uncertainty intervals. Explain why a recorded result needs its input conditions and evidence source before it can support a claim.</w:t>
+      </w:r>
+    </w:p>
+    <w:p>
+      <w:pPr>
+        <w:pStyle w:val="Heading3"/>
+      </w:pPr>
+      <w:r>
+        <w:t>My starting explanation</w:t>
+      </w:r>
+    </w:p>
+    <w:p>
+      <w:r>
+        <w:t>________________________________________________________________</w:t>
+      </w:r>
+    </w:p>
+    <w:p>
+      <w:r>
+        <w:t>________________________________________________________________</w:t>
+      </w:r>
+    </w:p>
+    <w:p>
+      <w:r>
+        <w:t>________________________________________________________________</w:t>
+      </w:r>
+    </w:p>
+    <w:p>
+      <w:pPr>
+        <w:pStyle w:val="Heading2"/>
+      </w:pPr>
+      <w:r>
+        <w:t>End goal</w:t>
+      </w:r>
+    </w:p>
+    <w:p>
+      <w:pPr>
+        <w:spacing w:line="336" w:lineRule="auto" w:after="180"/>
+      </w:pPr>
+      <w:r>
+        <w:rPr>
+          <w:b w:val="0"/>
+        </w:rPr>
+        <w:t xml:space="preserve">Explain </w:t>
+      </w:r>
+      <w:r>
+        <w:rPr>
+          <w:b/>
+        </w:rPr>
+        <w:t>effect size</w:t>
+      </w:r>
+      <w:r>
+        <w:rPr>
+          <w:b w:val="0"/>
+        </w:rPr>
+        <w:t xml:space="preserve"> and practical importance using the records and boundaries of this fictional investigation.</w:t>
+      </w:r>
+    </w:p>
+    <w:p>
+      <w:pPr>
+        <w:pStyle w:val="Heading2"/>
+      </w:pPr>
+      <w:r>
+        <w:t>Earlier wording, alternatives and picture transcripts · reference / check after trying</w:t>
+      </w:r>
+    </w:p>
+    <w:p>
+      <w:pPr>
+        <w:pStyle w:val="Heading3"/>
+      </w:pPr>
+      <w:r>
+        <w:t>Your learning target</w:t>
+      </w:r>
+    </w:p>
+    <w:p>
+      <w:pPr>
+        <w:pStyle w:val="Heading3"/>
+      </w:pPr>
+      <w:r>
+        <w:t>Remember before reading</w:t>
+      </w:r>
+    </w:p>
+    <w:p>
+      <w:pPr>
         <w:spacing w:line="336" w:lineRule="auto" w:after="180"/>
       </w:pPr>
       <w:r>
@@ -264,13 +363,772 @@
     </w:p>
     <w:p>
       <w:pPr>
+        <w:pStyle w:val="Heading3"/>
+      </w:pPr>
+      <w:r>
+        <w:t>This week’s end goal</w:t>
+      </w:r>
+    </w:p>
+    <w:p>
+      <w:pPr>
+        <w:pStyle w:val="Heading1"/>
+      </w:pPr>
+      <w:r>
+        <w:t>02. Define the effect scale, direction and prespecified threshold</w:t>
+      </w:r>
+    </w:p>
+    <w:p>
+      <w:r>
+        <w:t>An observed magnitude is useful to report even when it misses the criterion.</w:t>
+      </w:r>
+    </w:p>
+    <w:p>
+      <w:pPr>
+        <w:pStyle w:val="Heading2"/>
+      </w:pPr>
+      <w:r>
+        <w:t>Begin with “faster by enough?”</w:t>
+      </w:r>
+    </w:p>
+    <w:p>
+      <w:pPr>
         <w:spacing w:line="336" w:lineRule="auto" w:after="180"/>
       </w:pPr>
       <w:r>
         <w:rPr>
           <w:b w:val="0"/>
         </w:rPr>
-        <w:t xml:space="preserve">Recall Uncertainty intervals. Explain why a recorded result needs its </w:t>
+        <w:t>A candidate can be faster without being faster by enough for the task. Define the effect on a clear scale, then compare it with a minimum useful change declared before inspecting results. Here gain means baseline time minus candidate time, so positive means the candidate is faster. That sign convention differs from the previous lesson’s B−A time difference.</w:t>
+      </w:r>
+    </w:p>
+    <w:p>
+      <w:pPr>
+        <w:spacing w:line="336" w:lineRule="auto" w:after="180"/>
+      </w:pPr>
+      <w:r>
+        <w:rPr>
+          <w:b w:val="0"/>
+        </w:rPr>
+        <w:t>Keep the units, pairing and threshold visible rather than relying on the word “better”.</w:t>
+      </w:r>
+    </w:p>
+    <w:p>
+      <w:pPr>
+        <w:pStyle w:val="Heading2"/>
+      </w:pPr>
+      <w:r>
+        <w:t>Define effect size and practical importance</w:t>
+      </w:r>
+    </w:p>
+    <w:p>
+      <w:pPr>
+        <w:spacing w:line="336" w:lineRule="auto" w:after="180"/>
+      </w:pPr>
+      <w:r>
+        <w:rPr>
+          <w:b/>
+        </w:rPr>
+        <w:t>Effect size</w:t>
+      </w:r>
+      <w:r>
+        <w:rPr>
+          <w:b w:val="0"/>
+        </w:rPr>
+        <w:t xml:space="preserve"> describes magnitude on a stated scale. Practical importance depends on task requirements, not merely a nonzero difference.</w:t>
+      </w:r>
+    </w:p>
+    <w:p>
+      <w:pPr>
+        <w:pStyle w:val="Heading2"/>
+      </w:pPr>
+      <w:r>
+        <w:t>Complete paired-gain and separate error-rule contract</w:t>
+      </w:r>
+    </w:p>
+    <w:tbl>
+      <w:tblPr>
+        <w:tblStyle w:val="LightShading-Accent1"/>
+        <w:tblW w:type="auto" w:w="0"/>
+        <w:tblLook w:firstColumn="1" w:firstRow="1" w:lastColumn="0" w:lastRow="0" w:noHBand="0" w:noVBand="1" w:val="04A0"/>
+      </w:tblPr>
+      <w:tblGrid>
+        <w:gridCol w:w="5112"/>
+        <w:gridCol w:w="5112"/>
+      </w:tblGrid>
+      <w:tr>
+        <w:trPr>
+          <w:tblHeader/>
+        </w:trPr>
+        <w:tc>
+          <w:tcPr>
+            <w:tcW w:type="dxa" w:w="5112"/>
+          </w:tcPr>
+          <w:p>
+            <w:r>
+              <w:t>Effect/decision item</w:t>
+            </w:r>
+          </w:p>
+        </w:tc>
+        <w:tc>
+          <w:tcPr>
+            <w:tcW w:type="dxa" w:w="5112"/>
+          </w:tcPr>
+          <w:p>
+            <w:r>
+              <w:t>Complete supplied-exercise rule</w:t>
+            </w:r>
+          </w:p>
+        </w:tc>
+      </w:tr>
+      <w:tr>
+        <w:tc>
+          <w:tcPr>
+            <w:tcW w:type="dxa" w:w="5112"/>
+          </w:tcPr>
+          <w:p>
+            <w:r>
+              <w:t>Main paired cases</w:t>
+            </w:r>
+          </w:p>
+        </w:tc>
+        <w:tc>
+          <w:tcPr>
+            <w:tcW w:type="dxa" w:w="5112"/>
+          </w:tcPr>
+          <w:p>
+            <w:r>
+              <w:t>Q1: 10→8; Q2: 12→9; Q3: 8→7 seconds, baseline→candidate</w:t>
+            </w:r>
+          </w:p>
+        </w:tc>
+      </w:tr>
+      <w:tr>
+        <w:tc>
+          <w:tcPr>
+            <w:tcW w:type="dxa" w:w="5112"/>
+          </w:tcPr>
+          <w:p>
+            <w:r>
+              <w:t>Gain definition</w:t>
+            </w:r>
+          </w:p>
+        </w:tc>
+        <w:tc>
+          <w:tcPr>
+            <w:tcW w:type="dxa" w:w="5112"/>
+          </w:tcPr>
+          <w:p>
+            <w:r>
+              <w:t>Baseline seconds − candidate seconds; positive is faster candidate</w:t>
+            </w:r>
+          </w:p>
+        </w:tc>
+      </w:tr>
+      <w:tr>
+        <w:tc>
+          <w:tcPr>
+            <w:tcW w:type="dxa" w:w="5112"/>
+          </w:tcPr>
+          <w:p>
+            <w:r>
+              <w:t>Summary</w:t>
+            </w:r>
+          </w:p>
+        </w:tc>
+        <w:tc>
+          <w:tcPr>
+            <w:tcW w:type="dxa" w:w="5112"/>
+          </w:tcPr>
+          <w:p>
+            <w:r>
+              <w:t>Mean of the three paired gains, in seconds</w:t>
+            </w:r>
+          </w:p>
+        </w:tc>
+      </w:tr>
+      <w:tr>
+        <w:tc>
+          <w:tcPr>
+            <w:tcW w:type="dxa" w:w="5112"/>
+          </w:tcPr>
+          <w:p>
+            <w:r>
+              <w:t>Prespecified useful-gain rule</w:t>
+            </w:r>
+          </w:p>
+        </w:tc>
+        <w:tc>
+          <w:tcPr>
+            <w:tcW w:type="dxa" w:w="5112"/>
+          </w:tcPr>
+          <w:p>
+            <w:r>
+              <w:t>Mean gain at least 2 seconds; equality meets the rule</w:t>
+            </w:r>
+          </w:p>
+        </w:tc>
+      </w:tr>
+      <w:tr>
+        <w:tc>
+          <w:tcPr>
+            <w:tcW w:type="dxa" w:w="5112"/>
+          </w:tcPr>
+          <w:p>
+            <w:r>
+              <w:t>Mean versus individual cases</w:t>
+            </w:r>
+          </w:p>
+        </w:tc>
+        <w:tc>
+          <w:tcPr>
+            <w:tcW w:type="dxa" w:w="5112"/>
+          </w:tcPr>
+          <w:p>
+            <w:r>
+              <w:t>Rule applies to the mean, not a requirement that every case gains 2 seconds</w:t>
+            </w:r>
+          </w:p>
+        </w:tc>
+      </w:tr>
+      <w:tr>
+        <w:tc>
+          <w:tcPr>
+            <w:tcW w:type="dxa" w:w="5112"/>
+          </w:tcPr>
+          <w:p>
+            <w:r>
+              <w:t>Separate error-count picture</w:t>
+            </w:r>
+          </w:p>
+        </w:tc>
+        <w:tc>
+          <w:tcPr>
+            <w:tcW w:type="dxa" w:w="5112"/>
+          </w:tcPr>
+          <w:p>
+            <w:r>
+              <w:t>A 20 errors/1000 tasks; B 15/1000 initially, changed B 8/1000</w:t>
+            </w:r>
+          </w:p>
+        </w:tc>
+      </w:tr>
+      <w:tr>
+        <w:tc>
+          <w:tcPr>
+            <w:tcW w:type="dxa" w:w="5112"/>
+          </w:tcPr>
+          <w:p>
+            <w:r>
+              <w:t>Picture useful-change rule</w:t>
+            </w:r>
+          </w:p>
+        </w:tc>
+        <w:tc>
+          <w:tcPr>
+            <w:tcW w:type="dxa" w:w="5112"/>
+          </w:tcPr>
+          <w:p>
+            <w:r>
+              <w:t>At least 10 fewer errors per 1000; fictional task criterion, not a universal threshold</w:t>
+            </w:r>
+          </w:p>
+        </w:tc>
+      </w:tr>
+      <w:tr>
+        <w:tc>
+          <w:tcPr>
+            <w:tcW w:type="dxa" w:w="5112"/>
+          </w:tcPr>
+          <w:p>
+            <w:r>
+              <w:t>Absolute and relative effects</w:t>
+            </w:r>
+          </w:p>
+        </w:tc>
+        <w:tc>
+          <w:tcPr>
+            <w:tcW w:type="dxa" w:w="5112"/>
+          </w:tcPr>
+          <w:p>
+            <w:r>
+              <w:t>Keep errors-per 1000 and percentage points separate from relative reduction</w:t>
+            </w:r>
+          </w:p>
+        </w:tc>
+      </w:tr>
+      <w:tr>
+        <w:tc>
+          <w:tcPr>
+            <w:tcW w:type="dxa" w:w="5112"/>
+          </w:tcPr>
+          <w:p>
+            <w:r>
+              <w:t>Evidence limits</w:t>
+            </w:r>
+          </w:p>
+        </w:tc>
+        <w:tc>
+          <w:tcPr>
+            <w:tcW w:type="dxa" w:w="5112"/>
+          </w:tcPr>
+          <w:p>
+            <w:r>
+              <w:t>No uncertainty, significance, causal effect or complete deployment-readiness evidence supplied</w:t>
+            </w:r>
+          </w:p>
+        </w:tc>
+      </w:tr>
+      <w:tr>
+        <w:tc>
+          <w:tcPr>
+            <w:tcW w:type="dxa" w:w="5112"/>
+          </w:tcPr>
+          <w:p>
+            <w:r>
+              <w:t>Other task constraints</w:t>
+            </w:r>
+          </w:p>
+        </w:tc>
+        <w:tc>
+          <w:tcPr>
+            <w:tcW w:type="dxa" w:w="5112"/>
+          </w:tcPr>
+          <w:p>
+            <w:r>
+              <w:t>Quality, resources and robustness require their own observations; passing one criterion does not settle them</w:t>
+            </w:r>
+          </w:p>
+        </w:tc>
+      </w:tr>
+    </w:tbl>
+    <w:p>
+      <w:pPr>
+        <w:pStyle w:val="Heading2"/>
+      </w:pPr>
+      <w:r>
+        <w:t>Name supplied and missing evidence</w:t>
+      </w:r>
+    </w:p>
+    <w:p>
+      <w:pPr>
+        <w:pStyle w:val="Heading3"/>
+      </w:pPr>
+      <w:r>
+        <w:t>List the given facts and one fact that is not supplied.</w:t>
+      </w:r>
+    </w:p>
+    <w:p>
+      <w:r>
+        <w:t>________________________________________________________________</w:t>
+      </w:r>
+    </w:p>
+    <w:p>
+      <w:r>
+        <w:t>________________________________________________________________</w:t>
+      </w:r>
+    </w:p>
+    <w:p>
+      <w:r>
+        <w:t>________________________________________________________________</w:t>
+      </w:r>
+    </w:p>
+    <w:p>
+      <w:pPr>
+        <w:pStyle w:val="Heading2"/>
+      </w:pPr>
+      <w:r>
+        <w:t>Earlier wording, alternatives and picture transcripts · reference / check after trying</w:t>
+      </w:r>
+    </w:p>
+    <w:p>
+      <w:pPr>
+        <w:spacing w:line="336" w:lineRule="auto" w:after="180"/>
+      </w:pPr>
+      <w:r>
+        <w:rPr>
+          <w:b w:val="0"/>
+        </w:rPr>
+        <w:t>Begin by writing the question the procedure is intended to answer. Identify the information already supplied, the information it will produce and the information still missing.</w:t>
+      </w:r>
+    </w:p>
+    <w:p>
+      <w:pPr>
+        <w:spacing w:line="336" w:lineRule="auto" w:after="180"/>
+      </w:pPr>
+      <w:r>
+        <w:rPr>
+          <w:b w:val="0"/>
+        </w:rPr>
+        <w:t>These are constructed classroom examples; they do not require live accounts, private records or an external service. Do not treat a plausible explanation as a measured outcome.</w:t>
+      </w:r>
+    </w:p>
+    <w:p>
+      <w:pPr>
+        <w:pStyle w:val="Heading1"/>
+      </w:pPr>
+      <w:r>
+        <w:t>03. Trace paired gains before averaging or deciding practical value</w:t>
+      </w:r>
+    </w:p>
+    <w:p>
+      <w:r>
+        <w:t>The average meets its rule without every individual case doing so.</w:t>
+      </w:r>
+    </w:p>
+    <w:p>
+      <w:pPr>
+        <w:pStyle w:val="Heading2"/>
+      </w:pPr>
+      <w:r>
+        <w:t>Original paired-gain calculation</w:t>
+      </w:r>
+    </w:p>
+    <w:p>
+      <w:pPr>
+        <w:spacing w:line="336" w:lineRule="auto" w:after="180"/>
+      </w:pPr>
+      <w:r>
+        <w:rPr>
+          <w:b w:val="0"/>
+        </w:rPr>
+        <w:t>For paired response durations compute baseline minus candidate per case and average the differences. Positive means faster candidate. Compare with a prespecified minimum useful gain.</w:t>
+      </w:r>
+    </w:p>
+    <w:p>
+      <w:pPr>
+        <w:pStyle w:val="Heading2"/>
+      </w:pPr>
+      <w:r>
+        <w:t>Complete case-by-case arithmetic and mean decision</w:t>
+      </w:r>
+    </w:p>
+    <w:tbl>
+      <w:tblPr>
+        <w:tblStyle w:val="LightShading-Accent1"/>
+        <w:tblW w:type="auto" w:w="0"/>
+        <w:tblLook w:firstColumn="1" w:firstRow="1" w:lastColumn="0" w:lastRow="0" w:noHBand="0" w:noVBand="1" w:val="04A0"/>
+      </w:tblPr>
+      <w:tblGrid>
+        <w:gridCol w:w="2556"/>
+        <w:gridCol w:w="2556"/>
+        <w:gridCol w:w="2556"/>
+        <w:gridCol w:w="2556"/>
+      </w:tblGrid>
+      <w:tr>
+        <w:trPr>
+          <w:tblHeader/>
+        </w:trPr>
+        <w:tc>
+          <w:tcPr>
+            <w:tcW w:type="dxa" w:w="2556"/>
+          </w:tcPr>
+          <w:p>
+            <w:r>
+              <w:t>Main paired case</w:t>
+            </w:r>
+          </w:p>
+        </w:tc>
+        <w:tc>
+          <w:tcPr>
+            <w:tcW w:type="dxa" w:w="2556"/>
+          </w:tcPr>
+          <w:p>
+            <w:r>
+              <w:t>Baseline seconds</w:t>
+            </w:r>
+          </w:p>
+        </w:tc>
+        <w:tc>
+          <w:tcPr>
+            <w:tcW w:type="dxa" w:w="2556"/>
+          </w:tcPr>
+          <w:p>
+            <w:r>
+              <w:t>Candidate seconds</w:t>
+            </w:r>
+          </w:p>
+        </w:tc>
+        <w:tc>
+          <w:tcPr>
+            <w:tcW w:type="dxa" w:w="2556"/>
+          </w:tcPr>
+          <w:p>
+            <w:r>
+              <w:t>Gain: baseline − candidate</w:t>
+            </w:r>
+          </w:p>
+        </w:tc>
+      </w:tr>
+      <w:tr>
+        <w:tc>
+          <w:tcPr>
+            <w:tcW w:type="dxa" w:w="2556"/>
+          </w:tcPr>
+          <w:p>
+            <w:r>
+              <w:t>Q1</w:t>
+            </w:r>
+          </w:p>
+        </w:tc>
+        <w:tc>
+          <w:tcPr>
+            <w:tcW w:type="dxa" w:w="2556"/>
+          </w:tcPr>
+          <w:p>
+            <w:r>
+              <w:t>10</w:t>
+            </w:r>
+          </w:p>
+        </w:tc>
+        <w:tc>
+          <w:tcPr>
+            <w:tcW w:type="dxa" w:w="2556"/>
+          </w:tcPr>
+          <w:p>
+            <w:r>
+              <w:t>8</w:t>
+            </w:r>
+          </w:p>
+        </w:tc>
+        <w:tc>
+          <w:tcPr>
+            <w:tcW w:type="dxa" w:w="2556"/>
+          </w:tcPr>
+          <w:p>
+            <w:r>
+              <w:t>2</w:t>
+            </w:r>
+          </w:p>
+        </w:tc>
+      </w:tr>
+      <w:tr>
+        <w:tc>
+          <w:tcPr>
+            <w:tcW w:type="dxa" w:w="2556"/>
+          </w:tcPr>
+          <w:p>
+            <w:r>
+              <w:t>Q2</w:t>
+            </w:r>
+          </w:p>
+        </w:tc>
+        <w:tc>
+          <w:tcPr>
+            <w:tcW w:type="dxa" w:w="2556"/>
+          </w:tcPr>
+          <w:p>
+            <w:r>
+              <w:t>12</w:t>
+            </w:r>
+          </w:p>
+        </w:tc>
+        <w:tc>
+          <w:tcPr>
+            <w:tcW w:type="dxa" w:w="2556"/>
+          </w:tcPr>
+          <w:p>
+            <w:r>
+              <w:t>9</w:t>
+            </w:r>
+          </w:p>
+        </w:tc>
+        <w:tc>
+          <w:tcPr>
+            <w:tcW w:type="dxa" w:w="2556"/>
+          </w:tcPr>
+          <w:p>
+            <w:r>
+              <w:t>3</w:t>
+            </w:r>
+          </w:p>
+        </w:tc>
+      </w:tr>
+      <w:tr>
+        <w:tc>
+          <w:tcPr>
+            <w:tcW w:type="dxa" w:w="2556"/>
+          </w:tcPr>
+          <w:p>
+            <w:r>
+              <w:t>Q3</w:t>
+            </w:r>
+          </w:p>
+        </w:tc>
+        <w:tc>
+          <w:tcPr>
+            <w:tcW w:type="dxa" w:w="2556"/>
+          </w:tcPr>
+          <w:p>
+            <w:r>
+              <w:t>8</w:t>
+            </w:r>
+          </w:p>
+        </w:tc>
+        <w:tc>
+          <w:tcPr>
+            <w:tcW w:type="dxa" w:w="2556"/>
+          </w:tcPr>
+          <w:p>
+            <w:r>
+              <w:t>7</w:t>
+            </w:r>
+          </w:p>
+        </w:tc>
+        <w:tc>
+          <w:tcPr>
+            <w:tcW w:type="dxa" w:w="2556"/>
+          </w:tcPr>
+          <w:p>
+            <w:r>
+              <w:t>1</w:t>
+            </w:r>
+          </w:p>
+        </w:tc>
+      </w:tr>
+      <w:tr>
+        <w:tc>
+          <w:tcPr>
+            <w:tcW w:type="dxa" w:w="2556"/>
+          </w:tcPr>
+          <w:p>
+            <w:r>
+              <w:t>Mean gain</w:t>
+            </w:r>
+          </w:p>
+        </w:tc>
+        <w:tc>
+          <w:tcPr>
+            <w:tcW w:type="dxa" w:w="2556"/>
+          </w:tcPr>
+          <w:p>
+            <w:r>
+              <w:t>(2+3+1)/3</w:t>
+            </w:r>
+          </w:p>
+        </w:tc>
+        <w:tc>
+          <w:tcPr>
+            <w:tcW w:type="dxa" w:w="2556"/>
+          </w:tcPr>
+          <w:p>
+            <w:r>
+              <w:t>2 seconds</w:t>
+            </w:r>
+          </w:p>
+        </w:tc>
+        <w:tc>
+          <w:tcPr>
+            <w:tcW w:type="dxa" w:w="2556"/>
+          </w:tcPr>
+          <w:p>
+            <w:r>
+              <w:t>Meets inclusive mean threshold 2</w:t>
+            </w:r>
+          </w:p>
+        </w:tc>
+      </w:tr>
+      <w:tr>
+        <w:tc>
+          <w:tcPr>
+            <w:tcW w:type="dxa" w:w="2556"/>
+          </w:tcPr>
+          <w:p>
+            <w:r>
+              <w:t>Individual variation</w:t>
+            </w:r>
+          </w:p>
+        </w:tc>
+        <w:tc>
+          <w:tcPr>
+            <w:tcW w:type="dxa" w:w="2556"/>
+          </w:tcPr>
+          <w:p>
+            <w:r>
+              <w:t>Q3 gain is1 second</w:t>
+            </w:r>
+          </w:p>
+        </w:tc>
+        <w:tc>
+          <w:tcPr>
+            <w:tcW w:type="dxa" w:w="2556"/>
+          </w:tcPr>
+          <w:p>
+            <w:r>
+              <w:t>Mean rule still met</w:t>
+            </w:r>
+          </w:p>
+        </w:tc>
+        <w:tc>
+          <w:tcPr>
+            <w:tcW w:type="dxa" w:w="2556"/>
+          </w:tcPr>
+          <w:p>
+            <w:r>
+              <w:t>Not a claim every case meets an individual 2-second target</w:t>
+            </w:r>
+          </w:p>
+        </w:tc>
+      </w:tr>
+      <w:tr>
+        <w:tc>
+          <w:tcPr>
+            <w:tcW w:type="dxa" w:w="2556"/>
+          </w:tcPr>
+          <w:p>
+            <w:r>
+              <w:t>Remaining uncertainty</w:t>
+            </w:r>
+          </w:p>
+        </w:tc>
+        <w:tc>
+          <w:tcPr>
+            <w:tcW w:type="dxa" w:w="2556"/>
+          </w:tcPr>
+          <w:p>
+            <w:r>
+              <w:t>Only three supplied paired cases</w:t>
+            </w:r>
+          </w:p>
+        </w:tc>
+        <w:tc>
+          <w:tcPr>
+            <w:tcW w:type="dxa" w:w="2556"/>
+          </w:tcPr>
+          <w:p>
+            <w:r>
+              <w:t>No interval or statistical test supplied</w:t>
+            </w:r>
+          </w:p>
+        </w:tc>
+        <w:tc>
+          <w:tcPr>
+            <w:tcW w:type="dxa" w:w="2556"/>
+          </w:tcPr>
+          <w:p>
+            <w:r>
+              <w:t>No population-certainty or causal claim</w:t>
+            </w:r>
+          </w:p>
+        </w:tc>
+      </w:tr>
+    </w:tbl>
+    <w:p>
+      <w:pPr>
+        <w:pStyle w:val="Heading2"/>
+      </w:pPr>
+      <w:r>
+        <w:t>State the threshold and missing broader evidence</w:t>
+      </w:r>
+    </w:p>
+    <w:p>
+      <w:pPr>
+        <w:spacing w:line="336" w:lineRule="auto" w:after="180"/>
+      </w:pPr>
+      <w:r>
+        <w:rPr>
+          <w:b w:val="0"/>
+        </w:rPr>
+        <w:t xml:space="preserve">Before applying the procedure, write its units, denominator or decision boundary where relevant. A partner should be able to repeat each step using the same </w:t>
       </w:r>
       <w:r>
         <w:rPr>
@@ -282,50 +1140,38 @@
         <w:rPr>
           <w:b w:val="0"/>
         </w:rPr>
-        <w:t xml:space="preserve"> conditions and </w:t>
+        <w:t>s.</w:t>
+      </w:r>
+    </w:p>
+    <w:p>
+      <w:pPr>
+        <w:spacing w:line="336" w:lineRule="auto" w:after="180"/>
+      </w:pPr>
+      <w:r>
+        <w:rPr>
+          <w:b w:val="0"/>
+        </w:rPr>
+        <w:t xml:space="preserve">If a required </w:t>
       </w:r>
       <w:r>
         <w:rPr>
           <w:b/>
         </w:rPr>
-        <w:t>evidence</w:t>
+        <w:t>input</w:t>
       </w:r>
       <w:r>
         <w:rPr>
           <w:b w:val="0"/>
         </w:rPr>
-        <w:t xml:space="preserve"> source before it can support a claim.</w:t>
-      </w:r>
-    </w:p>
-    <w:p>
-      <w:pPr>
-        <w:pStyle w:val="Heading3"/>
-      </w:pPr>
-      <w:r>
-        <w:t>My starting explanation</w:t>
-      </w:r>
-    </w:p>
-    <w:p>
-      <w:r>
-        <w:t>________________________________________________________________</w:t>
-      </w:r>
-    </w:p>
-    <w:p>
-      <w:r>
-        <w:t>________________________________________________________________</w:t>
-      </w:r>
-    </w:p>
-    <w:p>
-      <w:r>
-        <w:t>________________________________________________________________</w:t>
-      </w:r>
-    </w:p>
-    <w:p>
-      <w:pPr>
-        <w:pStyle w:val="Heading3"/>
-      </w:pPr>
-      <w:r>
-        <w:t>This week’s end goal</w:t>
+        <w:t xml:space="preserve"> is absent or violates the stated contract, record that condition explicitly instead of quietly replacing it with a convenient value.</w:t>
+      </w:r>
+    </w:p>
+    <w:p>
+      <w:pPr>
+        <w:pStyle w:val="Heading2"/>
+      </w:pPr>
+      <w:r>
+        <w:t>Explain the visual</w:t>
       </w:r>
     </w:p>
     <w:p>
@@ -336,118 +1182,27 @@
         <w:rPr>
           <w:b w:val="0"/>
         </w:rPr>
-        <w:t xml:space="preserve">Explain </w:t>
+        <w:t xml:space="preserve">Point to the </w:t>
       </w:r>
       <w:r>
         <w:rPr>
           <w:b/>
         </w:rPr>
-        <w:t>effect size</w:t>
+        <w:t>input</w:t>
       </w:r>
       <w:r>
         <w:rPr>
           <w:b w:val="0"/>
         </w:rPr>
-        <w:t xml:space="preserve"> and practical importance using the records and boundaries of this fictional investigation.</w:t>
-      </w:r>
-    </w:p>
-    <w:p>
-      <w:pPr>
-        <w:pStyle w:val="Heading1"/>
-      </w:pPr>
-      <w:r>
-        <w:t>02. Notice the evidence</w:t>
-      </w:r>
-    </w:p>
-    <w:p>
-      <w:r>
-        <w:t>Investigate the supplied Effect size and practical importance case. Separate observations, given facts and assumptions before choosing an explanation.</w:t>
-      </w:r>
-    </w:p>
-    <w:p>
-      <w:pPr>
-        <w:spacing w:line="336" w:lineRule="auto" w:after="180"/>
-      </w:pPr>
-      <w:r>
-        <w:rPr>
-          <w:b/>
-        </w:rPr>
-        <w:t>Effect size</w:t>
-      </w:r>
-      <w:r>
-        <w:rPr>
-          <w:b w:val="0"/>
-        </w:rPr>
-        <w:t xml:space="preserve"> describes magnitude on a stated scale. Practical importance depends on task requirements, not merely a nonzero difference.</w:t>
-      </w:r>
-    </w:p>
-    <w:p>
-      <w:pPr>
-        <w:spacing w:line="336" w:lineRule="auto" w:after="180"/>
-      </w:pPr>
-      <w:r>
-        <w:rPr>
-          <w:b w:val="0"/>
-        </w:rPr>
-        <w:t>Begin by writing the question the procedure is intended to answer. Identify the information already supplied, the information it will produce and the information still missing.</w:t>
-      </w:r>
-    </w:p>
-    <w:p>
-      <w:pPr>
-        <w:spacing w:line="336" w:lineRule="auto" w:after="180"/>
-      </w:pPr>
-      <w:r>
-        <w:rPr>
-          <w:b w:val="0"/>
-        </w:rPr>
-        <w:t>These are constructed classroom examples; they do not require live accounts, private records or an external service. Do not treat a plausible explanation as a measured outcome.</w:t>
-      </w:r>
-    </w:p>
-    <w:p>
-      <w:pPr>
-        <w:pStyle w:val="Heading3"/>
-      </w:pPr>
-      <w:r>
-        <w:t>List the given facts and one fact that is not supplied.</w:t>
-      </w:r>
-    </w:p>
-    <w:p>
-      <w:r>
-        <w:t>________________________________________________________________</w:t>
-      </w:r>
-    </w:p>
-    <w:p>
-      <w:r>
-        <w:t>________________________________________________________________</w:t>
-      </w:r>
-    </w:p>
-    <w:p>
-      <w:r>
-        <w:t>________________________________________________________________</w:t>
-      </w:r>
-    </w:p>
-    <w:p>
-      <w:pPr>
-        <w:pStyle w:val="Heading1"/>
-      </w:pPr>
-      <w:r>
-        <w:t>03. See how it works</w:t>
-      </w:r>
-    </w:p>
-    <w:p>
-      <w:r>
-        <w:t>Follow the mechanism for Effect size and practical importance. Connect each labelled input, deciding step and result.</w:t>
-      </w:r>
-    </w:p>
-    <w:p>
-      <w:pPr>
-        <w:spacing w:line="336" w:lineRule="auto" w:after="180"/>
-      </w:pPr>
-      <w:r>
-        <w:rPr>
-          <w:b w:val="0"/>
-        </w:rPr>
-        <w:t>For paired response durations compute baseline minus candidate per case and average the differences. Positive means faster candidate. Compare with a prespecified minimum useful gain.</w:t>
+        <w:t>, the deciding step and the result in this week’s visual. Explain the same step in ordinary words. A picture helps when you can say what each part represents.</w:t>
+      </w:r>
+    </w:p>
+    <w:p>
+      <w:pPr>
+        <w:pStyle w:val="Heading2"/>
+      </w:pPr>
+      <w:r>
+        <w:t>Earlier wording, alternatives and picture transcripts · reference / check after trying</w:t>
       </w:r>
     </w:p>
     <w:p>
@@ -511,7 +1266,7 @@
           </w:tcPr>
           <w:p>
             <w:r>
-              <w:t>Baseline times10, 12, 8; candidate8, 9, 7 seconds. Useful mean gain requires at least 2 seconds.</w:t>
+              <w:t>Baseline times 10, 12, 8; candidate 8, 9, 7 seconds. Useful mean gain requires at least 2 seconds.</w:t>
             </w:r>
           </w:p>
         </w:tc>
@@ -531,7 +1286,7 @@
           </w:tcPr>
           <w:p>
             <w:r>
-              <w:t>Paired gains2, 3, 1; mean2 meets the inclusive useful-gain threshold. It is a three-case descriptive result, not a population certainty.</w:t>
+              <w:t>Paired gains 2, 3, 1; mean 2 meets the inclusive useful-gain threshold. It is a three-case descriptive result, not a population certainty.</w:t>
             </w:r>
           </w:p>
         </w:tc>
@@ -544,13 +1299,226 @@
     </w:p>
     <w:p>
       <w:pPr>
+        <w:pStyle w:val="Heading3"/>
+      </w:pPr>
+      <w:r>
+        <w:t>Connect the picture and the explanation</w:t>
+      </w:r>
+    </w:p>
+    <w:p>
+      <w:pPr>
+        <w:pStyle w:val="Heading1"/>
+      </w:pPr>
+      <w:r>
+        <w:t>04. Predict a larger error-count reduction under the same practical rule</w:t>
+      </w:r>
+    </w:p>
+    <w:p>
+      <w:r>
+        <w:t>A new result may meet the threshold without adding uncertainty evidence.</w:t>
+      </w:r>
+    </w:p>
+    <w:p>
+      <w:pPr>
+        <w:pStyle w:val="Heading2"/>
+      </w:pPr>
+      <w:r>
+        <w:t>Current task and response</w:t>
+      </w:r>
+    </w:p>
+    <w:p>
+      <w:pPr>
+        <w:pStyle w:val="ListBullet"/>
+      </w:pPr>
+      <w:r>
+        <w:t>Baseline times 10, 12, 8; candidate 8, 9, 7 seconds. Useful mean gain requires at least 2 seconds. Show the intermediate steps and give the conclusion with its scope.</w:t>
+      </w:r>
+    </w:p>
+    <w:p>
+      <w:pPr>
+        <w:pStyle w:val="Heading3"/>
+      </w:pPr>
+      <w:r>
+        <w:t>Keep the procedure fixed. Explain what changed in the inputs and result.</w:t>
+      </w:r>
+    </w:p>
+    <w:p>
+      <w:r>
+        <w:t>________________________________________________________________</w:t>
+      </w:r>
+    </w:p>
+    <w:p>
+      <w:r>
+        <w:t>________________________________________________________________</w:t>
+      </w:r>
+    </w:p>
+    <w:p>
+      <w:r>
+        <w:t>________________________________________________________________</w:t>
+      </w:r>
+    </w:p>
+    <w:p>
+      <w:r>
+        <w:t>________________________________________________________________</w:t>
+      </w:r>
+    </w:p>
+    <w:p>
+      <w:r>
+        <w:t>________________________________________________________________</w:t>
+      </w:r>
+    </w:p>
+    <w:p>
+      <w:pPr>
+        <w:pStyle w:val="Heading2"/>
+      </w:pPr>
+      <w:r>
+        <w:t>Predict changed B count of eight errors</w:t>
+      </w:r>
+    </w:p>
+    <w:p>
+      <w:pPr>
+        <w:pStyle w:val="ListBullet"/>
+      </w:pPr>
+      <w:r>
+        <w:t>Change: B makes 8 errors in 1000.</w:t>
+      </w:r>
+    </w:p>
+    <w:p>
+      <w:pPr>
+        <w:pStyle w:val="Heading2"/>
+      </w:pPr>
+      <w:r>
+        <w:t>Check after predicting · reference / check after trying</w:t>
+      </w:r>
+    </w:p>
+    <w:p>
+      <w:pPr>
         <w:spacing w:line="336" w:lineRule="auto" w:after="180"/>
       </w:pPr>
+      <w:r>
+        <w:rPr>
+          <w:b/>
+        </w:rPr>
+        <w:t>Prediction</w:t>
+      </w:r>
       <w:r>
         <w:rPr>
           <w:b w:val="0"/>
         </w:rPr>
-        <w:t xml:space="preserve">Before applying the procedure, write its units, denominator or decision boundary where relevant. A partner should be able to repeat each step using the same </w:t>
+        <w:t xml:space="preserve">: The reduction becomes 12 per 1000 and meets the stated </w:t>
+      </w:r>
+      <w:r>
+        <w:rPr>
+          <w:b/>
+        </w:rPr>
+        <w:t>practical threshold</w:t>
+      </w:r>
+      <w:r>
+        <w:rPr>
+          <w:b w:val="0"/>
+        </w:rPr>
+        <w:t>.</w:t>
+      </w:r>
+    </w:p>
+    <w:p>
+      <w:pPr>
+        <w:spacing w:line="336" w:lineRule="auto" w:after="180"/>
+      </w:pPr>
+      <w:r>
+        <w:rPr>
+          <w:b w:val="0"/>
+        </w:rPr>
+        <w:t>Reason: Twenty minus eight exceeds the required ten fewer errors.</w:t>
+      </w:r>
+    </w:p>
+    <w:p>
+      <w:pPr>
+        <w:pStyle w:val="Heading2"/>
+      </w:pPr>
+      <w:r>
+        <w:t>Earlier wording, alternatives and picture transcripts · reference / check after trying</w:t>
+      </w:r>
+    </w:p>
+    <w:p>
+      <w:pPr>
+        <w:pStyle w:val="Heading3"/>
+      </w:pPr>
+      <w:r>
+        <w:t>Compare a familiar case with a changed case</w:t>
+      </w:r>
+    </w:p>
+    <w:p>
+      <w:pPr>
+        <w:pStyle w:val="Heading3"/>
+      </w:pPr>
+      <w:r>
+        <w:t>Change one thing in the pictured case</w:t>
+      </w:r>
+    </w:p>
+    <w:p>
+      <w:pPr>
+        <w:pStyle w:val="Heading1"/>
+      </w:pPr>
+      <w:r>
+        <w:t>06. Read absolute effect, relative change and practical rule together</w:t>
+      </w:r>
+    </w:p>
+    <w:p>
+      <w:r>
+        <w:t>Keep error-count units separate from the main paired time gains.</w:t>
+      </w:r>
+    </w:p>
+    <w:p>
+      <w:pPr>
+        <w:pStyle w:val="Heading2"/>
+      </w:pPr>
+      <w:r>
+        <w:t>Main paired-time criterion and checked result</w:t>
+      </w:r>
+    </w:p>
+    <w:p>
+      <w:pPr>
+        <w:spacing w:line="336" w:lineRule="auto" w:after="180"/>
+      </w:pPr>
+      <w:r>
+        <w:rPr>
+          <w:b w:val="0"/>
+        </w:rPr>
+        <w:t>Baseline times 10, 12, 8; candidate 8, 9, 7 seconds. Useful mean gain requires at least 2 seconds.</w:t>
+      </w:r>
+    </w:p>
+    <w:p>
+      <w:pPr>
+        <w:spacing w:line="336" w:lineRule="auto" w:after="180"/>
+      </w:pPr>
+      <w:r>
+        <w:rPr>
+          <w:b w:val="0"/>
+        </w:rPr>
+        <w:t>Paired gains 2, 3, 1; mean 2 meets the inclusive useful-gain threshold. It is a three-case descriptive result, not a population certainty.</w:t>
+      </w:r>
+    </w:p>
+    <w:p>
+      <w:pPr>
+        <w:spacing w:line="336" w:lineRule="auto" w:after="180"/>
+      </w:pPr>
+      <w:r>
+        <w:rPr>
+          <w:b w:val="0"/>
+        </w:rPr>
+        <w:t xml:space="preserve">Compare the intermediate </w:t>
+      </w:r>
+      <w:r>
+        <w:rPr>
+          <w:b/>
+        </w:rPr>
+        <w:t>evidence</w:t>
+      </w:r>
+      <w:r>
+        <w:rPr>
+          <w:b w:val="0"/>
+        </w:rPr>
+        <w:t xml:space="preserve"> with the final statement. Explain why each number or decision follows from the stated </w:t>
       </w:r>
       <w:r>
         <w:rPr>
@@ -573,7 +1541,7 @@
         <w:rPr>
           <w:b w:val="0"/>
         </w:rPr>
-        <w:t xml:space="preserve">If a required </w:t>
+        <w:t xml:space="preserve">The conclusion belongs to this scenario and procedure; changing the </w:t>
       </w:r>
       <w:r>
         <w:rPr>
@@ -585,15 +1553,15 @@
         <w:rPr>
           <w:b w:val="0"/>
         </w:rPr>
-        <w:t xml:space="preserve"> is absent or violates the stated contract, record that condition explicitly instead of quietly replacing it with a convenient value.</w:t>
-      </w:r>
-    </w:p>
-    <w:p>
-      <w:pPr>
-        <w:pStyle w:val="Heading3"/>
-      </w:pPr>
-      <w:r>
-        <w:t>Connect the picture and the explanation</w:t>
+        <w:t>s, evaluation population or authority can change what it establishes. Retain the raw record so a later revision can be compared honestly.</w:t>
+      </w:r>
+    </w:p>
+    <w:p>
+      <w:pPr>
+        <w:pStyle w:val="Heading2"/>
+      </w:pPr>
+      <w:r>
+        <w:t>Separate error-count inputs and magnitude definitions</w:t>
       </w:r>
     </w:p>
     <w:p>
@@ -604,138 +1572,7 @@
         <w:rPr>
           <w:b w:val="0"/>
         </w:rPr>
-        <w:t xml:space="preserve">Point to the </w:t>
-      </w:r>
-      <w:r>
-        <w:rPr>
-          <w:b/>
-        </w:rPr>
-        <w:t>input</w:t>
-      </w:r>
-      <w:r>
-        <w:rPr>
-          <w:b w:val="0"/>
-        </w:rPr>
-        <w:t>, the deciding step and the result in this week’s visual. Explain the same step in ordinary words. A picture helps when you can say what each part represents.</w:t>
-      </w:r>
-    </w:p>
-    <w:p>
-      <w:pPr>
-        <w:pStyle w:val="Heading1"/>
-      </w:pPr>
-      <w:r>
-        <w:t>04. Compare the cases</w:t>
-      </w:r>
-    </w:p>
-    <w:p>
-      <w:r>
-        <w:t>Compare the supplied cases for Effect size and practical importance. Identify the detail that changes the conclusion.</w:t>
-      </w:r>
-    </w:p>
-    <w:p>
-      <w:pPr>
-        <w:pStyle w:val="Heading3"/>
-      </w:pPr>
-      <w:r>
-        <w:t>Compare a familiar case with a changed case</w:t>
-      </w:r>
-    </w:p>
-    <w:p>
-      <w:pPr>
-        <w:spacing w:line="336" w:lineRule="auto" w:after="180"/>
-      </w:pPr>
-      <w:r>
-        <w:rPr>
-          <w:b w:val="0"/>
-        </w:rPr>
-        <w:t>Baseline times10, 12, 8; candidate8, 9, 7 seconds. Useful mean gain requires at least 2 seconds. Show the intermediate steps and give the conclusion with its scope.</w:t>
-      </w:r>
-    </w:p>
-    <w:p>
-      <w:pPr>
-        <w:pStyle w:val="Heading3"/>
-      </w:pPr>
-      <w:r>
-        <w:t>Keep the procedure fixed. Explain what changed in the inputs and result.</w:t>
-      </w:r>
-    </w:p>
-    <w:p>
-      <w:r>
-        <w:t>________________________________________________________________</w:t>
-      </w:r>
-    </w:p>
-    <w:p>
-      <w:r>
-        <w:t>________________________________________________________________</w:t>
-      </w:r>
-    </w:p>
-    <w:p>
-      <w:r>
-        <w:t>________________________________________________________________</w:t>
-      </w:r>
-    </w:p>
-    <w:p>
-      <w:r>
-        <w:t>________________________________________________________________</w:t>
-      </w:r>
-    </w:p>
-    <w:p>
-      <w:r>
-        <w:t>________________________________________________________________</w:t>
-      </w:r>
-    </w:p>
-    <w:p>
-      <w:pPr>
-        <w:pStyle w:val="Heading3"/>
-      </w:pPr>
-      <w:r>
-        <w:t>Change one thing in the pictured case</w:t>
-      </w:r>
-    </w:p>
-    <w:p>
-      <w:pPr>
-        <w:pStyle w:val="Heading3"/>
-      </w:pPr>
-      <w:r>
-        <w:t>Change one thing</w:t>
-      </w:r>
-    </w:p>
-    <w:p>
-      <w:pPr>
-        <w:spacing w:line="336" w:lineRule="auto" w:after="180"/>
-        <w:shd w:fill="F5F1FB"/>
-      </w:pPr>
-      <w:r>
-        <w:rPr>
-          <w:b w:val="0"/>
-        </w:rPr>
-        <w:t>Change: B makes 8 errors in 1000.</w:t>
-      </w:r>
-    </w:p>
-    <w:p>
-      <w:pPr>
-        <w:pStyle w:val="Heading3"/>
-      </w:pPr>
-      <w:r>
-        <w:t>Predicted result</w:t>
-      </w:r>
-    </w:p>
-    <w:p>
-      <w:pPr>
-        <w:spacing w:line="336" w:lineRule="auto" w:after="180"/>
-        <w:shd w:fill="F1F6FC"/>
-      </w:pPr>
-      <w:r>
-        <w:rPr>
-          <w:b/>
-        </w:rPr>
-        <w:t>Prediction</w:t>
-      </w:r>
-      <w:r>
-        <w:rPr>
-          <w:b w:val="0"/>
-        </w:rPr>
-        <w:t xml:space="preserve">: The reduction becomes 12 per 1000 and meets the stated </w:t>
+        <w:t xml:space="preserve">An improvement with a </w:t>
       </w:r>
       <w:r>
         <w:rPr>
@@ -747,370 +1584,7 @@
         <w:rPr>
           <w:b w:val="0"/>
         </w:rPr>
-        <w:t>.</w:t>
-      </w:r>
-    </w:p>
-    <w:p>
-      <w:pPr>
-        <w:pStyle w:val="Heading3"/>
-      </w:pPr>
-      <w:r>
-        <w:t>Why the result follows</w:t>
-      </w:r>
-    </w:p>
-    <w:p>
-      <w:pPr>
-        <w:spacing w:line="336" w:lineRule="auto" w:after="180"/>
-        <w:shd w:fill="F1F6FC"/>
-      </w:pPr>
-      <w:r>
-        <w:rPr>
-          <w:b w:val="0"/>
-        </w:rPr>
-        <w:t>Reason: Twenty minus eight exceeds the required ten fewer errors.</w:t>
-      </w:r>
-    </w:p>
-    <w:p>
-      <w:pPr>
-        <w:pStyle w:val="Heading1"/>
-      </w:pPr>
-      <w:r>
-        <w:t>05. Words that unlock the idea</w:t>
-      </w:r>
-    </w:p>
-    <w:p>
-      <w:r>
-        <w:t>Use the vocabulary of Effect size and practical importance to explain a concrete decision, rather than only memorising definitions.</w:t>
-      </w:r>
-    </w:p>
-    <w:tbl>
-      <w:tblPr>
-        <w:tblStyle w:val="LightShading-Accent1"/>
-        <w:tblW w:type="auto" w:w="0"/>
-        <w:tblLook w:firstColumn="1" w:firstRow="1" w:lastColumn="0" w:lastRow="0" w:noHBand="0" w:noVBand="1" w:val="04A0"/>
-      </w:tblPr>
-      <w:tblGrid>
-        <w:gridCol w:w="5112"/>
-        <w:gridCol w:w="5112"/>
-      </w:tblGrid>
-      <w:tr>
-        <w:trPr>
-          <w:tblHeader/>
-        </w:trPr>
-        <w:tc>
-          <w:tcPr>
-            <w:tcW w:type="dxa" w:w="5112"/>
-          </w:tcPr>
-          <w:p>
-            <w:r>
-              <w:t>Word</w:t>
-            </w:r>
-          </w:p>
-        </w:tc>
-        <w:tc>
-          <w:tcPr>
-            <w:tcW w:type="dxa" w:w="5112"/>
-          </w:tcPr>
-          <w:p>
-            <w:r>
-              <w:t>Meaning</w:t>
-            </w:r>
-          </w:p>
-        </w:tc>
-      </w:tr>
-      <w:tr>
-        <w:tc>
-          <w:tcPr>
-            <w:tcW w:type="dxa" w:w="5112"/>
-          </w:tcPr>
-          <w:p>
-            <w:r>
-              <w:t>Effect size</w:t>
-            </w:r>
-          </w:p>
-        </w:tc>
-        <w:tc>
-          <w:tcPr>
-            <w:tcW w:type="dxa" w:w="5112"/>
-          </w:tcPr>
-          <w:p>
-            <w:r>
-              <w:t>The magnitude of a difference under a declared scale</w:t>
-            </w:r>
-          </w:p>
-        </w:tc>
-      </w:tr>
-      <w:tr>
-        <w:tc>
-          <w:tcPr>
-            <w:tcW w:type="dxa" w:w="5112"/>
-          </w:tcPr>
-          <w:p>
-            <w:r>
-              <w:t>Paired difference</w:t>
-            </w:r>
-          </w:p>
-        </w:tc>
-        <w:tc>
-          <w:tcPr>
-            <w:tcW w:type="dxa" w:w="5112"/>
-          </w:tcPr>
-          <w:p>
-            <w:r>
-              <w:t>A within-unit comparison</w:t>
-            </w:r>
-          </w:p>
-        </w:tc>
-      </w:tr>
-      <w:tr>
-        <w:tc>
-          <w:tcPr>
-            <w:tcW w:type="dxa" w:w="5112"/>
-          </w:tcPr>
-          <w:p>
-            <w:r>
-              <w:t>Practical threshold</w:t>
-            </w:r>
-          </w:p>
-        </w:tc>
-        <w:tc>
-          <w:tcPr>
-            <w:tcW w:type="dxa" w:w="5112"/>
-          </w:tcPr>
-          <w:p>
-            <w:r>
-              <w:t>A prespecified magnitude considered useful</w:t>
-            </w:r>
-          </w:p>
-        </w:tc>
-      </w:tr>
-    </w:tbl>
-    <w:p>
-      <w:pPr>
-        <w:pStyle w:val="Heading3"/>
-      </w:pPr>
-      <w:r>
-        <w:t>Use two terms to explain a step in this week’s example.</w:t>
-      </w:r>
-    </w:p>
-    <w:p>
-      <w:r>
-        <w:t>________________________________________________________________</w:t>
-      </w:r>
-    </w:p>
-    <w:p>
-      <w:r>
-        <w:t>________________________________________________________________</w:t>
-      </w:r>
-    </w:p>
-    <w:p>
-      <w:r>
-        <w:t>________________________________________________________________</w:t>
-      </w:r>
-    </w:p>
-    <w:p>
-      <w:pPr>
-        <w:pStyle w:val="Heading1"/>
-      </w:pPr>
-      <w:r>
-        <w:t>06. Follow a worked example</w:t>
-      </w:r>
-    </w:p>
-    <w:p>
-      <w:r>
-        <w:t>Follow the worked trace for Effect size and practical importance, predict a step, then compare with its explanation.</w:t>
-      </w:r>
-    </w:p>
-    <w:p>
-      <w:pPr>
-        <w:spacing w:line="336" w:lineRule="auto" w:after="180"/>
-      </w:pPr>
-      <w:r>
-        <w:rPr>
-          <w:b w:val="0"/>
-        </w:rPr>
-        <w:t>Baseline times10, 12, 8; candidate8, 9, 7 seconds. Useful mean gain requires at least 2 seconds.</w:t>
-      </w:r>
-    </w:p>
-    <w:p>
-      <w:pPr>
-        <w:spacing w:line="336" w:lineRule="auto" w:after="180"/>
-      </w:pPr>
-      <w:r>
-        <w:rPr>
-          <w:b w:val="0"/>
-        </w:rPr>
-        <w:t>Paired gains2, 3, 1; mean2 meets the inclusive useful-gain threshold. It is a three-case descriptive result, not a population certainty.</w:t>
-      </w:r>
-    </w:p>
-    <w:p>
-      <w:pPr>
-        <w:pStyle w:val="Heading3"/>
-      </w:pPr>
-      <w:r>
-        <w:t>Worked explanation · Effect size and practical importance</w:t>
-      </w:r>
-    </w:p>
-    <w:p>
-      <w:pPr>
-        <w:spacing w:line="336" w:lineRule="auto" w:after="180"/>
-        <w:shd w:fill="F1F6FC"/>
-      </w:pPr>
-      <w:r>
-        <w:rPr>
-          <w:b w:val="0"/>
-        </w:rPr>
-        <w:t xml:space="preserve">Compare the intermediate </w:t>
-      </w:r>
-      <w:r>
-        <w:rPr>
-          <w:b/>
-        </w:rPr>
-        <w:t>evidence</w:t>
-      </w:r>
-      <w:r>
-        <w:rPr>
-          <w:b w:val="0"/>
-        </w:rPr>
-        <w:t xml:space="preserve"> with the final statement. Explain why each number or decision follows from the stated </w:t>
-      </w:r>
-      <w:r>
-        <w:rPr>
-          <w:b/>
-        </w:rPr>
-        <w:t>input</w:t>
-      </w:r>
-      <w:r>
-        <w:rPr>
-          <w:b w:val="0"/>
-        </w:rPr>
-        <w:t>s.</w:t>
-      </w:r>
-    </w:p>
-    <w:p>
-      <w:pPr>
-        <w:spacing w:line="336" w:lineRule="auto" w:after="180"/>
-        <w:shd w:fill="F1F6FC"/>
-      </w:pPr>
-      <w:r>
-        <w:rPr>
-          <w:b w:val="0"/>
-        </w:rPr>
-        <w:t xml:space="preserve">The conclusion belongs to this scenario and procedure; changing the </w:t>
-      </w:r>
-      <w:r>
-        <w:rPr>
-          <w:b/>
-        </w:rPr>
-        <w:t>input</w:t>
-      </w:r>
-      <w:r>
-        <w:rPr>
-          <w:b w:val="0"/>
-        </w:rPr>
-        <w:t>s, evaluation population or authority can change what it establishes. Retain the raw record so a later revision can be compared honestly.</w:t>
-      </w:r>
-    </w:p>
-    <w:p>
-      <w:pPr>
-        <w:pStyle w:val="Heading3"/>
-      </w:pPr>
-      <w:r>
-        <w:t>Worked explanation · Effect size and practical importance</w:t>
-      </w:r>
-    </w:p>
-    <w:p>
-      <w:pPr>
-        <w:spacing w:line="336" w:lineRule="auto" w:after="180"/>
-        <w:shd w:fill="F1F6FC"/>
-      </w:pPr>
-      <w:r>
-        <w:rPr>
-          <w:b w:val="0"/>
-        </w:rPr>
-        <w:t xml:space="preserve">Optional local lab: predict the printed result before running this standalone Python 3 example. Change one relevant boundary </w:t>
-      </w:r>
-      <w:r>
-        <w:rPr>
-          <w:b/>
-        </w:rPr>
-        <w:t>input</w:t>
-      </w:r>
-      <w:r>
-        <w:rPr>
-          <w:b w:val="0"/>
-        </w:rPr>
-        <w:t>, record the outcome and state the contract or statistical assumptions.</w:t>
-      </w:r>
-    </w:p>
-    <w:p>
-      <w:pPr>
-        <w:spacing w:line="336" w:lineRule="auto" w:after="180"/>
-        <w:shd w:fill="F1F6FC"/>
-      </w:pPr>
-      <w:r>
-        <w:rPr>
-          <w:b w:val="0"/>
-        </w:rPr>
-        <w:t>The program uses fictional values and the Python standard library; it performs no external operations.</w:t>
-      </w:r>
-    </w:p>
-    <w:p>
-      <w:r>
-        <w:rPr>
-          <w:rFonts w:ascii="Courier New" w:hAnsi="Courier New"/>
-          <w:sz w:val="18"/>
-        </w:rPr>
-        <w:t>def paired_gain(baseline, candidate):</w:t>
-        <w:br/>
-        <w:t xml:space="preserve">    if not baseline or len(baseline) != len(candidate):</w:t>
-        <w:br/>
-        <w:t xml:space="preserve">        raise ValueError('paired lengths')</w:t>
-        <w:br/>
-        <w:t xml:space="preserve">    differences = [a - b for (a, b) in zip(baseline, candidate)]</w:t>
-        <w:br/>
-        <w:t xml:space="preserve">    return (differences, sum(differences) / len(differences))</w:t>
-        <w:br/>
-        <w:br/>
-        <w:t>print(paired_gain([10, 12, 8], [8, 9, 7]))</w:t>
-      </w:r>
-    </w:p>
-    <w:p>
-      <w:pPr>
-        <w:pStyle w:val="Heading3"/>
-      </w:pPr>
-      <w:r>
-        <w:t>Learn from the worked case</w:t>
-      </w:r>
-    </w:p>
-    <w:p>
-      <w:pPr>
-        <w:spacing w:line="336" w:lineRule="auto" w:after="180"/>
-      </w:pPr>
-      <w:r>
-        <w:rPr>
-          <w:b w:val="0"/>
-        </w:rPr>
-        <w:t>Cover the result before checking it. Say what is given, choose the procedure, and follow one step at a time. Then uncover the result and explain your first mismatch. Ask why a step is allowed, not only what number it produces.</w:t>
-      </w:r>
-    </w:p>
-    <w:p>
-      <w:pPr>
-        <w:pStyle w:val="Heading3"/>
-      </w:pPr>
-      <w:r>
-        <w:t>A pictorial worked case: Effect size and practical importance</w:t>
-      </w:r>
-    </w:p>
-    <w:p>
-      <w:pPr>
-        <w:spacing w:line="336" w:lineRule="auto" w:after="180"/>
-      </w:pPr>
-      <w:r>
-        <w:rPr>
-          <w:b w:val="0"/>
-        </w:rPr>
-        <w:t xml:space="preserve">An improvement with a </w:t>
+        <w:t xml:space="preserve">. A team compares error rates against a predeclared </w:t>
       </w:r>
       <w:r>
         <w:rPr>
@@ -1122,41 +1596,12 @@
         <w:rPr>
           <w:b w:val="0"/>
         </w:rPr>
-        <w:t xml:space="preserve">. A team compares error rates against a predeclared </w:t>
-      </w:r>
-      <w:r>
-        <w:rPr>
-          <w:b/>
-        </w:rPr>
-        <w:t>practical threshold</w:t>
-      </w:r>
-      <w:r>
-        <w:rPr>
-          <w:b w:val="0"/>
-        </w:rPr>
         <w:t>.</w:t>
       </w:r>
     </w:p>
     <w:p>
       <w:pPr>
-        <w:pStyle w:val="Heading3"/>
-      </w:pPr>
-      <w:r>
-        <w:t>The facts we will use</w:t>
-      </w:r>
-    </w:p>
-    <w:p>
-      <w:pPr>
-        <w:pStyle w:val="Heading3"/>
-      </w:pPr>
-      <w:r>
-        <w:t>Supplied facts</w:t>
-      </w:r>
-    </w:p>
-    <w:p>
-      <w:pPr>
         <w:spacing w:line="336" w:lineRule="auto" w:after="180"/>
-        <w:shd w:fill="F1F6FC"/>
       </w:pPr>
       <w:r>
         <w:rPr>
@@ -1166,11 +1611,41 @@
       </w:r>
     </w:p>
     <w:p>
+      <w:pPr>
+        <w:spacing w:line="336" w:lineRule="auto" w:after="180"/>
+      </w:pPr>
+      <w:r>
+        <w:rPr>
+          <w:b w:val="0"/>
+        </w:rPr>
+        <w:t>The picture is a separate error-rate comparison on one thousand tasks per version. A has 20 errors, or2%; B has 15, or1.5%. The reduction is five errors per thousand, equal to0.5 percentage points and 25% relative to A’s error count. The declared practical rule requires at least ten fewer errors per thousand, so this observed reduction misses it.</w:t>
+      </w:r>
+    </w:p>
+    <w:p>
+      <w:pPr>
+        <w:spacing w:line="336" w:lineRule="auto" w:after="180"/>
+      </w:pPr>
+      <w:r>
+        <w:rPr>
+          <w:b w:val="0"/>
+        </w:rPr>
+        <w:t>Changed B with eight errors gives twelve fewer, a1.2-percentage-point reduction, meeting that rule. These descriptive counts supply no uncertainty interval or significance result. Meeting this one criterion is not automatic evidence of all quality, resource or deployment requirements.</w:t>
+      </w:r>
+    </w:p>
+    <w:p>
+      <w:pPr>
+        <w:pStyle w:val="Heading2"/>
+      </w:pPr>
+      <w:r>
+        <w:t>Compare original/changed effects in the native threshold chart</w:t>
+      </w:r>
+    </w:p>
+    <w:p>
       <w:r>
         <w:drawing>
           <wp:inline xmlns:a="http://schemas.openxmlformats.org/drawingml/2006/main" xmlns:pic="http://schemas.openxmlformats.org/drawingml/2006/picture">
-            <wp:extent cx="5486400" cy="2641600"/>
-            <wp:docPr id="1" name="Picture 1" descr="Errors on 1000 tasks"/>
+            <wp:extent cx="4923692" cy="3200400"/>
+            <wp:docPr id="1" name="Picture 1" descr="Baseline A has twenty errors per thousand tasks. Original B has fifteen, giving five fewer errors, below a declared minimum of ten fewer. Changed B has eight, giving twelve fewer, above the minimum. Bars show absolute reductions, not uncertainty or significance."/>
             <wp:cNvGraphicFramePr>
               <a:graphicFrameLocks noChangeAspect="1"/>
             </wp:cNvGraphicFramePr>
@@ -1178,7 +1653,7 @@
               <a:graphicData uri="http://schemas.openxmlformats.org/drawingml/2006/picture">
                 <pic:pic>
                   <pic:nvPicPr>
-                    <pic:cNvPr id="0" name="academy-detail-ai-7-13.png"/>
+                    <pic:cNvPr id="0" name="ai-7-13-practical-error-threshold.png"/>
                     <pic:cNvPicPr/>
                   </pic:nvPicPr>
                   <pic:blipFill>
@@ -1190,7 +1665,7 @@
                   <pic:spPr>
                     <a:xfrm>
                       <a:off x="0" y="0"/>
-                      <a:ext cx="5486400" cy="2641600"/>
+                      <a:ext cx="4923692" cy="3200400"/>
                     </a:xfrm>
                     <a:prstGeom prst="rect"/>
                   </pic:spPr>
@@ -1205,8 +1680,8 @@
       <w:r>
         <w:drawing>
           <wp:inline xmlns:a="http://schemas.openxmlformats.org/drawingml/2006/main" xmlns:pic="http://schemas.openxmlformats.org/drawingml/2006/picture">
-            <wp:extent cx="5486400" cy="5225143"/>
-            <wp:docPr id="2" name="Picture 2" descr="Effect size and practical importance. Compute rates: A is 2%; B is 1.5%.. Compute effect size: B has 5 fewer errors per 1000, a 0.5-percentage-point reduction.. Apply practical threshold: Five is less than ten, so the observed change misses this threshold."/>
+            <wp:extent cx="5486400" cy="3182112"/>
+            <wp:docPr id="2" name="Picture 2" descr="Compute rates: A is 2%; B is 1.5%. → Compute effect size: B has 5 fewer errors per 1000, a 0.5-percentage-point reduction. → Apply practical threshold: Five is less than ten, so the observed change misses this threshold."/>
             <wp:cNvGraphicFramePr>
               <a:graphicFrameLocks noChangeAspect="1"/>
             </wp:cNvGraphicFramePr>
@@ -1214,7 +1689,7 @@
               <a:graphicData uri="http://schemas.openxmlformats.org/drawingml/2006/picture">
                 <pic:pic>
                   <pic:nvPicPr>
-                    <pic:cNvPr id="0" name="academy-visual-ai-7-13.png"/>
+                    <pic:cNvPr id="0" name="academy-story-ai-7-13-02.png"/>
                     <pic:cNvPicPr/>
                   </pic:nvPicPr>
                   <pic:blipFill>
@@ -1226,7 +1701,7 @@
                   <pic:spPr>
                     <a:xfrm>
                       <a:off x="0" y="0"/>
-                      <a:ext cx="5486400" cy="5225143"/>
+                      <a:ext cx="5486400" cy="3182112"/>
                     </a:xfrm>
                     <a:prstGeom prst="rect"/>
                   </pic:spPr>
@@ -1354,24 +1829,7 @@
     </w:p>
     <w:p>
       <w:pPr>
-        <w:pStyle w:val="Heading3"/>
-      </w:pPr>
-      <w:r>
-        <w:t>Why this result follows</w:t>
-      </w:r>
-    </w:p>
-    <w:p>
-      <w:pPr>
-        <w:pStyle w:val="Heading3"/>
-      </w:pPr>
-      <w:r>
-        <w:t>Why the result follows</w:t>
-      </w:r>
-    </w:p>
-    <w:p>
-      <w:pPr>
         <w:spacing w:line="336" w:lineRule="auto" w:after="180"/>
-        <w:shd w:fill="F1F6FC"/>
       </w:pPr>
       <w:r>
         <w:rPr>
@@ -1388,70 +1846,550 @@
     </w:p>
     <w:p>
       <w:pPr>
-        <w:pStyle w:val="Heading3"/>
-      </w:pPr>
-      <w:r>
-        <w:t>What this example does not establish</w:t>
-      </w:r>
-    </w:p>
-    <w:p>
-      <w:pPr>
-        <w:pStyle w:val="Heading3"/>
-      </w:pPr>
-      <w:r>
-        <w:t>Keep the stated limit</w:t>
+        <w:pStyle w:val="Heading2"/>
+      </w:pPr>
+      <w:r>
+        <w:t>Complete counts, rates and practical decisions</w:t>
+      </w:r>
+    </w:p>
+    <w:tbl>
+      <w:tblPr>
+        <w:tblStyle w:val="LightShading-Accent1"/>
+        <w:tblW w:type="auto" w:w="0"/>
+        <w:tblLook w:firstColumn="1" w:firstRow="1" w:lastColumn="0" w:lastRow="0" w:noHBand="0" w:noVBand="1" w:val="04A0"/>
+      </w:tblPr>
+      <w:tblGrid>
+        <w:gridCol w:w="3408"/>
+        <w:gridCol w:w="3408"/>
+        <w:gridCol w:w="3408"/>
+      </w:tblGrid>
+      <w:tr>
+        <w:trPr>
+          <w:tblHeader/>
+        </w:trPr>
+        <w:tc>
+          <w:tcPr>
+            <w:tcW w:type="dxa" w:w="3408"/>
+          </w:tcPr>
+          <w:p>
+            <w:r>
+              <w:t>Separate error comparison</w:t>
+            </w:r>
+          </w:p>
+        </w:tc>
+        <w:tc>
+          <w:tcPr>
+            <w:tcW w:type="dxa" w:w="3408"/>
+          </w:tcPr>
+          <w:p>
+            <w:r>
+              <w:t>Original B</w:t>
+            </w:r>
+          </w:p>
+        </w:tc>
+        <w:tc>
+          <w:tcPr>
+            <w:tcW w:type="dxa" w:w="3408"/>
+          </w:tcPr>
+          <w:p>
+            <w:r>
+              <w:t>Changed B</w:t>
+            </w:r>
+          </w:p>
+        </w:tc>
+      </w:tr>
+      <w:tr>
+        <w:tc>
+          <w:tcPr>
+            <w:tcW w:type="dxa" w:w="3408"/>
+          </w:tcPr>
+          <w:p>
+            <w:r>
+              <w:t>A baseline error count</w:t>
+            </w:r>
+          </w:p>
+        </w:tc>
+        <w:tc>
+          <w:tcPr>
+            <w:tcW w:type="dxa" w:w="3408"/>
+          </w:tcPr>
+          <w:p>
+            <w:r>
+              <w:t>20/1000 =2%</w:t>
+            </w:r>
+          </w:p>
+        </w:tc>
+        <w:tc>
+          <w:tcPr>
+            <w:tcW w:type="dxa" w:w="3408"/>
+          </w:tcPr>
+          <w:p>
+            <w:r>
+              <w:t>Same20/1000 =2%</w:t>
+            </w:r>
+          </w:p>
+        </w:tc>
+      </w:tr>
+      <w:tr>
+        <w:tc>
+          <w:tcPr>
+            <w:tcW w:type="dxa" w:w="3408"/>
+          </w:tcPr>
+          <w:p>
+            <w:r>
+              <w:t>B error count/rate</w:t>
+            </w:r>
+          </w:p>
+        </w:tc>
+        <w:tc>
+          <w:tcPr>
+            <w:tcW w:type="dxa" w:w="3408"/>
+          </w:tcPr>
+          <w:p>
+            <w:r>
+              <w:t>15/1000 =1.5%</w:t>
+            </w:r>
+          </w:p>
+        </w:tc>
+        <w:tc>
+          <w:tcPr>
+            <w:tcW w:type="dxa" w:w="3408"/>
+          </w:tcPr>
+          <w:p>
+            <w:r>
+              <w:t>8/1000 =0.8%</w:t>
+            </w:r>
+          </w:p>
+        </w:tc>
+      </w:tr>
+      <w:tr>
+        <w:tc>
+          <w:tcPr>
+            <w:tcW w:type="dxa" w:w="3408"/>
+          </w:tcPr>
+          <w:p>
+            <w:r>
+              <w:t>Fewer errors per 1000</w:t>
+            </w:r>
+          </w:p>
+        </w:tc>
+        <w:tc>
+          <w:tcPr>
+            <w:tcW w:type="dxa" w:w="3408"/>
+          </w:tcPr>
+          <w:p>
+            <w:r>
+              <w:t>20−15 =5</w:t>
+            </w:r>
+          </w:p>
+        </w:tc>
+        <w:tc>
+          <w:tcPr>
+            <w:tcW w:type="dxa" w:w="3408"/>
+          </w:tcPr>
+          <w:p>
+            <w:r>
+              <w:t>20−8 =12</w:t>
+            </w:r>
+          </w:p>
+        </w:tc>
+      </w:tr>
+      <w:tr>
+        <w:tc>
+          <w:tcPr>
+            <w:tcW w:type="dxa" w:w="3408"/>
+          </w:tcPr>
+          <w:p>
+            <w:r>
+              <w:t>Absolute rate reduction</w:t>
+            </w:r>
+          </w:p>
+        </w:tc>
+        <w:tc>
+          <w:tcPr>
+            <w:tcW w:type="dxa" w:w="3408"/>
+          </w:tcPr>
+          <w:p>
+            <w:r>
+              <w:t>0.5 percentage points</w:t>
+            </w:r>
+          </w:p>
+        </w:tc>
+        <w:tc>
+          <w:tcPr>
+            <w:tcW w:type="dxa" w:w="3408"/>
+          </w:tcPr>
+          <w:p>
+            <w:r>
+              <w:t>1.2 percentage points</w:t>
+            </w:r>
+          </w:p>
+        </w:tc>
+      </w:tr>
+      <w:tr>
+        <w:tc>
+          <w:tcPr>
+            <w:tcW w:type="dxa" w:w="3408"/>
+          </w:tcPr>
+          <w:p>
+            <w:r>
+              <w:t>Relative error reduction</w:t>
+            </w:r>
+          </w:p>
+        </w:tc>
+        <w:tc>
+          <w:tcPr>
+            <w:tcW w:type="dxa" w:w="3408"/>
+          </w:tcPr>
+          <w:p>
+            <w:r>
+              <w:t>5/20 =25%</w:t>
+            </w:r>
+          </w:p>
+        </w:tc>
+        <w:tc>
+          <w:tcPr>
+            <w:tcW w:type="dxa" w:w="3408"/>
+          </w:tcPr>
+          <w:p>
+            <w:r>
+              <w:t>12/20 =60%</w:t>
+            </w:r>
+          </w:p>
+        </w:tc>
+      </w:tr>
+      <w:tr>
+        <w:tc>
+          <w:tcPr>
+            <w:tcW w:type="dxa" w:w="3408"/>
+          </w:tcPr>
+          <w:p>
+            <w:r>
+              <w:t>At least 10 fewer required</w:t>
+            </w:r>
+          </w:p>
+        </w:tc>
+        <w:tc>
+          <w:tcPr>
+            <w:tcW w:type="dxa" w:w="3408"/>
+          </w:tcPr>
+          <w:p>
+            <w:r>
+              <w:t>Misses:5 &lt;10</w:t>
+            </w:r>
+          </w:p>
+        </w:tc>
+        <w:tc>
+          <w:tcPr>
+            <w:tcW w:type="dxa" w:w="3408"/>
+          </w:tcPr>
+          <w:p>
+            <w:r>
+              <w:t>Meets:12 ≥10</w:t>
+            </w:r>
+          </w:p>
+        </w:tc>
+      </w:tr>
+      <w:tr>
+        <w:tc>
+          <w:tcPr>
+            <w:tcW w:type="dxa" w:w="3408"/>
+          </w:tcPr>
+          <w:p>
+            <w:r>
+              <w:t>Statistical uncertainty</w:t>
+            </w:r>
+          </w:p>
+        </w:tc>
+        <w:tc>
+          <w:tcPr>
+            <w:tcW w:type="dxa" w:w="3408"/>
+          </w:tcPr>
+          <w:p>
+            <w:r>
+              <w:t>Not supplied</w:t>
+            </w:r>
+          </w:p>
+        </w:tc>
+        <w:tc>
+          <w:tcPr>
+            <w:tcW w:type="dxa" w:w="3408"/>
+          </w:tcPr>
+          <w:p>
+            <w:r>
+              <w:t>Still not supplied</w:t>
+            </w:r>
+          </w:p>
+        </w:tc>
+      </w:tr>
+    </w:tbl>
+    <w:p>
+      <w:pPr>
+        <w:pStyle w:val="Heading2"/>
+      </w:pPr>
+      <w:r>
+        <w:t>Predict B with eight errors</w:t>
+      </w:r>
+    </w:p>
+    <w:p>
+      <w:pPr>
+        <w:pStyle w:val="ListBullet"/>
+      </w:pPr>
+      <w:r>
+        <w:t>Change one thing: B makes 8 errors in 1000. Predict the result before checking the explanation. What remains the same?</w:t>
+      </w:r>
+    </w:p>
+    <w:p>
+      <w:pPr>
+        <w:pStyle w:val="Heading2"/>
+      </w:pPr>
+      <w:r>
+        <w:t>Check after predicting · reference / check after trying</w:t>
+      </w:r>
+    </w:p>
+    <w:p>
+      <w:r>
+        <w:drawing>
+          <wp:inline xmlns:a="http://schemas.openxmlformats.org/drawingml/2006/main" xmlns:pic="http://schemas.openxmlformats.org/drawingml/2006/picture">
+            <wp:extent cx="5486400" cy="3026664"/>
+            <wp:docPr id="3" name="Picture 3" descr="Original case: Five is less than ten, so the observed change misses this threshold. Changed condition: B makes 8 errors in 1000. Expected result: The reduction becomes 12 per 1000 and meets the stated practical threshold. Reason: Twenty minus eight exceeds the required ten fewer errors."/>
+            <wp:cNvGraphicFramePr>
+              <a:graphicFrameLocks noChangeAspect="1"/>
+            </wp:cNvGraphicFramePr>
+            <a:graphic>
+              <a:graphicData uri="http://schemas.openxmlformats.org/drawingml/2006/picture">
+                <pic:pic>
+                  <pic:nvPicPr>
+                    <pic:cNvPr id="0" name="academy-story-ai-7-13-04.png"/>
+                    <pic:cNvPicPr/>
+                  </pic:nvPicPr>
+                  <pic:blipFill>
+                    <a:blip r:embed="rId11"/>
+                    <a:stretch>
+                      <a:fillRect/>
+                    </a:stretch>
+                  </pic:blipFill>
+                  <pic:spPr>
+                    <a:xfrm>
+                      <a:off x="0" y="0"/>
+                      <a:ext cx="5486400" cy="3026664"/>
+                    </a:xfrm>
+                    <a:prstGeom prst="rect"/>
+                  </pic:spPr>
+                </pic:pic>
+              </a:graphicData>
+            </a:graphic>
+          </wp:inline>
+        </w:drawing>
+      </w:r>
+    </w:p>
+    <w:p>
+      <w:pPr>
+        <w:pStyle w:val="Heading2"/>
+      </w:pPr>
+      <w:r>
+        <w:t>Explain missing uncertainty and absolute-effect interpretation</w:t>
+      </w:r>
+    </w:p>
+    <w:p>
+      <w:pPr>
+        <w:pStyle w:val="ListBullet"/>
+      </w:pPr>
+      <w:r>
+        <w:t>No uncertainty or statistical significance is supplied; these counts alone cannot establish a general effect.</w:t>
+      </w:r>
+    </w:p>
+    <w:p>
+      <w:pPr>
+        <w:pStyle w:val="ListBullet"/>
+      </w:pPr>
+      <w:r>
+        <w:t>Read the labelled picture: Calculate the absolute error-rate reduction from 20/1000 to 15/1000. Does it meet the ten-fewer-errors threshold, and what changes when B has eight errors?</w:t>
+      </w:r>
+    </w:p>
+    <w:p>
+      <w:pPr>
+        <w:pStyle w:val="Heading2"/>
+      </w:pPr>
+      <w:r>
+        <w:t>Earlier wording, alternatives and picture transcripts · reference / check after trying</w:t>
       </w:r>
     </w:p>
     <w:p>
       <w:pPr>
         <w:spacing w:line="336" w:lineRule="auto" w:after="180"/>
-        <w:shd w:fill="FFF5E6"/>
       </w:pPr>
       <w:r>
         <w:rPr>
           <w:b w:val="0"/>
         </w:rPr>
-        <w:t>No uncertainty or statistical significance is supplied; these counts alone cannot establish a general effect.</w:t>
-      </w:r>
-    </w:p>
-    <w:p>
-      <w:pPr>
-        <w:pStyle w:val="Heading3"/>
-      </w:pPr>
-      <w:r>
-        <w:t>Keep the stated limit</w:t>
-      </w:r>
-    </w:p>
-    <w:p>
-      <w:pPr>
-        <w:spacing w:line="336" w:lineRule="auto" w:after="180"/>
-        <w:shd w:fill="FFF5E6"/>
-      </w:pPr>
+        <w:t xml:space="preserve">Optional local lab: predict the printed result before running this standalone Python 3 example. Change one relevant boundary </w:t>
+      </w:r>
+      <w:r>
+        <w:rPr>
+          <w:b/>
+        </w:rPr>
+        <w:t>input</w:t>
+      </w:r>
       <w:r>
         <w:rPr>
           <w:b w:val="0"/>
         </w:rPr>
-        <w:t>Read the labelled picture: Calculate the absolute error-rate reduction from 20/1000 to 15/1000. Does it meet the ten-fewer-errors threshold, and what changes when B has eight errors?</w:t>
-      </w:r>
-    </w:p>
-    <w:p>
-      <w:pPr>
-        <w:pStyle w:val="Heading3"/>
-      </w:pPr>
-      <w:r>
-        <w:t>Keep the stated limit</w:t>
+        <w:t>, record the outcome and state the contract or statistical assumptions.</w:t>
       </w:r>
     </w:p>
     <w:p>
       <w:pPr>
         <w:spacing w:line="336" w:lineRule="auto" w:after="180"/>
-        <w:shd w:fill="FFF5E6"/>
       </w:pPr>
       <w:r>
         <w:rPr>
           <w:b w:val="0"/>
         </w:rPr>
-        <w:t>Change one thing: B makes 8 errors in 1000. Predict the result before checking the explanation. What remains the same?</w:t>
+        <w:t>The program uses fictional values and the Python standard library; it performs no external operations.</w:t>
+      </w:r>
+    </w:p>
+    <w:p>
+      <w:r>
+        <w:rPr>
+          <w:rFonts w:ascii="Courier New" w:hAnsi="Courier New"/>
+          <w:sz w:val="18"/>
+        </w:rPr>
+        <w:t>def paired_gain(baseline, candidate):</w:t>
+        <w:br/>
+        <w:t xml:space="preserve">    if not baseline or len(baseline) != len(candidate):</w:t>
+        <w:br/>
+        <w:t xml:space="preserve">        raise ValueError('paired lengths')</w:t>
+        <w:br/>
+        <w:t xml:space="preserve">    differences = [a - b for (a, b) in zip(baseline, candidate)]</w:t>
+        <w:br/>
+        <w:t xml:space="preserve">    return (differences, sum(differences) / len(differences))</w:t>
+        <w:br/>
+        <w:br/>
+        <w:t>print(paired_gain([10, 12, 8], [8, 9, 7]))</w:t>
+      </w:r>
+    </w:p>
+    <w:p>
+      <w:pPr>
+        <w:pStyle w:val="Heading3"/>
+      </w:pPr>
+      <w:r>
+        <w:t>Learn from the worked case</w:t>
+      </w:r>
+    </w:p>
+    <w:p>
+      <w:pPr>
+        <w:spacing w:line="336" w:lineRule="auto" w:after="180"/>
+      </w:pPr>
+      <w:r>
+        <w:rPr>
+          <w:b w:val="0"/>
+        </w:rPr>
+        <w:t>Cover the result before checking it. Say what is given, choose the procedure, and follow one step at a time. Then uncover the result and explain your first mismatch. Ask why a step is allowed, not only what number it produces.</w:t>
+      </w:r>
+    </w:p>
+    <w:p>
+      <w:pPr>
+        <w:pStyle w:val="Heading3"/>
+      </w:pPr>
+      <w:r>
+        <w:t>A pictorial worked case: Effect size and practical importance</w:t>
+      </w:r>
+    </w:p>
+    <w:p>
+      <w:pPr>
+        <w:pStyle w:val="Heading3"/>
+      </w:pPr>
+      <w:r>
+        <w:t>The facts we will use</w:t>
+      </w:r>
+    </w:p>
+    <w:p>
+      <w:r>
+        <w:drawing>
+          <wp:inline xmlns:a="http://schemas.openxmlformats.org/drawingml/2006/main" xmlns:pic="http://schemas.openxmlformats.org/drawingml/2006/picture">
+            <wp:extent cx="5486400" cy="2641600"/>
+            <wp:docPr id="4" name="Picture 4" descr="Errors on 1000 tasks"/>
+            <wp:cNvGraphicFramePr>
+              <a:graphicFrameLocks noChangeAspect="1"/>
+            </wp:cNvGraphicFramePr>
+            <a:graphic>
+              <a:graphicData uri="http://schemas.openxmlformats.org/drawingml/2006/picture">
+                <pic:pic>
+                  <pic:nvPicPr>
+                    <pic:cNvPr id="0" name="academy-detail-ai-7-13.png"/>
+                    <pic:cNvPicPr/>
+                  </pic:nvPicPr>
+                  <pic:blipFill>
+                    <a:blip r:embed="rId12"/>
+                    <a:stretch>
+                      <a:fillRect/>
+                    </a:stretch>
+                  </pic:blipFill>
+                  <pic:spPr>
+                    <a:xfrm>
+                      <a:off x="0" y="0"/>
+                      <a:ext cx="5486400" cy="2641600"/>
+                    </a:xfrm>
+                    <a:prstGeom prst="rect"/>
+                  </pic:spPr>
+                </pic:pic>
+              </a:graphicData>
+            </a:graphic>
+          </wp:inline>
+        </w:drawing>
+      </w:r>
+    </w:p>
+    <w:p>
+      <w:r>
+        <w:drawing>
+          <wp:inline xmlns:a="http://schemas.openxmlformats.org/drawingml/2006/main" xmlns:pic="http://schemas.openxmlformats.org/drawingml/2006/picture">
+            <wp:extent cx="5486400" cy="5225143"/>
+            <wp:docPr id="5" name="Picture 5" descr="Effect size and practical importance. Compute rates: A is 2%; B is 1.5%.. Compute effect size: B has 5 fewer errors per 1000, a 0.5-percentage-point reduction.. Apply practical threshold: Five is less than ten, so the observed change misses this threshold."/>
+            <wp:cNvGraphicFramePr>
+              <a:graphicFrameLocks noChangeAspect="1"/>
+            </wp:cNvGraphicFramePr>
+            <a:graphic>
+              <a:graphicData uri="http://schemas.openxmlformats.org/drawingml/2006/picture">
+                <pic:pic>
+                  <pic:nvPicPr>
+                    <pic:cNvPr id="0" name="academy-visual-ai-7-13.png"/>
+                    <pic:cNvPicPr/>
+                  </pic:nvPicPr>
+                  <pic:blipFill>
+                    <a:blip r:embed="rId13"/>
+                    <a:stretch>
+                      <a:fillRect/>
+                    </a:stretch>
+                  </pic:blipFill>
+                  <pic:spPr>
+                    <a:xfrm>
+                      <a:off x="0" y="0"/>
+                      <a:ext cx="5486400" cy="5225143"/>
+                    </a:xfrm>
+                    <a:prstGeom prst="rect"/>
+                  </pic:spPr>
+                </pic:pic>
+              </a:graphicData>
+            </a:graphic>
+          </wp:inline>
+        </w:drawing>
+      </w:r>
+    </w:p>
+    <w:p>
+      <w:pPr>
+        <w:pStyle w:val="Heading3"/>
+      </w:pPr>
+      <w:r>
+        <w:t>Why this result follows</w:t>
+      </w:r>
+    </w:p>
+    <w:p>
+      <w:pPr>
+        <w:pStyle w:val="Heading3"/>
+      </w:pPr>
+      <w:r>
+        <w:t>What this example does not establish</w:t>
       </w:r>
     </w:p>
     <w:p>
@@ -1459,12 +2397,20 @@
         <w:pStyle w:val="Heading1"/>
       </w:pPr>
       <w:r>
-        <w:t>07. Find and repair a mistake</w:t>
-      </w:r>
-    </w:p>
-    <w:p>
-      <w:r>
-        <w:t>Find the unsupported step in the Effect size and practical importance claim and explain a repair using the supplied evidence.</w:t>
+        <w:t>07. Audit sign conventions and the reach of a practical decision</w:t>
+      </w:r>
+    </w:p>
+    <w:p>
+      <w:r>
+        <w:t>Magnitude, decision criteria and statistical uncertainty need distinct evidence.</w:t>
+      </w:r>
+    </w:p>
+    <w:p>
+      <w:pPr>
+        <w:pStyle w:val="Heading2"/>
+      </w:pPr>
+      <w:r>
+        <w:t>Core effect-size qualification and failure analysis</w:t>
       </w:r>
     </w:p>
     <w:p>
@@ -1480,16 +2426,7 @@
     </w:p>
     <w:p>
       <w:pPr>
-        <w:pStyle w:val="Heading3"/>
-      </w:pPr>
-      <w:r>
-        <w:t>Check the claim against the facts</w:t>
-      </w:r>
-    </w:p>
-    <w:p>
-      <w:pPr>
         <w:spacing w:line="336" w:lineRule="auto" w:after="180"/>
-        <w:shd w:fill="FFF5E6"/>
       </w:pPr>
       <w:r>
         <w:rPr>
@@ -1501,7 +2438,6 @@
     <w:p>
       <w:pPr>
         <w:spacing w:line="336" w:lineRule="auto" w:after="180"/>
-        <w:shd w:fill="FFF5E6"/>
       </w:pPr>
       <w:r>
         <w:rPr>
@@ -1524,6 +2460,256 @@
     </w:p>
     <w:p>
       <w:pPr>
+        <w:pStyle w:val="Heading2"/>
+      </w:pPr>
+      <w:r>
+        <w:t>Complete mean/individual and absolute/relative probes</w:t>
+      </w:r>
+    </w:p>
+    <w:tbl>
+      <w:tblPr>
+        <w:tblStyle w:val="LightShading-Accent1"/>
+        <w:tblW w:type="auto" w:w="0"/>
+        <w:tblLook w:firstColumn="1" w:firstRow="1" w:lastColumn="0" w:lastRow="0" w:noHBand="0" w:noVBand="1" w:val="04A0"/>
+      </w:tblPr>
+      <w:tblGrid>
+        <w:gridCol w:w="5112"/>
+        <w:gridCol w:w="5112"/>
+      </w:tblGrid>
+      <w:tr>
+        <w:trPr>
+          <w:tblHeader/>
+        </w:trPr>
+        <w:tc>
+          <w:tcPr>
+            <w:tcW w:type="dxa" w:w="5112"/>
+          </w:tcPr>
+          <w:p>
+            <w:r>
+              <w:t>Effect/practicality probe</w:t>
+            </w:r>
+          </w:p>
+        </w:tc>
+        <w:tc>
+          <w:tcPr>
+            <w:tcW w:type="dxa" w:w="5112"/>
+          </w:tcPr>
+          <w:p>
+            <w:r>
+              <w:t>Expected interpretation</w:t>
+            </w:r>
+          </w:p>
+        </w:tc>
+      </w:tr>
+      <w:tr>
+        <w:tc>
+          <w:tcPr>
+            <w:tcW w:type="dxa" w:w="5112"/>
+          </w:tcPr>
+          <w:p>
+            <w:r>
+              <w:t>Positive baseline-minus-candidate gain</w:t>
+            </w:r>
+          </w:p>
+        </w:tc>
+        <w:tc>
+          <w:tcPr>
+            <w:tcW w:type="dxa" w:w="5112"/>
+          </w:tcPr>
+          <w:p>
+            <w:r>
+              <w:t>Candidate is faster under this sign convention</w:t>
+            </w:r>
+          </w:p>
+        </w:tc>
+      </w:tr>
+      <w:tr>
+        <w:tc>
+          <w:tcPr>
+            <w:tcW w:type="dxa" w:w="5112"/>
+          </w:tcPr>
+          <w:p>
+            <w:r>
+              <w:t>Mean equals the minimum useful gain</w:t>
+            </w:r>
+          </w:p>
+        </w:tc>
+        <w:tc>
+          <w:tcPr>
+            <w:tcW w:type="dxa" w:w="5112"/>
+          </w:tcPr>
+          <w:p>
+            <w:r>
+              <w:t>Meets an at-least threshold</w:t>
+            </w:r>
+          </w:p>
+        </w:tc>
+      </w:tr>
+      <w:tr>
+        <w:tc>
+          <w:tcPr>
+            <w:tcW w:type="dxa" w:w="5112"/>
+          </w:tcPr>
+          <w:p>
+            <w:r>
+              <w:t>One case below mean target</w:t>
+            </w:r>
+          </w:p>
+        </w:tc>
+        <w:tc>
+          <w:tcPr>
+            <w:tcW w:type="dxa" w:w="5112"/>
+          </w:tcPr>
+          <w:p>
+            <w:r>
+              <w:t>Does not automatically fail a rule about the mean</w:t>
+            </w:r>
+          </w:p>
+        </w:tc>
+      </w:tr>
+      <w:tr>
+        <w:tc>
+          <w:tcPr>
+            <w:tcW w:type="dxa" w:w="5112"/>
+          </w:tcPr>
+          <w:p>
+            <w:r>
+              <w:t>Relative reduction sounds large</w:t>
+            </w:r>
+          </w:p>
+        </w:tc>
+        <w:tc>
+          <w:tcPr>
+            <w:tcW w:type="dxa" w:w="5112"/>
+          </w:tcPr>
+          <w:p>
+            <w:r>
+              <w:t>Report absolute units and baseline rate too</w:t>
+            </w:r>
+          </w:p>
+        </w:tc>
+      </w:tr>
+      <w:tr>
+        <w:tc>
+          <w:tcPr>
+            <w:tcW w:type="dxa" w:w="5112"/>
+          </w:tcPr>
+          <w:p>
+            <w:r>
+              <w:t>Observed reduction below practical target</w:t>
+            </w:r>
+          </w:p>
+        </w:tc>
+        <w:tc>
+          <w:tcPr>
+            <w:tcW w:type="dxa" w:w="5112"/>
+          </w:tcPr>
+          <w:p>
+            <w:r>
+              <w:t>Still a descriptive change, but criterion not met</w:t>
+            </w:r>
+          </w:p>
+        </w:tc>
+      </w:tr>
+      <w:tr>
+        <w:tc>
+          <w:tcPr>
+            <w:tcW w:type="dxa" w:w="5112"/>
+          </w:tcPr>
+          <w:p>
+            <w:r>
+              <w:t>Observed criterion met</w:t>
+            </w:r>
+          </w:p>
+        </w:tc>
+        <w:tc>
+          <w:tcPr>
+            <w:tcW w:type="dxa" w:w="5112"/>
+          </w:tcPr>
+          <w:p>
+            <w:r>
+              <w:t>No automatic significance, causal or deployment conclusion</w:t>
+            </w:r>
+          </w:p>
+        </w:tc>
+      </w:tr>
+      <w:tr>
+        <w:tc>
+          <w:tcPr>
+            <w:tcW w:type="dxa" w:w="5112"/>
+          </w:tcPr>
+          <w:p>
+            <w:r>
+              <w:t>Threshold chosen after inspecting outcomes</w:t>
+            </w:r>
+          </w:p>
+        </w:tc>
+        <w:tc>
+          <w:tcPr>
+            <w:tcW w:type="dxa" w:w="5112"/>
+          </w:tcPr>
+          <w:p>
+            <w:r>
+              <w:t>Disclose revision rather than claim prespecified importance</w:t>
+            </w:r>
+          </w:p>
+        </w:tc>
+      </w:tr>
+      <w:tr>
+        <w:tc>
+          <w:tcPr>
+            <w:tcW w:type="dxa" w:w="5112"/>
+          </w:tcPr>
+          <w:p>
+            <w:r>
+              <w:t>Faster response is wrong or over resource budget</w:t>
+            </w:r>
+          </w:p>
+        </w:tc>
+        <w:tc>
+          <w:tcPr>
+            <w:tcW w:type="dxa" w:w="5112"/>
+          </w:tcPr>
+          <w:p>
+            <w:r>
+              <w:t>Other requirements can still block practical usefulness</w:t>
+            </w:r>
+          </w:p>
+        </w:tc>
+      </w:tr>
+      <w:tr>
+        <w:tc>
+          <w:tcPr>
+            <w:tcW w:type="dxa" w:w="5112"/>
+          </w:tcPr>
+          <w:p>
+            <w:r>
+              <w:t>Three supplied pairs</w:t>
+            </w:r>
+          </w:p>
+        </w:tc>
+        <w:tc>
+          <w:tcPr>
+            <w:tcW w:type="dxa" w:w="5112"/>
+          </w:tcPr>
+          <w:p>
+            <w:r>
+              <w:t>Do not invent a population effect interval or certainty</w:t>
+            </w:r>
+          </w:p>
+        </w:tc>
+      </w:tr>
+    </w:tbl>
+    <w:p>
+      <w:pPr>
+        <w:pStyle w:val="Heading2"/>
+      </w:pPr>
+      <w:r>
+        <w:t>Guided repair and explanation</w:t>
+      </w:r>
+    </w:p>
+    <w:p>
+      <w:pPr>
         <w:pStyle w:val="Heading3"/>
       </w:pPr>
       <w:r>
@@ -1557,32 +2743,93 @@
     </w:p>
     <w:p>
       <w:pPr>
+        <w:pStyle w:val="ListBullet"/>
+      </w:pPr>
+      <w:r>
+        <w:t>A report omits this qualification: A meaningful sample effect may remain statistically uncertain; statistical significance can also concern a practically tiny effect. Explain how omitting it could change a reader's interpretation, and write an accurate replacement.</w:t>
+      </w:r>
+    </w:p>
+    <w:p>
+      <w:pPr>
         <w:pStyle w:val="Heading3"/>
       </w:pPr>
       <w:r>
+        <w:t>State one repair and the checks you would rerun.</w:t>
+      </w:r>
+    </w:p>
+    <w:p>
+      <w:r>
+        <w:t>________________________________________________________________</w:t>
+      </w:r>
+    </w:p>
+    <w:p>
+      <w:r>
+        <w:t>________________________________________________________________</w:t>
+      </w:r>
+    </w:p>
+    <w:p>
+      <w:r>
+        <w:t>________________________________________________________________</w:t>
+      </w:r>
+    </w:p>
+    <w:p>
+      <w:r>
+        <w:t>________________________________________________________________</w:t>
+      </w:r>
+    </w:p>
+    <w:p>
+      <w:r>
+        <w:t>________________________________________________________________</w:t>
+      </w:r>
+    </w:p>
+    <w:p>
+      <w:r>
+        <w:t>________________________________________________________________</w:t>
+      </w:r>
+    </w:p>
+    <w:p>
+      <w:pPr>
+        <w:pStyle w:val="Heading2"/>
+      </w:pPr>
+      <w:r>
+        <w:t>Earlier wording, alternatives and picture transcripts · reference / check after trying</w:t>
+      </w:r>
+    </w:p>
+    <w:p>
+      <w:pPr>
+        <w:pStyle w:val="Heading3"/>
+      </w:pPr>
+      <w:r>
         <w:t>Locate the earliest unsupported step</w:t>
       </w:r>
     </w:p>
     <w:p>
       <w:pPr>
-        <w:spacing w:line="336" w:lineRule="auto" w:after="180"/>
-      </w:pPr>
-      <w:r>
-        <w:rPr>
-          <w:b w:val="0"/>
-        </w:rPr>
-        <w:t>A report omits this qualification: A meaningful sample effect may remain statistically uncertain; statistical significance can also concern a practically tiny effect.</w:t>
-      </w:r>
-    </w:p>
-    <w:p>
-      <w:pPr>
-        <w:spacing w:line="336" w:lineRule="auto" w:after="180"/>
-      </w:pPr>
-      <w:r>
-        <w:rPr>
-          <w:b w:val="0"/>
-        </w:rPr>
-        <w:t>Explain how omitting it could change a reader's interpretation, and write an accurate replacement.</w:t>
+        <w:pStyle w:val="Heading1"/>
+      </w:pPr>
+      <w:r>
+        <w:t>08. Practise naming the effect and comparing it with the right rule</w:t>
+      </w:r>
+    </w:p>
+    <w:p>
+      <w:r>
+        <w:t>Write both the observed magnitude and the criterion outcome.</w:t>
+      </w:r>
+    </w:p>
+    <w:p>
+      <w:pPr>
+        <w:pStyle w:val="Heading2"/>
+      </w:pPr>
+      <w:r>
+        <w:t>Current explanation and guided check</w:t>
+      </w:r>
+    </w:p>
+    <w:p>
+      <w:pPr>
+        <w:pStyle w:val="ListBullet"/>
+      </w:pPr>
+      <w:r>
+        <w:t>Explain the weekly mechanism in your own words. Use the worked scenario to name its input, decision rule and output.</w:t>
       </w:r>
     </w:p>
     <w:p>
@@ -1590,7 +2837,7 @@
         <w:pStyle w:val="Heading3"/>
       </w:pPr>
       <w:r>
-        <w:t>State one repair and the checks you would rerun.</w:t>
+        <w:t>Guided: restate the worked result, then name the assumption or limitation that prevents a broader conclusion.</w:t>
       </w:r>
     </w:p>
     <w:p>
@@ -1619,79 +2866,19 @@
       </w:r>
     </w:p>
     <w:p>
+      <w:pPr>
+        <w:pStyle w:val="Heading3"/>
+      </w:pPr>
+      <w:r>
+        <w:t>Explain your prediction to a partner before comparing results.</w:t>
+      </w:r>
+    </w:p>
+    <w:p>
       <w:r>
         <w:t>________________________________________________________________</w:t>
       </w:r>
     </w:p>
     <w:p>
-      <w:pPr>
-        <w:pStyle w:val="Heading1"/>
-      </w:pPr>
-      <w:r>
-        <w:t>08. Practise together</w:t>
-      </w:r>
-    </w:p>
-    <w:p>
-      <w:r>
-        <w:t>Practise Effect size and practical importance with support, then explain the deciding step in your own words.</w:t>
-      </w:r>
-    </w:p>
-    <w:p>
-      <w:pPr>
-        <w:spacing w:line="336" w:lineRule="auto" w:after="180"/>
-      </w:pPr>
-      <w:r>
-        <w:rPr>
-          <w:b w:val="0"/>
-        </w:rPr>
-        <w:t xml:space="preserve">Explain the weekly </w:t>
-      </w:r>
-      <w:r>
-        <w:rPr>
-          <w:b/>
-        </w:rPr>
-        <w:t>mechanism</w:t>
-      </w:r>
-      <w:r>
-        <w:rPr>
-          <w:b w:val="0"/>
-        </w:rPr>
-        <w:t xml:space="preserve"> in your own words. Use the worked scenario to name its </w:t>
-      </w:r>
-      <w:r>
-        <w:rPr>
-          <w:b/>
-        </w:rPr>
-        <w:t>input</w:t>
-      </w:r>
-      <w:r>
-        <w:rPr>
-          <w:b w:val="0"/>
-        </w:rPr>
-        <w:t xml:space="preserve">, decision rule and </w:t>
-      </w:r>
-      <w:r>
-        <w:rPr>
-          <w:b/>
-        </w:rPr>
-        <w:t>output</w:t>
-      </w:r>
-      <w:r>
-        <w:rPr>
-          <w:b w:val="0"/>
-        </w:rPr>
-        <w:t>.</w:t>
-      </w:r>
-    </w:p>
-    <w:p>
-      <w:pPr>
-        <w:pStyle w:val="Heading3"/>
-      </w:pPr>
-      <w:r>
-        <w:t>Guided: restate the worked result, then name the assumption or limitation that prevents a broader conclusion.</w:t>
-      </w:r>
-    </w:p>
-    <w:p>
       <w:r>
         <w:t>________________________________________________________________</w:t>
       </w:r>
@@ -1707,49 +2894,11 @@
       </w:r>
     </w:p>
     <w:p>
-      <w:r>
-        <w:t>________________________________________________________________</w:t>
-      </w:r>
-    </w:p>
-    <w:p>
-      <w:r>
-        <w:t>________________________________________________________________</w:t>
-      </w:r>
-    </w:p>
-    <w:p>
-      <w:pPr>
-        <w:pStyle w:val="Heading3"/>
-      </w:pPr>
-      <w:r>
-        <w:t>Explain your prediction to a partner before comparing results.</w:t>
-      </w:r>
-    </w:p>
-    <w:p>
-      <w:r>
-        <w:t>________________________________________________________________</w:t>
-      </w:r>
-    </w:p>
-    <w:p>
-      <w:r>
-        <w:t>________________________________________________________________</w:t>
-      </w:r>
-    </w:p>
-    <w:p>
-      <w:r>
-        <w:t>________________________________________________________________</w:t>
-      </w:r>
-    </w:p>
-    <w:p>
-      <w:r>
-        <w:t>________________________________________________________________</w:t>
-      </w:r>
-    </w:p>
-    <w:p>
-      <w:pPr>
-        <w:pStyle w:val="Heading3"/>
-      </w:pPr>
-      <w:r>
-        <w:t>Practise with less help: Trace the worked case</w:t>
+      <w:pPr>
+        <w:pStyle w:val="Heading2"/>
+      </w:pPr>
+      <w:r>
+        <w:t>Supported W2 trace</w:t>
       </w:r>
     </w:p>
     <w:p>
@@ -1879,82 +3028,49 @@
     </w:p>
     <w:p>
       <w:pPr>
+        <w:pStyle w:val="Heading2"/>
+      </w:pPr>
+      <w:r>
+        <w:t>Individual scope check</w:t>
+      </w:r>
+    </w:p>
+    <w:p>
+      <w:pPr>
+        <w:pStyle w:val="ListBullet"/>
+      </w:pPr>
+      <w:r>
+        <w:t>Use the worked case for Effect size and practical importance. Proposed explanation: “The worked result establishes every future case”. Decide whether this explanation is supported. Point to the step or supplied fact that decides; explain your repair if needed.</w:t>
+      </w:r>
+    </w:p>
+    <w:p>
+      <w:pPr>
+        <w:pStyle w:val="ListBullet"/>
+      </w:pPr>
+      <w:r>
+        <w:t>Answer on your own before discussion. If you are unsure, say which step you need help with.</w:t>
+      </w:r>
+    </w:p>
+    <w:p>
+      <w:pPr>
+        <w:pStyle w:val="Heading2"/>
+      </w:pPr>
+      <w:r>
+        <w:t>Picture response</w:t>
+      </w:r>
+    </w:p>
+    <w:p>
+      <w:pPr>
+        <w:pStyle w:val="ListBullet"/>
+      </w:pPr>
+      <w:r>
+        <w:t>Calculate the absolute error-rate reduction from 20/1000 to 15/1000. Does it meet the ten-fewer-errors threshold, and what changes when B has eight errors?</w:t>
+      </w:r>
+    </w:p>
+    <w:p>
+      <w:pPr>
         <w:pStyle w:val="Heading3"/>
       </w:pPr>
       <w:r>
-        <w:t>Check your reasoning</w:t>
-      </w:r>
-    </w:p>
-    <w:p>
-      <w:pPr>
-        <w:spacing w:line="336" w:lineRule="auto" w:after="180"/>
-      </w:pPr>
-      <w:r>
-        <w:rPr>
-          <w:b w:val="0"/>
-        </w:rPr>
-        <w:t xml:space="preserve">Use the worked case for </w:t>
-      </w:r>
-      <w:r>
-        <w:rPr>
-          <w:b/>
-        </w:rPr>
-        <w:t>Effect size</w:t>
-      </w:r>
-      <w:r>
-        <w:rPr>
-          <w:b w:val="0"/>
-        </w:rPr>
-        <w:t xml:space="preserve"> and practical importance. Proposed explanation: “The worked result establishes every future case”. Decide whether this explanation is supported.</w:t>
-      </w:r>
-    </w:p>
-    <w:p>
-      <w:pPr>
-        <w:spacing w:line="336" w:lineRule="auto" w:after="180"/>
-      </w:pPr>
-      <w:r>
-        <w:rPr>
-          <w:b w:val="0"/>
-        </w:rPr>
-        <w:t>Point to the step or supplied fact that decides; explain your repair if needed.</w:t>
-      </w:r>
-    </w:p>
-    <w:p>
-      <w:pPr>
-        <w:spacing w:line="336" w:lineRule="auto" w:after="180"/>
-      </w:pPr>
-      <w:r>
-        <w:rPr>
-          <w:b w:val="0"/>
-        </w:rPr>
-        <w:t>Answer on your own before discussion. If you are unsure, say which step you need help with.</w:t>
-      </w:r>
-    </w:p>
-    <w:p>
-      <w:pPr>
-        <w:pStyle w:val="Heading3"/>
-      </w:pPr>
-      <w:r>
-        <w:t>Explain the picture</w:t>
-      </w:r>
-    </w:p>
-    <w:p>
-      <w:pPr>
-        <w:spacing w:line="336" w:lineRule="auto" w:after="180"/>
-        <w:shd w:fill="F5F1FB"/>
-      </w:pPr>
-      <w:r>
-        <w:rPr>
-          <w:b w:val="0"/>
-        </w:rPr>
-        <w:t>Calculate the absolute error-rate reduction from 20/1000 to 15/1000. Does it meet the ten-fewer-errors threshold, and what changes when B has eight errors?</w:t>
-      </w:r>
-    </w:p>
-    <w:p>
-      <w:pPr>
-        <w:pStyle w:val="Heading3"/>
-      </w:pPr>
-      <w:r>
         <w:t>My explanation using a pictured step and the given facts</w:t>
       </w:r>
     </w:p>
@@ -1976,6 +3092,14 @@
     <w:p>
       <w:r>
         <w:t>________________________________________________________________</w:t>
+      </w:r>
+    </w:p>
+    <w:p>
+      <w:pPr>
+        <w:pStyle w:val="Heading2"/>
+      </w:pPr>
+      <w:r>
+        <w:t>Reserve the selected new paired times and threshold</w:t>
       </w:r>
     </w:p>
     <w:p>
@@ -1991,23 +3115,55 @@
     </w:p>
     <w:p>
       <w:pPr>
+        <w:pStyle w:val="Heading2"/>
+      </w:pPr>
+      <w:r>
+        <w:t>Earlier wording, alternatives and picture transcripts · reference / check after trying</w:t>
+      </w:r>
+    </w:p>
+    <w:p>
+      <w:pPr>
+        <w:pStyle w:val="Heading3"/>
+      </w:pPr>
+      <w:r>
+        <w:t>Practise with less help: Trace the worked case</w:t>
+      </w:r>
+    </w:p>
+    <w:p>
+      <w:pPr>
+        <w:pStyle w:val="Heading3"/>
+      </w:pPr>
+      <w:r>
+        <w:t>Check your reasoning</w:t>
+      </w:r>
+    </w:p>
+    <w:p>
+      <w:pPr>
+        <w:pStyle w:val="Heading3"/>
+      </w:pPr>
+      <w:r>
+        <w:t>Explain the picture</w:t>
+      </w:r>
+    </w:p>
+    <w:p>
+      <w:pPr>
         <w:pStyle w:val="Heading1"/>
       </w:pPr>
       <w:r>
-        <w:t>09. Run the investigation</w:t>
-      </w:r>
-    </w:p>
-    <w:p>
-      <w:r>
-        <w:t>Investigate Effect size and practical importance. Record the prediction, actual observation or labelled paper trace, explanation and next test separately.</w:t>
-      </w:r>
-    </w:p>
-    <w:p>
-      <w:pPr>
-        <w:pStyle w:val="Heading3"/>
-      </w:pPr>
-      <w:r>
-        <w:t>Predict, investigate and preserve the evidence</w:t>
+        <w:t>09. Run the complete descriptive-effect and practical-criterion investigation</w:t>
+      </w:r>
+    </w:p>
+    <w:p>
+      <w:r>
+        <w:t>Inspect the paired records, units and exact decision rule before interpreting the flags.</w:t>
+      </w:r>
+    </w:p>
+    <w:p>
+      <w:pPr>
+        <w:pStyle w:val="Heading2"/>
+      </w:pPr>
+      <w:r>
+        <w:t>Current paired-time gain investigation</w:t>
       </w:r>
     </w:p>
     <w:p>
@@ -2018,7 +3174,15 @@
         <w:rPr>
           <w:b w:val="0"/>
         </w:rPr>
-        <w:t>Baseline times10, 12, 8; candidate8, 9, 7 seconds. Useful mean gain requires at least 2 seconds. Show the intermediate steps and give the conclusion with its scope.</w:t>
+        <w:t>Baseline times 10, 12, 8; candidate 8, 9, 7 seconds. Useful mean gain requires at least 2 seconds. Show the intermediate steps and give the conclusion with its scope.</w:t>
+      </w:r>
+    </w:p>
+    <w:p>
+      <w:pPr>
+        <w:pStyle w:val="Heading2"/>
+      </w:pPr>
+      <w:r>
+        <w:t>Runnable complete time and count analysis</w:t>
       </w:r>
     </w:p>
     <w:p>
@@ -2027,18 +3191,118 @@
           <w:rFonts w:ascii="Courier New" w:hAnsi="Courier New"/>
           <w:sz w:val="18"/>
         </w:rPr>
-        <w:t>def paired_gain(baseline, candidate):</w:t>
+        <w:t>"""Supplied paired gains and practical thresholds, without inference or live timing."""</w:t>
         <w:br/>
-        <w:t xml:space="preserve">    if not baseline or len(baseline) != len(candidate):</w:t>
+        <w:t>from math import isfinite</w:t>
         <w:br/>
-        <w:t xml:space="preserve">        raise ValueError('paired lengths')</w:t>
+        <w:t>from statistics import mean</w:t>
         <w:br/>
-        <w:t xml:space="preserve">    differences = [a - b for (a, b) in zip(baseline, candidate)]</w:t>
-        <w:br/>
-        <w:t xml:space="preserve">    return (differences, sum(differences) / len(differences))</w:t>
+        <w:t>from fractions import Fraction</w:t>
         <w:br/>
         <w:br/>
-        <w:t>print(paired_gain([10, 12, 8], [8, 9, 7]))</w:t>
+        <w:t>def finite_nonnegative(value):</w:t>
+        <w:br/>
+        <w:t xml:space="preserve"> return type(value) in (int,float) and isfinite(value) and value&gt;=0</w:t>
+        <w:br/>
+        <w:br/>
+        <w:t>def paired_gain(rows,minimum_useful_gain):</w:t>
+        <w:br/>
+        <w:t xml:space="preserve"> if type(rows) is not list or not rows or not finite_nonnegative(minimum_useful_gain) or minimum_useful_gain&lt;=0:</w:t>
+        <w:br/>
+        <w:t xml:space="preserve">  raise ValueError('paired records and positive declared threshold required')</w:t>
+        <w:br/>
+        <w:t xml:space="preserve"> ids=[];gains=[]</w:t>
+        <w:br/>
+        <w:t xml:space="preserve"> for row in rows:</w:t>
+        <w:br/>
+        <w:t xml:space="preserve">  if type(row) is not dict or set(row)!={'case_id','baseline_seconds','candidate_seconds'}:</w:t>
+        <w:br/>
+        <w:t xml:space="preserve">   raise ValueError('exact paired case/timing fields required')</w:t>
+        <w:br/>
+        <w:t xml:space="preserve">  if type(row['case_id']) is not str or not row['case_id'] or row['case_id'] in ids:raise ValueError('unique paired case IDs required')</w:t>
+        <w:br/>
+        <w:t xml:space="preserve">  if not all(finite_nonnegative(row[k]) for k in ['baseline_seconds','candidate_seconds']):raise ValueError('finite nonnegative supplied times required')</w:t>
+        <w:br/>
+        <w:t xml:space="preserve">  ids.append(row['case_id']);gains.append(row['baseline_seconds']-row['candidate_seconds'])</w:t>
+        <w:br/>
+        <w:t xml:space="preserve"> average=mean(gains)</w:t>
+        <w:br/>
+        <w:t xml:space="preserve"> return {'case_ids':ids,'gains_seconds':gains,'mean_gain_seconds':average,</w:t>
+        <w:br/>
+        <w:t xml:space="preserve">         'minimum_useful_mean_gain':minimum_useful_gain,'meets_declared_mean_threshold':average&gt;=minimum_useful_gain}</w:t>
+        <w:br/>
+        <w:t>def error_reduction(a_errors,b_errors,total,minimum_per_thousand=10):</w:t>
+        <w:br/>
+        <w:t xml:space="preserve"> if any(type(v) is not int for v in [a_errors,b_errors,total,minimum_per_thousand]) or total&lt;=0 or minimum_per_thousand&lt;=0:</w:t>
+        <w:br/>
+        <w:t xml:space="preserve">  raise ValueError('exact integer counts and positive denominator/threshold required')</w:t>
+        <w:br/>
+        <w:t xml:space="preserve"> if not 0&lt;=a_errors&lt;=total or not 0&lt;=b_errors&lt;=total:raise ValueError('valid error counts required')</w:t>
+        <w:br/>
+        <w:t xml:space="preserve"> difference=Fraction(a_errors-b_errors,total)</w:t>
+        <w:br/>
+        <w:t xml:space="preserve"> return {'A_error_rate':Fraction(a_errors,total),'B_error_rate':Fraction(b_errors,total),</w:t>
+        <w:br/>
+        <w:t xml:space="preserve">         'reduction_percentage_points':100*difference,'fewer_errors_per_thousand':1000*difference,</w:t>
+        <w:br/>
+        <w:t xml:space="preserve">         'relative_error_reduction':Fraction(a_errors-b_errors,a_errors) if a_errors else None,</w:t>
+        <w:br/>
+        <w:t xml:space="preserve">         'meets_declared_threshold':1000*difference&gt;=minimum_per_thousand}</w:t>
+        <w:br/>
+        <w:t>rows=[{'case_id':'Q'+str(i+1),'baseline_seconds':a,'candidate_seconds':b}</w:t>
+        <w:br/>
+        <w:t xml:space="preserve">      for i,(a,b) in enumerate(zip([10,12,8],[8,9,7]))]</w:t>
+        <w:br/>
+        <w:t>main=paired_gain(rows,2)</w:t>
+        <w:br/>
+        <w:t>assert main['gains_seconds']==[2,3,1] and main['mean_gain_seconds']==2 and main['meets_declared_mean_threshold']</w:t>
+        <w:br/>
+        <w:t>picture=error_reduction(20,15,1000)</w:t>
+        <w:br/>
+        <w:t>changed=error_reduction(20,8,1000)</w:t>
+        <w:br/>
+        <w:t>assert picture['fewer_errors_per_thousand']==5 and picture['reduction_percentage_points']==Fraction(1,2) and not picture['meets_declared_threshold']</w:t>
+        <w:br/>
+        <w:t>assert picture['relative_error_reduction']==Fraction(1,4)</w:t>
+        <w:br/>
+        <w:t>assert changed['fewer_errors_per_thousand']==12 and changed['reduction_percentage_points']==Fraction(6,5) and changed['meets_declared_threshold']</w:t>
+        <w:br/>
+        <w:t>assert error_reduction(20,10,1000)['meets_declared_threshold']</w:t>
+        <w:br/>
+        <w:t>print('Main paired baseline-minus-candidate gains:',main)</w:t>
+        <w:br/>
+        <w:t>print('Separate original supplied error-count comparison:',picture)</w:t>
+        <w:br/>
+        <w:t>print('Changed supplied B error count:',changed)</w:t>
+        <w:br/>
+        <w:t>print('Main mean threshold is inclusive and applies to the mean, not every case. The prior lesson used B-A; this gain definition deliberately uses A-B.')</w:t>
+        <w:br/>
+        <w:t>print('These are descriptive supplied observations and fictional practical criteria, not actual timings, significance, uncertainty intervals, causal effects or complete deployment decisions. Quality/resources require their own evidence.')</w:t>
+        <w:br/>
+      </w:r>
+    </w:p>
+    <w:p>
+      <w:pPr>
+        <w:pStyle w:val="Heading2"/>
+      </w:pPr>
+      <w:r>
+        <w:t>Expected magnitudes and evidence limits</w:t>
+      </w:r>
+    </w:p>
+    <w:p>
+      <w:pPr>
+        <w:pStyle w:val="ListNumber"/>
+      </w:pPr>
+      <w:r>
+        <w:t>Predict the three gains, their mean and equality with the two-second mean threshold. The complete code keeps paired IDs, finite nonnegative supplied times and a declared positive threshold. In the separate count comparison it computes exact absolute/relative reductions, checks the ten-per-thousand criterion and includes the equality boundary. None of the arithmetic times a real response or estimates uncertainty. A passing mean criterion does not mean every case gains two seconds, and a relative reduction is not the percentage-point change. Keep the independent three-case times and 1.5-second threshold for the first individual attempt.</w:t>
+      </w:r>
+    </w:p>
+    <w:p>
+      <w:pPr>
+        <w:pStyle w:val="Heading2"/>
+      </w:pPr>
+      <w:r>
+        <w:t>Evidence ledger and reflection</w:t>
       </w:r>
     </w:p>
     <w:tbl>
@@ -2190,14 +3454,6 @@
     </w:p>
     <w:p>
       <w:pPr>
-        <w:pStyle w:val="Heading3"/>
-      </w:pPr>
-      <w:r>
-        <w:t>Plan → try → check</w:t>
-      </w:r>
-    </w:p>
-    <w:p>
-      <w:pPr>
         <w:spacing w:line="336" w:lineRule="auto" w:after="180"/>
       </w:pPr>
       <w:r>
@@ -2209,23 +3465,67 @@
     </w:p>
     <w:p>
       <w:pPr>
+        <w:pStyle w:val="Heading2"/>
+      </w:pPr>
+      <w:r>
+        <w:t>Earlier wording, alternatives and picture transcripts · reference / check after trying</w:t>
+      </w:r>
+    </w:p>
+    <w:p>
+      <w:pPr>
+        <w:pStyle w:val="Heading3"/>
+      </w:pPr>
+      <w:r>
+        <w:t>Predict, investigate and preserve the evidence</w:t>
+      </w:r>
+    </w:p>
+    <w:p>
+      <w:r>
+        <w:rPr>
+          <w:rFonts w:ascii="Courier New" w:hAnsi="Courier New"/>
+          <w:sz w:val="18"/>
+        </w:rPr>
+        <w:t>def paired_gain(baseline, candidate):</w:t>
+        <w:br/>
+        <w:t xml:space="preserve">    if not baseline or len(baseline) != len(candidate):</w:t>
+        <w:br/>
+        <w:t xml:space="preserve">        raise ValueError('paired lengths')</w:t>
+        <w:br/>
+        <w:t xml:space="preserve">    differences = [a - b for (a, b) in zip(baseline, candidate)]</w:t>
+        <w:br/>
+        <w:t xml:space="preserve">    return (differences, sum(differences) / len(differences))</w:t>
+        <w:br/>
+        <w:br/>
+        <w:t>print(paired_gain([10, 12, 8], [8, 9, 7]))</w:t>
+      </w:r>
+    </w:p>
+    <w:p>
+      <w:pPr>
+        <w:pStyle w:val="Heading3"/>
+      </w:pPr>
+      <w:r>
+        <w:t>Plan → try → check</w:t>
+      </w:r>
+    </w:p>
+    <w:p>
+      <w:pPr>
         <w:pStyle w:val="Heading1"/>
       </w:pPr>
       <w:r>
-        <w:t>10. Build your understanding</w:t>
-      </w:r>
-    </w:p>
-    <w:p>
-      <w:r>
-        <w:t>Move from recall to tracing, diagnosis and transfer in Effect size and practical importance. Explain why each step is justified.</w:t>
-      </w:r>
-    </w:p>
-    <w:p>
-      <w:pPr>
-        <w:pStyle w:val="Heading3"/>
-      </w:pPr>
-      <w:r>
-        <w:t>Explain → apply → challenge</w:t>
+        <w:t>14. Try alone: a positive gain that may be too small</w:t>
+      </w:r>
+    </w:p>
+    <w:p>
+      <w:r>
+        <w:t>Calculate the paired mean and apply the new declared threshold.</w:t>
+      </w:r>
+    </w:p>
+    <w:p>
+      <w:pPr>
+        <w:pStyle w:val="Heading2"/>
+      </w:pPr>
+      <w:r>
+        <w:t>Complete selected independent task</w:t>
       </w:r>
     </w:p>
     <w:p>
@@ -2236,43 +3536,123 @@
         <w:rPr>
           <w:b w:val="0"/>
         </w:rPr>
-        <w:t xml:space="preserve">Explain the weekly </w:t>
-      </w:r>
-      <w:r>
-        <w:rPr>
-          <w:b/>
-        </w:rPr>
-        <w:t>mechanism</w:t>
-      </w:r>
+        <w:t>Baseline times are 6, 8, 10 seconds; candidate times are 5, 7, 9 seconds on the same three cases in the same order. Define each gain as baseline minus candidate. Useful mean gain must be at least 1.5 seconds. Calculate and decide.</w:t>
+      </w:r>
+    </w:p>
+    <w:p>
+      <w:pPr>
+        <w:pStyle w:val="Heading2"/>
+      </w:pPr>
+      <w:r>
+        <w:t>First attempt and support record</w:t>
+      </w:r>
+    </w:p>
+    <w:p>
+      <w:pPr>
+        <w:pStyle w:val="Heading3"/>
+      </w:pPr>
+      <w:r>
+        <w:t>My independent explanation, trace and limits</w:t>
+      </w:r>
+    </w:p>
+    <w:p>
+      <w:r>
+        <w:t>________________________________________________________________</w:t>
+      </w:r>
+    </w:p>
+    <w:p>
+      <w:r>
+        <w:t>________________________________________________________________</w:t>
+      </w:r>
+    </w:p>
+    <w:p>
+      <w:r>
+        <w:t>________________________________________________________________</w:t>
+      </w:r>
+    </w:p>
+    <w:p>
+      <w:r>
+        <w:t>________________________________________________________________</w:t>
+      </w:r>
+    </w:p>
+    <w:p>
+      <w:r>
+        <w:t>________________________________________________________________</w:t>
+      </w:r>
+    </w:p>
+    <w:p>
+      <w:r>
+        <w:t>________________________________________________________________</w:t>
+      </w:r>
+    </w:p>
+    <w:p>
+      <w:r>
+        <w:t>________________________________________________________________</w:t>
+      </w:r>
+    </w:p>
+    <w:p>
+      <w:pPr>
+        <w:spacing w:line="336" w:lineRule="auto" w:after="180"/>
+      </w:pPr>
       <w:r>
         <w:rPr>
           <w:b w:val="0"/>
         </w:rPr>
-        <w:t xml:space="preserve"> in your own words. Use the worked scenario to name its </w:t>
-      </w:r>
-      <w:r>
-        <w:rPr>
-          <w:b/>
-        </w:rPr>
-        <w:t>input</w:t>
-      </w:r>
+        <w:t>Attempt this case before feedback. Record any help. Earlier examples below are further practice; a case already practised with feedback cannot establish fresh transfer.</w:t>
+      </w:r>
+    </w:p>
+    <w:p>
+      <w:pPr>
+        <w:pStyle w:val="Heading2"/>
+      </w:pPr>
+      <w:r>
+        <w:t>Feedback after trying</w:t>
+      </w:r>
+    </w:p>
+    <w:p>
+      <w:pPr>
+        <w:spacing w:line="336" w:lineRule="auto" w:after="180"/>
+      </w:pPr>
       <w:r>
         <w:rPr>
           <w:b w:val="0"/>
         </w:rPr>
-        <w:t xml:space="preserve">, decision rule and </w:t>
-      </w:r>
-      <w:r>
-        <w:rPr>
-          <w:b/>
-        </w:rPr>
-        <w:t>output</w:t>
-      </w:r>
+        <w:t>Attempt the independent case before hints. Record whether you worked alone, used a hint or followed a model. After feedback, fix the first unsupported step and explain why it changed.</w:t>
+      </w:r>
+    </w:p>
+    <w:p>
+      <w:pPr>
+        <w:spacing w:line="336" w:lineRule="auto" w:after="180"/>
+      </w:pPr>
       <w:r>
         <w:rPr>
           <w:b w:val="0"/>
         </w:rPr>
-        <w:t>.</w:t>
+        <w:t>A later check uses a changed case, not a copied answer.</w:t>
+      </w:r>
+    </w:p>
+    <w:p>
+      <w:pPr>
+        <w:pStyle w:val="Heading2"/>
+      </w:pPr>
+      <w:r>
+        <w:t>Earlier wording, alternatives and picture transcripts · reference / check after trying</w:t>
+      </w:r>
+    </w:p>
+    <w:p>
+      <w:pPr>
+        <w:pStyle w:val="Heading3"/>
+      </w:pPr>
+      <w:r>
+        <w:t>Independent case: Apply a new case independently</w:t>
+      </w:r>
+    </w:p>
+    <w:p>
+      <w:pPr>
+        <w:pStyle w:val="Heading3"/>
+      </w:pPr>
+      <w:r>
+        <w:t>Attempt this without hints</w:t>
       </w:r>
     </w:p>
     <w:p>
@@ -2283,7 +3663,55 @@
         <w:rPr>
           <w:b w:val="0"/>
         </w:rPr>
-        <w:t>A report omits this qualification: A meaningful sample effect may remain statistically uncertain; statistical significance can also concern a practically tiny effect.</w:t>
+        <w:t>Baseline times are 6, 8, 10 seconds; candidate times are 5, 7, 9 seconds on the same three cases in the same order. Define each gain as baseline minus candidate. Useful mean gain must be at least 1.5 seconds. Calculate and decide.</w:t>
+      </w:r>
+    </w:p>
+    <w:p>
+      <w:pPr>
+        <w:pStyle w:val="Heading3"/>
+      </w:pPr>
+      <w:r>
+        <w:t>My independent procedure, result and limitation</w:t>
+      </w:r>
+    </w:p>
+    <w:p>
+      <w:r>
+        <w:t>________________________________________________________________</w:t>
+      </w:r>
+    </w:p>
+    <w:p>
+      <w:r>
+        <w:t>________________________________________________________________</w:t>
+      </w:r>
+    </w:p>
+    <w:p>
+      <w:r>
+        <w:t>________________________________________________________________</w:t>
+      </w:r>
+    </w:p>
+    <w:p>
+      <w:r>
+        <w:t>________________________________________________________________</w:t>
+      </w:r>
+    </w:p>
+    <w:p>
+      <w:r>
+        <w:t>________________________________________________________________</w:t>
+      </w:r>
+    </w:p>
+    <w:p>
+      <w:r>
+        <w:t>________________________________________________________________</w:t>
+      </w:r>
+    </w:p>
+    <w:p>
+      <w:r>
+        <w:t>________________________________________________________________</w:t>
+      </w:r>
+    </w:p>
+    <w:p>
+      <w:r>
+        <w:t>________________________________________________________________</w:t>
       </w:r>
     </w:p>
     <w:p>
@@ -2294,29 +3722,7 @@
         <w:rPr>
           <w:b w:val="0"/>
         </w:rPr>
-        <w:t>Explain how omitting it could change a reader's interpretation, and write an accurate replacement.</w:t>
-      </w:r>
-    </w:p>
-    <w:p>
-      <w:pPr>
-        <w:spacing w:line="336" w:lineRule="auto" w:after="180"/>
-      </w:pPr>
-      <w:r>
-        <w:rPr>
-          <w:b w:val="0"/>
-        </w:rPr>
-        <w:t>For the worked scenario, propose one additional case that could reveal a failure, describe its expected outcome before running it, and explain what would need to remain fixed for a fair comparison.</w:t>
-      </w:r>
-    </w:p>
-    <w:p>
-      <w:pPr>
-        <w:spacing w:line="336" w:lineRule="auto" w:after="180"/>
-      </w:pPr>
-      <w:r>
-        <w:rPr>
-          <w:b w:val="0"/>
-        </w:rPr>
-        <w:t>Do not reuse W4 as a new final test after receiving feedback.</w:t>
+        <w:t>Record support used: none, hint or teacher explanation. After feedback, a different case is needed to demonstrate independence.</w:t>
       </w:r>
     </w:p>
     <w:p>
@@ -2324,32 +3730,7 @@
         <w:pStyle w:val="Heading3"/>
       </w:pPr>
       <w:r>
-        <w:t>Explain which evidence supports your conclusion and which claim remains unproved.</w:t>
-      </w:r>
-    </w:p>
-    <w:p>
-      <w:r>
-        <w:t>________________________________________________________________</w:t>
-      </w:r>
-    </w:p>
-    <w:p>
-      <w:r>
-        <w:t>________________________________________________________________</w:t>
-      </w:r>
-    </w:p>
-    <w:p>
-      <w:r>
-        <w:t>________________________________________________________________</w:t>
-      </w:r>
-    </w:p>
-    <w:p>
-      <w:r>
-        <w:t>________________________________________________________________</w:t>
-      </w:r>
-    </w:p>
-    <w:p>
-      <w:r>
-        <w:t>________________________________________________________________</w:t>
+        <w:t>Use feedback to improve</w:t>
       </w:r>
     </w:p>
     <w:p>
@@ -2357,12 +3738,20 @@
         <w:pStyle w:val="Heading1"/>
       </w:pPr>
       <w:r>
-        <w:t>11. Connect your project</w:t>
-      </w:r>
-    </w:p>
-    <w:p>
-      <w:r>
-        <w:t>Apply this week’s idea to Reproducible AI Research Study. Keep an annotated decision and the evidence supporting it.</w:t>
+        <w:t>11. Save the effect definition, threshold and remaining task constraints</w:t>
+      </w:r>
+    </w:p>
+    <w:p>
+      <w:r>
+        <w:t>Preserve improvements and failures without turning either into unsupported general conclusions.</w:t>
+      </w:r>
+    </w:p>
+    <w:p>
+      <w:pPr>
+        <w:pStyle w:val="Heading2"/>
+      </w:pPr>
+      <w:r>
+        <w:t>Project task and artifact</w:t>
       </w:r>
     </w:p>
     <w:p>
@@ -2577,10 +3966,10 @@
     </w:tbl>
     <w:p>
       <w:pPr>
-        <w:pStyle w:val="Heading3"/>
-      </w:pPr>
-      <w:r>
-        <w:t>Evidence for your project</w:t>
+        <w:pStyle w:val="Heading2"/>
+      </w:pPr>
+      <w:r>
+        <w:t>Actual local calculation or paper trace and limitations</w:t>
       </w:r>
     </w:p>
     <w:p>
@@ -2596,15 +3985,88 @@
     </w:p>
     <w:p>
       <w:pPr>
+        <w:pStyle w:val="Heading2"/>
+      </w:pPr>
+      <w:r>
+        <w:t>Earlier wording, alternatives and picture transcripts · reference / check after trying</w:t>
+      </w:r>
+    </w:p>
+    <w:p>
+      <w:pPr>
+        <w:pStyle w:val="Heading3"/>
+      </w:pPr>
+      <w:r>
+        <w:t>Evidence for your project</w:t>
+      </w:r>
+    </w:p>
+    <w:p>
+      <w:pPr>
         <w:pStyle w:val="Heading1"/>
       </w:pPr>
       <w:r>
-        <w:t>12. Show what you know</w:t>
-      </w:r>
-    </w:p>
-    <w:p>
-      <w:r>
-        <w:t>Use a genuinely new case for independent evidence. Previously discussed examples remain practice; use the separately named independent case before feedback.</w:t>
+        <w:t>16. Explain the magnitude, practical decision and unknown uncertainty separately</w:t>
+      </w:r>
+    </w:p>
+    <w:p>
+      <w:r>
+        <w:t>A useful report keeps all three visible.</w:t>
+      </w:r>
+    </w:p>
+    <w:p>
+      <w:pPr>
+        <w:pStyle w:val="Heading2"/>
+      </w:pPr>
+      <w:r>
+        <w:t>Retrieve and explain</w:t>
+      </w:r>
+    </w:p>
+    <w:p>
+      <w:pPr>
+        <w:pStyle w:val="ListBullet"/>
+      </w:pPr>
+      <w:r>
+        <w:t>Close your notes. Explain this goal in your own words: Explain the mechanism and terminology of effect size and practical importance</w:t>
+      </w:r>
+    </w:p>
+    <w:p>
+      <w:pPr>
+        <w:pStyle w:val="Heading3"/>
+      </w:pPr>
+      <w:r>
+        <w:t>My deciding step, evidence and one remaining question</w:t>
+      </w:r>
+    </w:p>
+    <w:p>
+      <w:r>
+        <w:t>________________________________________________________________</w:t>
+      </w:r>
+    </w:p>
+    <w:p>
+      <w:r>
+        <w:t>________________________________________________________________</w:t>
+      </w:r>
+    </w:p>
+    <w:p>
+      <w:r>
+        <w:t>________________________________________________________________</w:t>
+      </w:r>
+    </w:p>
+    <w:p>
+      <w:r>
+        <w:t>________________________________________________________________</w:t>
+      </w:r>
+    </w:p>
+    <w:p>
+      <w:r>
+        <w:t>________________________________________________________________</w:t>
+      </w:r>
+    </w:p>
+    <w:p>
+      <w:pPr>
+        <w:pStyle w:val="Heading2"/>
+      </w:pPr>
+      <w:r>
+        <w:t>Plan a changed-case return</w:t>
       </w:r>
     </w:p>
     <w:p>
@@ -2615,62 +4077,31 @@
         <w:rPr>
           <w:b w:val="0"/>
         </w:rPr>
-        <w:t>Complete the supported workbook tasks before attempting W4 independently. Record any hints or help used. After feedback, use the teacher's fresh retry rather than copying the earlier answer.</w:t>
-      </w:r>
-    </w:p>
-    <w:p>
-      <w:pPr>
-        <w:spacing w:line="336" w:lineRule="auto" w:after="180"/>
-      </w:pPr>
+        <w:t xml:space="preserve">If you are unsure, return to the worked picture and explain one arrow. If you are ready, change an </w:t>
+      </w:r>
+      <w:r>
+        <w:rPr>
+          <w:b/>
+        </w:rPr>
+        <w:t>input</w:t>
+      </w:r>
       <w:r>
         <w:rPr>
           <w:b w:val="0"/>
         </w:rPr>
-        <w:t>For a project, select a relevant new case, predict the outcome from the declared rule and preserve the result alongside any revision.</w:t>
-      </w:r>
-    </w:p>
-    <w:p>
-      <w:pPr>
-        <w:pStyle w:val="Heading3"/>
-      </w:pPr>
-      <w:r>
-        <w:t>Exit: propose one revealing change to the worked scenario. State the expected outcome and the evidence that would make you revise your explanation.</w:t>
-      </w:r>
-    </w:p>
-    <w:p>
-      <w:r>
-        <w:t>________________________________________________________________</w:t>
-      </w:r>
-    </w:p>
-    <w:p>
-      <w:r>
-        <w:t>________________________________________________________________</w:t>
-      </w:r>
-    </w:p>
-    <w:p>
-      <w:r>
-        <w:t>________________________________________________________________</w:t>
-      </w:r>
-    </w:p>
-    <w:p>
-      <w:r>
-        <w:t>________________________________________________________________</w:t>
-      </w:r>
-    </w:p>
-    <w:p>
-      <w:r>
-        <w:t>________________________________________________________________</w:t>
-      </w:r>
-    </w:p>
-    <w:p>
-      <w:pPr>
-        <w:spacing w:line="336" w:lineRule="auto" w:after="180"/>
-      </w:pPr>
+        <w:t xml:space="preserve"> or assumption and justify your </w:t>
+      </w:r>
+      <w:r>
+        <w:rPr>
+          <w:b/>
+        </w:rPr>
+        <w:t>prediction</w:t>
+      </w:r>
       <w:r>
         <w:rPr>
           <w:b w:val="0"/>
         </w:rPr>
-        <w:t>For the worked scenario, propose one additional case that could reveal a failure, describe its expected outcome before running it, and explain what would need to remain fixed for a fair comparison.</w:t>
+        <w:t>.</w:t>
       </w:r>
     </w:p>
     <w:p>
@@ -2681,14 +4112,336 @@
         <w:rPr>
           <w:b w:val="0"/>
         </w:rPr>
-        <w:t>Do not reuse W4 as a new final test after receiving feedback.</w:t>
-      </w:r>
-    </w:p>
+        <w:t xml:space="preserve">Save your workbook </w:t>
+      </w:r>
+      <w:r>
+        <w:rPr>
+          <w:b/>
+        </w:rPr>
+        <w:t>evidence</w:t>
+      </w:r>
+      <w:r>
+        <w:rPr>
+          <w:b w:val="0"/>
+        </w:rPr>
+        <w:t>. At the next review, try a different case before opening your old answer.</w:t>
+      </w:r>
+    </w:p>
+    <w:p>
+      <w:pPr>
+        <w:pStyle w:val="Heading1"/>
+      </w:pPr>
+      <w:r>
+        <w:t>Reference bank and extra practice</w:t>
+      </w:r>
+    </w:p>
+    <w:p>
+      <w:pPr>
+        <w:pStyle w:val="Heading1"/>
+      </w:pPr>
+      <w:r>
+        <w:t>05. Reference · Use research vocabulary precisely</w:t>
+      </w:r>
+    </w:p>
+    <w:p>
+      <w:r>
+        <w:t>Connect each term to the question, comparison, measurement or evidence.</w:t>
+      </w:r>
+    </w:p>
+    <w:p>
+      <w:pPr>
+        <w:pStyle w:val="Heading2"/>
+      </w:pPr>
+      <w:r>
+        <w:t>Vocabulary and your explanation</w:t>
+      </w:r>
+    </w:p>
+    <w:tbl>
+      <w:tblPr>
+        <w:tblStyle w:val="LightShading-Accent1"/>
+        <w:tblW w:type="auto" w:w="0"/>
+        <w:tblLook w:firstColumn="1" w:firstRow="1" w:lastColumn="0" w:lastRow="0" w:noHBand="0" w:noVBand="1" w:val="04A0"/>
+      </w:tblPr>
+      <w:tblGrid>
+        <w:gridCol w:w="5112"/>
+        <w:gridCol w:w="5112"/>
+      </w:tblGrid>
+      <w:tr>
+        <w:trPr>
+          <w:tblHeader/>
+        </w:trPr>
+        <w:tc>
+          <w:tcPr>
+            <w:tcW w:type="dxa" w:w="5112"/>
+          </w:tcPr>
+          <w:p>
+            <w:r>
+              <w:t>Word</w:t>
+            </w:r>
+          </w:p>
+        </w:tc>
+        <w:tc>
+          <w:tcPr>
+            <w:tcW w:type="dxa" w:w="5112"/>
+          </w:tcPr>
+          <w:p>
+            <w:r>
+              <w:t>Meaning</w:t>
+            </w:r>
+          </w:p>
+        </w:tc>
+      </w:tr>
+      <w:tr>
+        <w:tc>
+          <w:tcPr>
+            <w:tcW w:type="dxa" w:w="5112"/>
+          </w:tcPr>
+          <w:p>
+            <w:r>
+              <w:t>Effect size</w:t>
+            </w:r>
+          </w:p>
+        </w:tc>
+        <w:tc>
+          <w:tcPr>
+            <w:tcW w:type="dxa" w:w="5112"/>
+          </w:tcPr>
+          <w:p>
+            <w:r>
+              <w:t>The magnitude of a difference under a declared scale</w:t>
+            </w:r>
+          </w:p>
+        </w:tc>
+      </w:tr>
+      <w:tr>
+        <w:tc>
+          <w:tcPr>
+            <w:tcW w:type="dxa" w:w="5112"/>
+          </w:tcPr>
+          <w:p>
+            <w:r>
+              <w:t>Paired difference</w:t>
+            </w:r>
+          </w:p>
+        </w:tc>
+        <w:tc>
+          <w:tcPr>
+            <w:tcW w:type="dxa" w:w="5112"/>
+          </w:tcPr>
+          <w:p>
+            <w:r>
+              <w:t>A within-unit comparison</w:t>
+            </w:r>
+          </w:p>
+        </w:tc>
+      </w:tr>
+      <w:tr>
+        <w:tc>
+          <w:tcPr>
+            <w:tcW w:type="dxa" w:w="5112"/>
+          </w:tcPr>
+          <w:p>
+            <w:r>
+              <w:t>Practical threshold</w:t>
+            </w:r>
+          </w:p>
+        </w:tc>
+        <w:tc>
+          <w:tcPr>
+            <w:tcW w:type="dxa" w:w="5112"/>
+          </w:tcPr>
+          <w:p>
+            <w:r>
+              <w:t>A prespecified magnitude considered useful</w:t>
+            </w:r>
+          </w:p>
+        </w:tc>
+      </w:tr>
+    </w:tbl>
     <w:p>
       <w:pPr>
         <w:pStyle w:val="Heading3"/>
       </w:pPr>
       <w:r>
+        <w:t>Use two terms to explain a step in this week’s example.</w:t>
+      </w:r>
+    </w:p>
+    <w:p>
+      <w:r>
+        <w:t>________________________________________________________________</w:t>
+      </w:r>
+    </w:p>
+    <w:p>
+      <w:r>
+        <w:t>________________________________________________________________</w:t>
+      </w:r>
+    </w:p>
+    <w:p>
+      <w:r>
+        <w:t>________________________________________________________________</w:t>
+      </w:r>
+    </w:p>
+    <w:p>
+      <w:pPr>
+        <w:pStyle w:val="Heading1"/>
+      </w:pPr>
+      <w:r>
+        <w:t>10. Extra challenge · Explain a stronger case</w:t>
+      </w:r>
+    </w:p>
+    <w:p>
+      <w:r>
+        <w:t>Choose the next challenge after the main route.</w:t>
+      </w:r>
+    </w:p>
+    <w:p>
+      <w:pPr>
+        <w:pStyle w:val="Heading2"/>
+      </w:pPr>
+      <w:r>
+        <w:t>Explain,repair and extend</w:t>
+      </w:r>
+    </w:p>
+    <w:p>
+      <w:pPr>
+        <w:pStyle w:val="Heading3"/>
+      </w:pPr>
+      <w:r>
+        <w:t>Explain → apply → challenge</w:t>
+      </w:r>
+    </w:p>
+    <w:p>
+      <w:pPr>
+        <w:pStyle w:val="ListBullet"/>
+      </w:pPr>
+      <w:r>
+        <w:t>Explain the weekly mechanism in your own words. Use the worked scenario to name its input, decision rule and output.</w:t>
+      </w:r>
+    </w:p>
+    <w:p>
+      <w:pPr>
+        <w:pStyle w:val="ListBullet"/>
+      </w:pPr>
+      <w:r>
+        <w:t>A report omits this qualification: A meaningful sample effect may remain statistically uncertain; statistical significance can also concern a practically tiny effect. Explain how omitting it could change a reader's interpretation, and write an accurate replacement.</w:t>
+      </w:r>
+    </w:p>
+    <w:p>
+      <w:pPr>
+        <w:pStyle w:val="ListBullet"/>
+      </w:pPr>
+      <w:r>
+        <w:t>For the worked scenario, propose one additional case that could reveal a failure, describe its expected outcome before running it, and explain what would need to remain fixed for a fair comparison. Do not reuse W4 as a new final test after receiving feedback.</w:t>
+      </w:r>
+    </w:p>
+    <w:p>
+      <w:pPr>
+        <w:pStyle w:val="Heading3"/>
+      </w:pPr>
+      <w:r>
+        <w:t>Explain which evidence supports your conclusion and which claim remains unproved.</w:t>
+      </w:r>
+    </w:p>
+    <w:p>
+      <w:r>
+        <w:t>________________________________________________________________</w:t>
+      </w:r>
+    </w:p>
+    <w:p>
+      <w:r>
+        <w:t>________________________________________________________________</w:t>
+      </w:r>
+    </w:p>
+    <w:p>
+      <w:r>
+        <w:t>________________________________________________________________</w:t>
+      </w:r>
+    </w:p>
+    <w:p>
+      <w:r>
+        <w:t>________________________________________________________________</w:t>
+      </w:r>
+    </w:p>
+    <w:p>
+      <w:r>
+        <w:t>________________________________________________________________</w:t>
+      </w:r>
+    </w:p>
+    <w:p>
+      <w:pPr>
+        <w:pStyle w:val="Heading1"/>
+      </w:pPr>
+      <w:r>
+        <w:t>12. Reference · Check the research reasoning and its limits</w:t>
+      </w:r>
+    </w:p>
+    <w:p>
+      <w:r>
+        <w:t>Use after practice; reserve the selected independent case for its first attempt.</w:t>
+      </w:r>
+    </w:p>
+    <w:p>
+      <w:pPr>
+        <w:pStyle w:val="Heading2"/>
+      </w:pPr>
+      <w:r>
+        <w:t>Current explanation and response</w:t>
+      </w:r>
+    </w:p>
+    <w:p>
+      <w:pPr>
+        <w:pStyle w:val="ListBullet"/>
+      </w:pPr>
+      <w:r>
+        <w:t>Complete the supported workbook tasks before attempting W4 independently. Record any hints or help used. After feedback, use the teacher's fresh retry rather than copying the earlier answer. For a project, select a relevant new case, predict the outcome from the declared rule and preserve the result alongside any revision.</w:t>
+      </w:r>
+    </w:p>
+    <w:p>
+      <w:pPr>
+        <w:pStyle w:val="Heading3"/>
+      </w:pPr>
+      <w:r>
+        <w:t>Exit: propose one revealing change to the worked scenario. State the expected outcome and the evidence that would make you revise your explanation.</w:t>
+      </w:r>
+    </w:p>
+    <w:p>
+      <w:r>
+        <w:t>________________________________________________________________</w:t>
+      </w:r>
+    </w:p>
+    <w:p>
+      <w:r>
+        <w:t>________________________________________________________________</w:t>
+      </w:r>
+    </w:p>
+    <w:p>
+      <w:r>
+        <w:t>________________________________________________________________</w:t>
+      </w:r>
+    </w:p>
+    <w:p>
+      <w:r>
+        <w:t>________________________________________________________________</w:t>
+      </w:r>
+    </w:p>
+    <w:p>
+      <w:r>
+        <w:t>________________________________________________________________</w:t>
+      </w:r>
+    </w:p>
+    <w:p>
+      <w:pPr>
+        <w:pStyle w:val="ListBullet"/>
+      </w:pPr>
+      <w:r>
+        <w:t>For the worked scenario, propose one additional case that could reveal a failure, describe its expected outcome before running it, and explain what would need to remain fixed for a fair comparison. Do not reuse W4 as a new final test after receiving feedback.</w:t>
+      </w:r>
+    </w:p>
+    <w:p>
+      <w:pPr>
+        <w:pStyle w:val="Heading3"/>
+      </w:pPr>
+      <w:r>
         <w:t>My limited claim and a useful next check</w:t>
       </w:r>
     </w:p>
@@ -2717,12 +4470,20 @@
         <w:pStyle w:val="Heading1"/>
       </w:pPr>
       <w:r>
-        <w:t>13. Study a complete case</w:t>
-      </w:r>
-    </w:p>
-    <w:p>
-      <w:r>
-        <w:t>Revisit the complete Effect size and practical importance case for supported practice. Repeated examples do not become fresh assessments.</w:t>
+        <w:t>13. Extra practice · Revisit the complete trace</w:t>
+      </w:r>
+    </w:p>
+    <w:p>
+      <w:r>
+        <w:t>Predict before reading the supplied steps.</w:t>
+      </w:r>
+    </w:p>
+    <w:p>
+      <w:pPr>
+        <w:pStyle w:val="Heading2"/>
+      </w:pPr>
+      <w:r>
+        <w:t>Complete trace and evidence</w:t>
       </w:r>
     </w:p>
     <w:p>
@@ -2794,7 +4555,7 @@
           </w:tcPr>
           <w:p>
             <w:r>
-              <w:t>Baseline times10, 12, 8; candidate8, 9, 7 seconds. Useful mean gain requires at least 2 seconds.</w:t>
+              <w:t>Baseline times 10, 12, 8; candidate 8, 9, 7 seconds. Useful mean gain requires at least 2 seconds.</w:t>
             </w:r>
           </w:p>
         </w:tc>
@@ -2814,7 +4575,7 @@
           </w:tcPr>
           <w:p>
             <w:r>
-              <w:t>Paired gains2, 3, 1; mean2 meets the inclusive useful-gain threshold. It is a three-case descriptive result, not a population certainty.</w:t>
+              <w:t>Paired gains 2, 3, 1; mean 2 meets the inclusive useful-gain threshold. It is a three-case descriptive result, not a population certainty.</w:t>
             </w:r>
           </w:p>
         </w:tc>
@@ -2891,206 +4652,20 @@
         <w:pStyle w:val="Heading1"/>
       </w:pPr>
       <w:r>
-        <w:t>14. Try a new case independently</w:t>
-      </w:r>
-    </w:p>
-    <w:p>
-      <w:r>
-        <w:t>Attempt the reserved new case before feedback. Record support; the earlier examples below remain additional practice.</w:t>
-      </w:r>
-    </w:p>
-    <w:p>
-      <w:pPr>
-        <w:pStyle w:val="Heading3"/>
-      </w:pPr>
-      <w:r>
-        <w:t>Independent case: Apply a new case independently</w:t>
-      </w:r>
-    </w:p>
-    <w:p>
-      <w:pPr>
-        <w:spacing w:line="336" w:lineRule="auto" w:after="180"/>
-      </w:pPr>
-      <w:r>
-        <w:rPr>
-          <w:b w:val="0"/>
-        </w:rPr>
-        <w:t>Baseline times are 6, 8, 10 seconds; candidate times are 5, 7, 9 seconds on the same three cases in the same order. Define each gain as baseline minus candidate. Useful mean gain must be at least 1.5 seconds. Calculate and decide.</w:t>
-      </w:r>
-    </w:p>
-    <w:p>
-      <w:pPr>
-        <w:pStyle w:val="Heading3"/>
-      </w:pPr>
-      <w:r>
-        <w:t>My independent explanation, trace and limits</w:t>
-      </w:r>
-    </w:p>
-    <w:p>
-      <w:r>
-        <w:t>________________________________________________________________</w:t>
-      </w:r>
-    </w:p>
-    <w:p>
-      <w:r>
-        <w:t>________________________________________________________________</w:t>
-      </w:r>
-    </w:p>
-    <w:p>
-      <w:r>
-        <w:t>________________________________________________________________</w:t>
-      </w:r>
-    </w:p>
-    <w:p>
-      <w:r>
-        <w:t>________________________________________________________________</w:t>
-      </w:r>
-    </w:p>
-    <w:p>
-      <w:r>
-        <w:t>________________________________________________________________</w:t>
-      </w:r>
-    </w:p>
-    <w:p>
-      <w:r>
-        <w:t>________________________________________________________________</w:t>
-      </w:r>
-    </w:p>
-    <w:p>
-      <w:r>
-        <w:t>________________________________________________________________</w:t>
-      </w:r>
-    </w:p>
-    <w:p>
-      <w:pPr>
-        <w:spacing w:line="336" w:lineRule="auto" w:after="180"/>
-      </w:pPr>
-      <w:r>
-        <w:rPr>
-          <w:b w:val="0"/>
-        </w:rPr>
-        <w:t>Attempt this case before feedback. Record any help. Earlier examples below are further practice; a case already practised with feedback cannot establish fresh transfer.</w:t>
-      </w:r>
-    </w:p>
-    <w:p>
-      <w:pPr>
-        <w:pStyle w:val="Heading3"/>
-      </w:pPr>
-      <w:r>
-        <w:t>Attempt this without hints</w:t>
-      </w:r>
-    </w:p>
-    <w:p>
-      <w:pPr>
-        <w:spacing w:line="336" w:lineRule="auto" w:after="180"/>
-      </w:pPr>
-      <w:r>
-        <w:rPr>
-          <w:b w:val="0"/>
-        </w:rPr>
-        <w:t>Baseline times are 6, 8, 10 seconds; candidate times are 5, 7, 9 seconds on the same three cases in the same order. Define each gain as baseline minus candidate. Useful mean gain must be at least 1.5 seconds. Calculate and decide.</w:t>
-      </w:r>
-    </w:p>
-    <w:p>
-      <w:pPr>
-        <w:pStyle w:val="Heading3"/>
-      </w:pPr>
-      <w:r>
-        <w:t>My independent procedure, result and limitation</w:t>
-      </w:r>
-    </w:p>
-    <w:p>
-      <w:r>
-        <w:t>________________________________________________________________</w:t>
-      </w:r>
-    </w:p>
-    <w:p>
-      <w:r>
-        <w:t>________________________________________________________________</w:t>
-      </w:r>
-    </w:p>
-    <w:p>
-      <w:r>
-        <w:t>________________________________________________________________</w:t>
-      </w:r>
-    </w:p>
-    <w:p>
-      <w:r>
-        <w:t>________________________________________________________________</w:t>
-      </w:r>
-    </w:p>
-    <w:p>
-      <w:r>
-        <w:t>________________________________________________________________</w:t>
-      </w:r>
-    </w:p>
-    <w:p>
-      <w:r>
-        <w:t>________________________________________________________________</w:t>
-      </w:r>
-    </w:p>
-    <w:p>
-      <w:r>
-        <w:t>________________________________________________________________</w:t>
-      </w:r>
-    </w:p>
-    <w:p>
-      <w:r>
-        <w:t>________________________________________________________________</w:t>
-      </w:r>
-    </w:p>
-    <w:p>
-      <w:pPr>
-        <w:spacing w:line="336" w:lineRule="auto" w:after="180"/>
-      </w:pPr>
-      <w:r>
-        <w:rPr>
-          <w:b w:val="0"/>
-        </w:rPr>
-        <w:t>Record support used: none, hint or teacher explanation. After feedback, a different case is needed to demonstrate independence.</w:t>
-      </w:r>
-    </w:p>
-    <w:p>
-      <w:pPr>
-        <w:pStyle w:val="Heading3"/>
-      </w:pPr>
-      <w:r>
-        <w:t>Use feedback to improve</w:t>
-      </w:r>
-    </w:p>
-    <w:p>
-      <w:pPr>
-        <w:spacing w:line="336" w:lineRule="auto" w:after="180"/>
-      </w:pPr>
-      <w:r>
-        <w:rPr>
-          <w:b w:val="0"/>
-        </w:rPr>
-        <w:t>Attempt the independent case before hints. Record whether you worked alone, used a hint or followed a model. After feedback, fix the first unsupported step and explain why it changed.</w:t>
-      </w:r>
-    </w:p>
-    <w:p>
-      <w:pPr>
-        <w:spacing w:line="336" w:lineRule="auto" w:after="180"/>
-      </w:pPr>
-      <w:r>
-        <w:rPr>
-          <w:b w:val="0"/>
-        </w:rPr>
-        <w:t>A later check uses a changed case, not a copied answer.</w:t>
-      </w:r>
-    </w:p>
-    <w:p>
-      <w:pPr>
-        <w:pStyle w:val="Heading1"/>
-      </w:pPr>
-      <w:r>
-        <w:t>15. Your lesson route</w:t>
-      </w:r>
-    </w:p>
-    <w:p>
-      <w:r>
-        <w:t>Use this map to navigate Effect size and practical importance, connect the goals to tasks and keep one evidence record for each attempt.</w:t>
+        <w:t>15. Reference · The earlier route checklist</w:t>
+      </w:r>
+    </w:p>
+    <w:p>
+      <w:r>
+        <w:t>Use one main route rather than repeating the lesson.</w:t>
+      </w:r>
+    </w:p>
+    <w:p>
+      <w:pPr>
+        <w:pStyle w:val="Heading2"/>
+      </w:pPr>
+      <w:r>
+        <w:t>Targets,route and first prediction</w:t>
       </w:r>
     </w:p>
     <w:p>
@@ -3293,12 +4868,117 @@
         <w:pStyle w:val="Heading1"/>
       </w:pPr>
       <w:r>
-        <w:t>16. Finish and return</w:t>
-      </w:r>
-    </w:p>
-    <w:p>
-      <w:r>
-        <w:t>Explain Effect size and practical importance without notes, identify a remaining question and plan a later check with a changed case.</w:t>
+        <w:t>17. Extra practice · Predict,check and repair</w:t>
+      </w:r>
+    </w:p>
+    <w:p>
+      <w:r>
+        <w:t>Keep supported feedback separate from the independent case.</w:t>
+      </w:r>
+    </w:p>
+    <w:p>
+      <w:pPr>
+        <w:pStyle w:val="Heading2"/>
+      </w:pPr>
+      <w:r>
+        <w:t>First supported question and optional hint</w:t>
+      </w:r>
+    </w:p>
+    <w:p>
+      <w:pPr>
+        <w:pStyle w:val="ListBullet"/>
+      </w:pPr>
+      <w:r>
+        <w:t>An improvement with a practical threshold. A team compares error rates against a predeclared practical threshold.</w:t>
+      </w:r>
+    </w:p>
+    <w:p>
+      <w:pPr>
+        <w:pStyle w:val="Heading3"/>
+      </w:pPr>
+      <w:r>
+        <w:t>Practice 1: explain the deciding evidence</w:t>
+      </w:r>
+    </w:p>
+    <w:p>
+      <w:pPr>
+        <w:pStyle w:val="ListBullet"/>
+      </w:pPr>
+      <w:r>
+        <w:t>Which labelled step matches this detail? Five is less than ten, so the observed change misses this threshold.</w:t>
+      </w:r>
+    </w:p>
+    <w:p>
+      <w:pPr>
+        <w:pStyle w:val="ListBullet"/>
+      </w:pPr>
+      <w:r>
+        <w:t>1. Apply practical threshold</w:t>
+      </w:r>
+    </w:p>
+    <w:p>
+      <w:pPr>
+        <w:pStyle w:val="ListBullet"/>
+      </w:pPr>
+      <w:r>
+        <w:t>2. Compute rates</w:t>
+      </w:r>
+    </w:p>
+    <w:p>
+      <w:pPr>
+        <w:pStyle w:val="ListBullet"/>
+      </w:pPr>
+      <w:r>
+        <w:t>3. Compute effect size</w:t>
+      </w:r>
+    </w:p>
+    <w:p>
+      <w:pPr>
+        <w:pStyle w:val="Heading3"/>
+      </w:pPr>
+      <w:r>
+        <w:t>My selected conclusion, deciding fact and explanation</w:t>
+      </w:r>
+    </w:p>
+    <w:p>
+      <w:r>
+        <w:t>________________________________________________________________</w:t>
+      </w:r>
+    </w:p>
+    <w:p>
+      <w:r>
+        <w:t>________________________________________________________________</w:t>
+      </w:r>
+    </w:p>
+    <w:p>
+      <w:r>
+        <w:t>________________________________________________________________</w:t>
+      </w:r>
+    </w:p>
+    <w:p>
+      <w:r>
+        <w:t>________________________________________________________________</w:t>
+      </w:r>
+    </w:p>
+    <w:p>
+      <w:r>
+        <w:t>________________________________________________________________</w:t>
+      </w:r>
+    </w:p>
+    <w:p>
+      <w:pPr>
+        <w:pStyle w:val="ListBullet"/>
+      </w:pPr>
+      <w:r>
+        <w:t>Hint if needed: Read the steps in the pictorial case. Match the supplied detail to the stage that performs or records it.</w:t>
+      </w:r>
+    </w:p>
+    <w:p>
+      <w:pPr>
+        <w:pStyle w:val="Heading2"/>
+      </w:pPr>
+      <w:r>
+        <w:t>Check after the first attempt · reference / check after trying</w:t>
       </w:r>
     </w:p>
     <w:p>
@@ -3309,7 +4989,181 @@
         <w:rPr>
           <w:b w:val="0"/>
         </w:rPr>
-        <w:t xml:space="preserve">Close your notes. Explain this goal in your own words: Explain the </w:t>
+        <w:t xml:space="preserve">After your attempt, compare with the supported explanation: Apply </w:t>
+      </w:r>
+      <w:r>
+        <w:rPr>
+          <w:b/>
+        </w:rPr>
+        <w:t>practical threshold</w:t>
+      </w:r>
+      <w:r>
+        <w:rPr>
+          <w:b w:val="0"/>
+        </w:rPr>
+        <w:t xml:space="preserve"> Five is less than ten, so the observed change misses this threshold. </w:t>
+      </w:r>
+      <w:r>
+        <w:rPr>
+          <w:b/>
+        </w:rPr>
+        <w:t>Effect size</w:t>
+      </w:r>
+      <w:r>
+        <w:rPr>
+          <w:b w:val="0"/>
+        </w:rPr>
+        <w:t xml:space="preserve"> describes how much the outcome changes.</w:t>
+      </w:r>
+    </w:p>
+    <w:p>
+      <w:pPr>
+        <w:spacing w:line="336" w:lineRule="auto" w:after="180"/>
+      </w:pPr>
+      <w:r>
+        <w:rPr>
+          <w:b w:val="0"/>
+        </w:rPr>
+        <w:t>Practical importance depends on the real decision criterion; relative changes can sound large while absolute changes remain small.</w:t>
+      </w:r>
+    </w:p>
+    <w:p>
+      <w:pPr>
+        <w:pStyle w:val="Heading2"/>
+      </w:pPr>
+      <w:r>
+        <w:t>Changed-case question and optional hint</w:t>
+      </w:r>
+    </w:p>
+    <w:p>
+      <w:pPr>
+        <w:pStyle w:val="Heading3"/>
+      </w:pPr>
+      <w:r>
+        <w:t>Practice 2: explain the deciding evidence</w:t>
+      </w:r>
+    </w:p>
+    <w:p>
+      <w:pPr>
+        <w:pStyle w:val="ListBullet"/>
+      </w:pPr>
+      <w:r>
+        <w:t>Changed-case practice: B makes 8 errors in 1000. Which conclusion is supported by the supplied facts?</w:t>
+      </w:r>
+    </w:p>
+    <w:p>
+      <w:pPr>
+        <w:pStyle w:val="ListBullet"/>
+      </w:pPr>
+      <w:r>
+        <w:t>1. The reduction becomes 12 per 1000 and meets the stated practical threshold.</w:t>
+      </w:r>
+    </w:p>
+    <w:p>
+      <w:pPr>
+        <w:pStyle w:val="ListBullet"/>
+      </w:pPr>
+      <w:r>
+        <w:t>2. This one example guarantees correct results for every future input.</w:t>
+      </w:r>
+    </w:p>
+    <w:p>
+      <w:pPr>
+        <w:pStyle w:val="ListBullet"/>
+      </w:pPr>
+      <w:r>
+        <w:t>3. We can decide the result without examining the changed input or the procedure.</w:t>
+      </w:r>
+    </w:p>
+    <w:p>
+      <w:pPr>
+        <w:pStyle w:val="Heading3"/>
+      </w:pPr>
+      <w:r>
+        <w:t>My selected conclusion, deciding fact and explanation</w:t>
+      </w:r>
+    </w:p>
+    <w:p>
+      <w:r>
+        <w:t>________________________________________________________________</w:t>
+      </w:r>
+    </w:p>
+    <w:p>
+      <w:r>
+        <w:t>________________________________________________________________</w:t>
+      </w:r>
+    </w:p>
+    <w:p>
+      <w:r>
+        <w:t>________________________________________________________________</w:t>
+      </w:r>
+    </w:p>
+    <w:p>
+      <w:r>
+        <w:t>________________________________________________________________</w:t>
+      </w:r>
+    </w:p>
+    <w:p>
+      <w:r>
+        <w:t>________________________________________________________________</w:t>
+      </w:r>
+    </w:p>
+    <w:p>
+      <w:pPr>
+        <w:pStyle w:val="ListBullet"/>
+      </w:pPr>
+      <w:r>
+        <w:t>Hint if needed: Use the changed condition and the deciding step in the pictorial trace. The answer must say what follows from those facts.</w:t>
+      </w:r>
+    </w:p>
+    <w:p>
+      <w:pPr>
+        <w:pStyle w:val="Heading2"/>
+      </w:pPr>
+      <w:r>
+        <w:t>Check after the changed attempt · reference / check after trying</w:t>
+      </w:r>
+    </w:p>
+    <w:p>
+      <w:pPr>
+        <w:spacing w:line="336" w:lineRule="auto" w:after="180"/>
+      </w:pPr>
+      <w:r>
+        <w:rPr>
+          <w:b w:val="0"/>
+        </w:rPr>
+        <w:t xml:space="preserve">After your attempt, compare with the supported explanation: The reduction becomes 12 per 1000 and meets the stated </w:t>
+      </w:r>
+      <w:r>
+        <w:rPr>
+          <w:b/>
+        </w:rPr>
+        <w:t>practical threshold</w:t>
+      </w:r>
+      <w:r>
+        <w:rPr>
+          <w:b w:val="0"/>
+        </w:rPr>
+        <w:t>. Twenty minus eight exceeds the required ten fewer errors.</w:t>
+      </w:r>
+    </w:p>
+    <w:p>
+      <w:pPr>
+        <w:pStyle w:val="Heading2"/>
+      </w:pPr>
+      <w:r>
+        <w:t>Repair and retain the record</w:t>
+      </w:r>
+    </w:p>
+    <w:p>
+      <w:pPr>
+        <w:spacing w:line="336" w:lineRule="auto" w:after="180"/>
+      </w:pPr>
+      <w:r>
+        <w:rPr>
+          <w:b w:val="0"/>
+        </w:rPr>
+        <w:t xml:space="preserve">Review Uncertainty intervals (ai-7/12). Goal: Explain the </w:t>
       </w:r>
       <w:r>
         <w:rPr>
@@ -3321,52 +5175,41 @@
         <w:rPr>
           <w:b w:val="0"/>
         </w:rPr>
-        <w:t xml:space="preserve"> and terminology of </w:t>
+        <w:t xml:space="preserve"> and terminology of uncertainty intervals. Short practice: Locate -0.8 and zero relative to the supplied interval [-1.4,-0.2].</w:t>
+      </w:r>
+    </w:p>
+    <w:p>
+      <w:pPr>
+        <w:spacing w:line="336" w:lineRule="auto" w:after="180"/>
+      </w:pPr>
+      <w:r>
+        <w:rPr>
+          <w:b w:val="0"/>
+        </w:rPr>
+        <w:t>Interpret the sign and confidence-method meaning, then describe what changes with interval [-1.4,0.3].. Return to this week and explain what you changed.</w:t>
+      </w:r>
+    </w:p>
+    <w:p>
+      <w:pPr>
+        <w:spacing w:line="336" w:lineRule="auto" w:after="180"/>
+      </w:pPr>
+      <w:r>
+        <w:rPr>
+          <w:b w:val="0"/>
+        </w:rPr>
+        <w:t xml:space="preserve">Review Confounders and controls (ai-7/10). Goal: Explain the </w:t>
       </w:r>
       <w:r>
         <w:rPr>
           <w:b/>
         </w:rPr>
-        <w:t>effect size</w:t>
+        <w:t>mechanism</w:t>
       </w:r>
       <w:r>
         <w:rPr>
           <w:b w:val="0"/>
         </w:rPr>
-        <w:t xml:space="preserve"> and practical importance</w:t>
-      </w:r>
-    </w:p>
-    <w:p>
-      <w:pPr>
-        <w:pStyle w:val="Heading3"/>
-      </w:pPr>
-      <w:r>
-        <w:t>My deciding step, evidence and one remaining question</w:t>
-      </w:r>
-    </w:p>
-    <w:p>
-      <w:r>
-        <w:t>________________________________________________________________</w:t>
-      </w:r>
-    </w:p>
-    <w:p>
-      <w:r>
-        <w:t>________________________________________________________________</w:t>
-      </w:r>
-    </w:p>
-    <w:p>
-      <w:r>
-        <w:t>________________________________________________________________</w:t>
-      </w:r>
-    </w:p>
-    <w:p>
-      <w:r>
-        <w:t>________________________________________________________________</w:t>
-      </w:r>
-    </w:p>
-    <w:p>
-      <w:r>
-        <w:t>________________________________________________________________</w:t>
+        <w:t xml:space="preserve"> and terminology of confounders and controls. Short practice: Draw the four condition/background combinations.</w:t>
       </w:r>
     </w:p>
     <w:p>
@@ -3377,7 +5220,64 @@
         <w:rPr>
           <w:b w:val="0"/>
         </w:rPr>
-        <w:t xml:space="preserve">If you are unsure, return to the worked picture and explain one arrow. If you are ready, change an </w:t>
+        <w:t>Which variables were coupled before, and why would collecting only healthy-white and spotted-blue again leave the confounding unresolved?. Return to this week and explain what you changed.</w:t>
+      </w:r>
+    </w:p>
+    <w:p>
+      <w:pPr>
+        <w:spacing w:line="336" w:lineRule="auto" w:after="180"/>
+      </w:pPr>
+      <w:r>
+        <w:rPr>
+          <w:b w:val="0"/>
+        </w:rPr>
+        <w:t xml:space="preserve">Review Hypotheses and measurable outcomes (ai-7/7). Goal: Explain the </w:t>
+      </w:r>
+      <w:r>
+        <w:rPr>
+          <w:b/>
+        </w:rPr>
+        <w:t>mechanism</w:t>
+      </w:r>
+      <w:r>
+        <w:rPr>
+          <w:b w:val="0"/>
+        </w:rPr>
+        <w:t xml:space="preserve"> and terminology of hypotheses and measurable outcomes. Short practice: Name the predicted outcome and how unsupported is scored.</w:t>
+      </w:r>
+    </w:p>
+    <w:p>
+      <w:pPr>
+        <w:spacing w:line="336" w:lineRule="auto" w:after="180"/>
+      </w:pPr>
+      <w:r>
+        <w:rPr>
+          <w:b w:val="0"/>
+        </w:rPr>
+        <w:t>If B sounds friendlier but ties A’s unsupported count, does the recorded improvement hypothesis receive support?. Return to this week and explain what you changed.</w:t>
+      </w:r>
+    </w:p>
+    <w:p>
+      <w:pPr>
+        <w:spacing w:line="336" w:lineRule="auto" w:after="180"/>
+      </w:pPr>
+      <w:r>
+        <w:rPr>
+          <w:b w:val="0"/>
+        </w:rPr>
+        <w:t xml:space="preserve">The browser lab lets you edit the supported Python examples already included in this lesson. Predict first, run, inspect the actual </w:t>
+      </w:r>
+      <w:r>
+        <w:rPr>
+          <w:b/>
+        </w:rPr>
+        <w:t>output</w:t>
+      </w:r>
+      <w:r>
+        <w:rPr>
+          <w:b w:val="0"/>
+        </w:rPr>
+        <w:t xml:space="preserve"> or error, change one </w:t>
       </w:r>
       <w:r>
         <w:rPr>
@@ -3389,7 +5289,18 @@
         <w:rPr>
           <w:b w:val="0"/>
         </w:rPr>
-        <w:t xml:space="preserve"> or assumption and justify your </w:t>
+        <w:t>, then run again.</w:t>
+      </w:r>
+    </w:p>
+    <w:p>
+      <w:pPr>
+        <w:spacing w:line="336" w:lineRule="auto" w:after="180"/>
+      </w:pPr>
+      <w:r>
+        <w:rPr>
+          <w:b w:val="0"/>
+        </w:rPr>
+        <w:t xml:space="preserve">Keep code, </w:t>
       </w:r>
       <w:r>
         <w:rPr>
@@ -3401,7 +5312,7 @@
         <w:rPr>
           <w:b w:val="0"/>
         </w:rPr>
-        <w:t>.</w:t>
+        <w:t>s, actual results and a reasoned revision together. On paper, label your result as a trace rather than an execution.</w:t>
       </w:r>
     </w:p>
     <w:p>
@@ -3412,7 +5323,7 @@
         <w:rPr>
           <w:b w:val="0"/>
         </w:rPr>
-        <w:t xml:space="preserve">Save your workbook </w:t>
+        <w:t xml:space="preserve">Use Download completed work in the hosted lesson to export your answers, reflections, practice feedback and code-run </w:t>
       </w:r>
       <w:r>
         <w:rPr>
@@ -3424,20 +5335,26 @@
         <w:rPr>
           <w:b w:val="0"/>
         </w:rPr>
-        <w:t>. At the next review, try a different case before opening your old answer.</w:t>
-      </w:r>
-    </w:p>
-    <w:p>
-      <w:pPr>
-        <w:pStyle w:val="Heading1"/>
-      </w:pPr>
-      <w:r>
-        <w:t>17. Supported practice, repair and portfolio</w:t>
-      </w:r>
-    </w:p>
-    <w:p>
-      <w:r>
-        <w:t>Attempt supported questions before using hints or feedback. Review a missing building block, then keep the completed work.</w:t>
+        <w:t>. Open the HTML copy to read or print it.</w:t>
+      </w:r>
+    </w:p>
+    <w:p>
+      <w:pPr>
+        <w:spacing w:line="336" w:lineRule="auto" w:after="180"/>
+      </w:pPr>
+      <w:r>
+        <w:rPr>
+          <w:b w:val="0"/>
+        </w:rPr>
+        <w:t>Drafts stay in this browser when storage is available; clear drafts on a shared device.</w:t>
+      </w:r>
+    </w:p>
+    <w:p>
+      <w:pPr>
+        <w:pStyle w:val="Heading2"/>
+      </w:pPr>
+      <w:r>
+        <w:t>Earlier wording, alternatives and picture transcripts · reference / check after trying</w:t>
       </w:r>
     </w:p>
     <w:p>
@@ -3453,104 +5370,10 @@
     </w:p>
     <w:p>
       <w:pPr>
-        <w:spacing w:line="336" w:lineRule="auto" w:after="180"/>
-      </w:pPr>
-      <w:r>
-        <w:rPr>
-          <w:b w:val="0"/>
-        </w:rPr>
-        <w:t xml:space="preserve">An improvement with a </w:t>
-      </w:r>
-      <w:r>
-        <w:rPr>
-          <w:b/>
-        </w:rPr>
-        <w:t>practical threshold</w:t>
-      </w:r>
-      <w:r>
-        <w:rPr>
-          <w:b w:val="0"/>
-        </w:rPr>
-        <w:t xml:space="preserve">. A team compares error rates against a predeclared </w:t>
-      </w:r>
-      <w:r>
-        <w:rPr>
-          <w:b/>
-        </w:rPr>
-        <w:t>practical threshold</w:t>
-      </w:r>
-      <w:r>
-        <w:rPr>
-          <w:b w:val="0"/>
-        </w:rPr>
-        <w:t>.</w:t>
-      </w:r>
-    </w:p>
-    <w:p>
-      <w:pPr>
         <w:pStyle w:val="Heading3"/>
       </w:pPr>
       <w:r>
-        <w:t>Practice 1: explain the deciding evidence</w:t>
-      </w:r>
-    </w:p>
-    <w:p>
-      <w:pPr>
-        <w:spacing w:line="336" w:lineRule="auto" w:after="180"/>
-      </w:pPr>
-      <w:r>
-        <w:rPr>
-          <w:b w:val="0"/>
-        </w:rPr>
-        <w:t>Which labelled step matches this detail? Five is less than ten, so the observed change misses this threshold.</w:t>
-      </w:r>
-    </w:p>
-    <w:p>
-      <w:pPr>
-        <w:spacing w:line="336" w:lineRule="auto" w:after="180"/>
-        <w:shd w:fill="F4F9FC"/>
-      </w:pPr>
-      <w:r>
-        <w:rPr>
-          <w:b w:val="0"/>
-        </w:rPr>
-        <w:t xml:space="preserve">1. Apply </w:t>
-      </w:r>
-      <w:r>
-        <w:rPr>
-          <w:b/>
-        </w:rPr>
-        <w:t>practical threshold</w:t>
-      </w:r>
-    </w:p>
-    <w:p>
-      <w:pPr>
-        <w:spacing w:line="336" w:lineRule="auto" w:after="180"/>
-        <w:shd w:fill="F4F9FC"/>
-      </w:pPr>
-      <w:r>
-        <w:rPr>
-          <w:b w:val="0"/>
-        </w:rPr>
-        <w:t>2. Compute rates</w:t>
-      </w:r>
-    </w:p>
-    <w:p>
-      <w:pPr>
-        <w:spacing w:line="336" w:lineRule="auto" w:after="180"/>
-        <w:shd w:fill="F4F9FC"/>
-      </w:pPr>
-      <w:r>
-        <w:rPr>
-          <w:b w:val="0"/>
-        </w:rPr>
-        <w:t xml:space="preserve">3. Compute </w:t>
-      </w:r>
-      <w:r>
-        <w:rPr>
-          <w:b/>
-        </w:rPr>
-        <w:t>effect size</w:t>
+        <w:t>Repair a missing building block</w:t>
       </w:r>
     </w:p>
     <w:p>
@@ -3558,32 +5381,7 @@
         <w:pStyle w:val="Heading3"/>
       </w:pPr>
       <w:r>
-        <w:t>My selected conclusion, deciding fact and explanation</w:t>
-      </w:r>
-    </w:p>
-    <w:p>
-      <w:r>
-        <w:t>________________________________________________________________</w:t>
-      </w:r>
-    </w:p>
-    <w:p>
-      <w:r>
-        <w:t>________________________________________________________________</w:t>
-      </w:r>
-    </w:p>
-    <w:p>
-      <w:r>
-        <w:t>________________________________________________________________</w:t>
-      </w:r>
-    </w:p>
-    <w:p>
-      <w:r>
-        <w:t>________________________________________________________________</w:t>
-      </w:r>
-    </w:p>
-    <w:p>
-      <w:r>
-        <w:t>________________________________________________________________</w:t>
+        <w:t>Predict, run and debug</w:t>
       </w:r>
     </w:p>
     <w:p>
@@ -3591,496 +5389,25 @@
         <w:pStyle w:val="Heading3"/>
       </w:pPr>
       <w:r>
-        <w:t>Hint · try first</w:t>
-      </w:r>
-    </w:p>
-    <w:p>
-      <w:pPr>
-        <w:spacing w:line="336" w:lineRule="auto" w:after="180"/>
-        <w:shd w:fill="F1F6F8"/>
-      </w:pPr>
-      <w:r>
-        <w:rPr>
-          <w:b w:val="0"/>
-        </w:rPr>
-        <w:t>Hint if needed: Read the steps in the pictorial case. Match the supplied detail to the stage that performs or records it.</w:t>
-      </w:r>
-    </w:p>
-    <w:p>
-      <w:pPr>
-        <w:pStyle w:val="Heading3"/>
-      </w:pPr>
-      <w:r>
-        <w:t>Feedback · compare after trying</w:t>
-      </w:r>
-    </w:p>
-    <w:p>
-      <w:pPr>
-        <w:spacing w:line="336" w:lineRule="auto" w:after="180"/>
-        <w:shd w:fill="F1F6FC"/>
-      </w:pPr>
-      <w:r>
-        <w:rPr>
-          <w:b w:val="0"/>
-        </w:rPr>
-        <w:t xml:space="preserve">After your attempt, compare with the supported explanation: Apply </w:t>
-      </w:r>
-      <w:r>
-        <w:rPr>
-          <w:b/>
-        </w:rPr>
-        <w:t>practical threshold</w:t>
-      </w:r>
-      <w:r>
-        <w:rPr>
-          <w:b w:val="0"/>
-        </w:rPr>
-        <w:t xml:space="preserve"> Five is less than ten, so the observed change misses this threshold. </w:t>
-      </w:r>
-      <w:r>
-        <w:rPr>
-          <w:b/>
-        </w:rPr>
-        <w:t>Effect size</w:t>
-      </w:r>
-      <w:r>
-        <w:rPr>
-          <w:b w:val="0"/>
-        </w:rPr>
-        <w:t xml:space="preserve"> describes how much the outcome changes.</w:t>
-      </w:r>
-    </w:p>
-    <w:p>
-      <w:pPr>
-        <w:spacing w:line="336" w:lineRule="auto" w:after="180"/>
-        <w:shd w:fill="F1F6FC"/>
-      </w:pPr>
-      <w:r>
-        <w:rPr>
-          <w:b w:val="0"/>
-        </w:rPr>
-        <w:t>Practical importance depends on the real decision criterion; relative changes can sound large while absolute changes remain small.</w:t>
-      </w:r>
-    </w:p>
-    <w:p>
-      <w:pPr>
-        <w:pStyle w:val="Heading3"/>
-      </w:pPr>
-      <w:r>
-        <w:t>Practice 2: explain the deciding evidence</w:t>
-      </w:r>
-    </w:p>
-    <w:p>
-      <w:pPr>
-        <w:pStyle w:val="Heading3"/>
-      </w:pPr>
-      <w:r>
-        <w:t>Changed case · predict first</w:t>
-      </w:r>
-    </w:p>
-    <w:p>
-      <w:pPr>
-        <w:spacing w:line="336" w:lineRule="auto" w:after="180"/>
-        <w:shd w:fill="F5F1FB"/>
-      </w:pPr>
-      <w:r>
-        <w:rPr>
-          <w:b w:val="0"/>
-        </w:rPr>
-        <w:t>Changed-case practice: B makes 8 errors in 1000. Which conclusion is supported by the supplied facts?</w:t>
-      </w:r>
-    </w:p>
-    <w:p>
-      <w:pPr>
-        <w:spacing w:line="336" w:lineRule="auto" w:after="180"/>
-        <w:shd w:fill="F4F9FC"/>
-      </w:pPr>
-      <w:r>
-        <w:rPr>
-          <w:b w:val="0"/>
-        </w:rPr>
-        <w:t xml:space="preserve">1. The reduction becomes 12 per 1000 and meets the stated </w:t>
-      </w:r>
-      <w:r>
-        <w:rPr>
-          <w:b/>
-        </w:rPr>
-        <w:t>practical threshold</w:t>
-      </w:r>
-      <w:r>
-        <w:rPr>
-          <w:b w:val="0"/>
-        </w:rPr>
-        <w:t>.</w:t>
-      </w:r>
-    </w:p>
-    <w:p>
-      <w:pPr>
-        <w:spacing w:line="336" w:lineRule="auto" w:after="180"/>
-        <w:shd w:fill="F4F9FC"/>
-      </w:pPr>
-      <w:r>
-        <w:rPr>
-          <w:b w:val="0"/>
-        </w:rPr>
-        <w:t xml:space="preserve">2. This one example guarantees correct results for every future </w:t>
-      </w:r>
-      <w:r>
-        <w:rPr>
-          <w:b/>
-        </w:rPr>
-        <w:t>input</w:t>
-      </w:r>
-      <w:r>
-        <w:rPr>
-          <w:b w:val="0"/>
-        </w:rPr>
-        <w:t>.</w:t>
-      </w:r>
-    </w:p>
-    <w:p>
-      <w:pPr>
-        <w:spacing w:line="336" w:lineRule="auto" w:after="180"/>
-        <w:shd w:fill="F4F9FC"/>
-      </w:pPr>
-      <w:r>
-        <w:rPr>
-          <w:b w:val="0"/>
-        </w:rPr>
-        <w:t xml:space="preserve">3. We can decide the result without examining the changed </w:t>
-      </w:r>
-      <w:r>
-        <w:rPr>
-          <w:b/>
-        </w:rPr>
-        <w:t>input</w:t>
-      </w:r>
-      <w:r>
-        <w:rPr>
-          <w:b w:val="0"/>
-        </w:rPr>
-        <w:t xml:space="preserve"> or the procedure.</w:t>
-      </w:r>
-    </w:p>
-    <w:p>
-      <w:pPr>
-        <w:pStyle w:val="Heading3"/>
-      </w:pPr>
-      <w:r>
-        <w:t>My selected conclusion, deciding fact and explanation</w:t>
-      </w:r>
-    </w:p>
-    <w:p>
-      <w:r>
-        <w:t>________________________________________________________________</w:t>
-      </w:r>
-    </w:p>
-    <w:p>
-      <w:r>
-        <w:t>________________________________________________________________</w:t>
-      </w:r>
-    </w:p>
-    <w:p>
-      <w:r>
-        <w:t>________________________________________________________________</w:t>
-      </w:r>
-    </w:p>
-    <w:p>
-      <w:r>
-        <w:t>________________________________________________________________</w:t>
-      </w:r>
-    </w:p>
-    <w:p>
-      <w:r>
-        <w:t>________________________________________________________________</w:t>
-      </w:r>
-    </w:p>
-    <w:p>
-      <w:pPr>
-        <w:pStyle w:val="Heading3"/>
-      </w:pPr>
-      <w:r>
-        <w:t>Hint · try first</w:t>
-      </w:r>
-    </w:p>
-    <w:p>
-      <w:pPr>
-        <w:spacing w:line="336" w:lineRule="auto" w:after="180"/>
-        <w:shd w:fill="F1F6F8"/>
-      </w:pPr>
-      <w:r>
-        <w:rPr>
-          <w:b w:val="0"/>
-        </w:rPr>
-        <w:t>Hint if needed: Use the changed condition and the deciding step in the pictorial trace. The answer must say what follows from those facts.</w:t>
-      </w:r>
-    </w:p>
-    <w:p>
-      <w:pPr>
-        <w:pStyle w:val="Heading3"/>
-      </w:pPr>
-      <w:r>
-        <w:t>Feedback · compare after trying</w:t>
-      </w:r>
-    </w:p>
-    <w:p>
-      <w:pPr>
-        <w:spacing w:line="336" w:lineRule="auto" w:after="180"/>
-        <w:shd w:fill="F1F6FC"/>
-      </w:pPr>
-      <w:r>
-        <w:rPr>
-          <w:b w:val="0"/>
-        </w:rPr>
-        <w:t xml:space="preserve">After your attempt, compare with the supported explanation: The reduction becomes 12 per 1000 and meets the stated </w:t>
-      </w:r>
-      <w:r>
-        <w:rPr>
-          <w:b/>
-        </w:rPr>
-        <w:t>practical threshold</w:t>
-      </w:r>
-      <w:r>
-        <w:rPr>
-          <w:b w:val="0"/>
-        </w:rPr>
-        <w:t>. Twenty minus eight exceeds the required ten fewer errors.</w:t>
-      </w:r>
-    </w:p>
-    <w:p>
-      <w:pPr>
-        <w:pStyle w:val="Heading3"/>
-      </w:pPr>
-      <w:r>
-        <w:t>Repair a missing building block</w:t>
-      </w:r>
-    </w:p>
-    <w:p>
-      <w:pPr>
-        <w:spacing w:line="336" w:lineRule="auto" w:after="180"/>
-      </w:pPr>
-      <w:r>
-        <w:rPr>
-          <w:b w:val="0"/>
-        </w:rPr>
-        <w:t xml:space="preserve">Review Uncertainty intervals (ai-7/12). Goal: Explain the </w:t>
-      </w:r>
-      <w:r>
-        <w:rPr>
-          <w:b/>
-        </w:rPr>
-        <w:t>mechanism</w:t>
-      </w:r>
-      <w:r>
-        <w:rPr>
-          <w:b w:val="0"/>
-        </w:rPr>
-        <w:t xml:space="preserve"> and terminology of uncertainty intervals. Short practice: Locate -0.8 and zero relative to the supplied interval [-1.4,-0.2].</w:t>
-      </w:r>
-    </w:p>
-    <w:p>
-      <w:pPr>
-        <w:spacing w:line="336" w:lineRule="auto" w:after="180"/>
-      </w:pPr>
-      <w:r>
-        <w:rPr>
-          <w:b w:val="0"/>
-        </w:rPr>
-        <w:t>Interpret the sign and confidence-method meaning, then describe what changes with interval [-1.4,0.3].. Return to this week and explain what you changed.</w:t>
-      </w:r>
-    </w:p>
-    <w:p>
-      <w:pPr>
-        <w:spacing w:line="336" w:lineRule="auto" w:after="180"/>
-      </w:pPr>
-      <w:r>
-        <w:rPr>
-          <w:b w:val="0"/>
-        </w:rPr>
-        <w:t xml:space="preserve">Review Confounders and controls (ai-7/10). Goal: Explain the </w:t>
-      </w:r>
-      <w:r>
-        <w:rPr>
-          <w:b/>
-        </w:rPr>
-        <w:t>mechanism</w:t>
-      </w:r>
-      <w:r>
-        <w:rPr>
-          <w:b w:val="0"/>
-        </w:rPr>
-        <w:t xml:space="preserve"> and terminology of confounders and controls. Short practice: Draw the four condition/background combinations.</w:t>
-      </w:r>
-    </w:p>
-    <w:p>
-      <w:pPr>
-        <w:spacing w:line="336" w:lineRule="auto" w:after="180"/>
-      </w:pPr>
-      <w:r>
-        <w:rPr>
-          <w:b w:val="0"/>
-        </w:rPr>
-        <w:t>Which variables were coupled before, and why would collecting only healthy-white and spotted-blue again leave the confounding unresolved?. Return to this week and explain what you changed.</w:t>
-      </w:r>
-    </w:p>
-    <w:p>
-      <w:pPr>
-        <w:spacing w:line="336" w:lineRule="auto" w:after="180"/>
-      </w:pPr>
-      <w:r>
-        <w:rPr>
-          <w:b w:val="0"/>
-        </w:rPr>
-        <w:t xml:space="preserve">Review Hypotheses and measurable outcomes (ai-7/7). Goal: Explain the </w:t>
-      </w:r>
-      <w:r>
-        <w:rPr>
-          <w:b/>
-        </w:rPr>
-        <w:t>mechanism</w:t>
-      </w:r>
-      <w:r>
-        <w:rPr>
-          <w:b w:val="0"/>
-        </w:rPr>
-        <w:t xml:space="preserve"> and terminology of hypotheses and measurable outcomes. Short practice: Name the predicted outcome and how unsupported is scored.</w:t>
-      </w:r>
-    </w:p>
-    <w:p>
-      <w:pPr>
-        <w:spacing w:line="336" w:lineRule="auto" w:after="180"/>
-      </w:pPr>
-      <w:r>
-        <w:rPr>
-          <w:b w:val="0"/>
-        </w:rPr>
-        <w:t>If B sounds friendlier but ties A’s unsupported count, does the recorded improvement hypothesis receive support?. Return to this week and explain what you changed.</w:t>
-      </w:r>
-    </w:p>
-    <w:p>
-      <w:pPr>
-        <w:pStyle w:val="Heading3"/>
-      </w:pPr>
-      <w:r>
-        <w:t>Predict, run and debug</w:t>
-      </w:r>
-    </w:p>
-    <w:p>
-      <w:pPr>
-        <w:spacing w:line="336" w:lineRule="auto" w:after="180"/>
-      </w:pPr>
-      <w:r>
-        <w:rPr>
-          <w:b w:val="0"/>
-        </w:rPr>
-        <w:t xml:space="preserve">The browser lab lets you edit the supported Python examples already included in this lesson. Predict first, run, inspect the actual </w:t>
-      </w:r>
-      <w:r>
-        <w:rPr>
-          <w:b/>
-        </w:rPr>
-        <w:t>output</w:t>
-      </w:r>
-      <w:r>
-        <w:rPr>
-          <w:b w:val="0"/>
-        </w:rPr>
-        <w:t xml:space="preserve"> or error, change one </w:t>
-      </w:r>
-      <w:r>
-        <w:rPr>
-          <w:b/>
-        </w:rPr>
-        <w:t>input</w:t>
-      </w:r>
-      <w:r>
-        <w:rPr>
-          <w:b w:val="0"/>
-        </w:rPr>
-        <w:t>, then run again.</w:t>
-      </w:r>
-    </w:p>
-    <w:p>
-      <w:pPr>
-        <w:spacing w:line="336" w:lineRule="auto" w:after="180"/>
-      </w:pPr>
-      <w:r>
-        <w:rPr>
-          <w:b w:val="0"/>
-        </w:rPr>
-        <w:t xml:space="preserve">Keep code, </w:t>
-      </w:r>
-      <w:r>
-        <w:rPr>
-          <w:b/>
-        </w:rPr>
-        <w:t>prediction</w:t>
-      </w:r>
-      <w:r>
-        <w:rPr>
-          <w:b w:val="0"/>
-        </w:rPr>
-        <w:t>s, actual results and a reasoned revision together. On paper, label your result as a trace rather than an execution.</w:t>
-      </w:r>
-    </w:p>
-    <w:p>
-      <w:pPr>
-        <w:pStyle w:val="Heading3"/>
-      </w:pPr>
-      <w:r>
         <w:t>Keep your completed work</w:t>
       </w:r>
     </w:p>
     <w:p>
       <w:pPr>
-        <w:spacing w:line="336" w:lineRule="auto" w:after="180"/>
-      </w:pPr>
-      <w:r>
-        <w:rPr>
-          <w:b w:val="0"/>
-        </w:rPr>
-        <w:t xml:space="preserve">Use Download completed work in the hosted lesson to export your answers, reflections, practice feedback and code-run </w:t>
-      </w:r>
-      <w:r>
-        <w:rPr>
-          <w:b/>
-        </w:rPr>
-        <w:t>evidence</w:t>
-      </w:r>
-      <w:r>
-        <w:rPr>
-          <w:b w:val="0"/>
-        </w:rPr>
-        <w:t>. Open the HTML copy to read or print it.</w:t>
-      </w:r>
-    </w:p>
-    <w:p>
-      <w:pPr>
-        <w:spacing w:line="336" w:lineRule="auto" w:after="180"/>
-      </w:pPr>
-      <w:r>
-        <w:rPr>
-          <w:b w:val="0"/>
-        </w:rPr>
-        <w:t>Drafts stay in this browser when storage is available; clear drafts on a shared device.</w:t>
-      </w:r>
-    </w:p>
-    <w:p>
-      <w:pPr>
         <w:pStyle w:val="Heading1"/>
       </w:pPr>
       <w:r>
-        <w:t>18. Visual concept journey</w:t>
-      </w:r>
-    </w:p>
-    <w:p>
-      <w:r>
-        <w:t>Explain each Effect size and practical importance graphic using its labels, deciding evidence and relevant limitation.</w:t>
-      </w:r>
-    </w:p>
-    <w:p>
-      <w:pPr>
-        <w:pStyle w:val="Heading3"/>
+        <w:t>18. Reference · Six-picture concept journey</w:t>
+      </w:r>
+    </w:p>
+    <w:p>
+      <w:r>
+        <w:t>Choose the picture that supports the current explanation.</w:t>
+      </w:r>
+    </w:p>
+    <w:p>
+      <w:pPr>
+        <w:pStyle w:val="Heading2"/>
       </w:pPr>
       <w:r>
         <w:t>01. Effect size and practical importance: the case</w:t>
@@ -4091,7 +5418,7 @@
         <w:drawing>
           <wp:inline xmlns:a="http://schemas.openxmlformats.org/drawingml/2006/main" xmlns:pic="http://schemas.openxmlformats.org/drawingml/2006/picture">
             <wp:extent cx="5486400" cy="2834640"/>
-            <wp:docPr id="3" name="Picture 3" descr="An improvement with a practical threshold. A team compares error rates against a predeclared practical threshold. Supplied facts: A makes 20 errors in 1000 tasks; B makes 15. Practical improvement requires at least 10 fewer errors per 1000."/>
+            <wp:docPr id="6" name="Picture 6" descr="An improvement with a practical threshold. A team compares error rates against a predeclared practical threshold. Supplied facts: A makes 20 errors in 1000 tasks; B makes 15. Practical improvement requires at least 10 fewer errors per 1000."/>
             <wp:cNvGraphicFramePr>
               <a:graphicFrameLocks noChangeAspect="1"/>
             </wp:cNvGraphicFramePr>
@@ -4103,7 +5430,7 @@
                     <pic:cNvPicPr/>
                   </pic:nvPicPr>
                   <pic:blipFill>
-                    <a:blip r:embed="rId11"/>
+                    <a:blip r:embed="rId14"/>
                     <a:stretch>
                       <a:fillRect/>
                     </a:stretch>
@@ -4171,7 +5498,6 @@
     <w:p>
       <w:pPr>
         <w:spacing w:line="336" w:lineRule="auto" w:after="180"/>
-        <w:shd w:fill="F5F1FB"/>
       </w:pPr>
       <w:r>
         <w:rPr>
@@ -4182,7 +5508,7 @@
     </w:p>
     <w:p>
       <w:pPr>
-        <w:pStyle w:val="Heading3"/>
+        <w:pStyle w:val="Heading2"/>
       </w:pPr>
       <w:r>
         <w:t>02. Follow the deciding steps</w:t>
@@ -4193,7 +5519,7 @@
         <w:drawing>
           <wp:inline xmlns:a="http://schemas.openxmlformats.org/drawingml/2006/main" xmlns:pic="http://schemas.openxmlformats.org/drawingml/2006/picture">
             <wp:extent cx="5486400" cy="3182112"/>
-            <wp:docPr id="4" name="Picture 4" descr="Compute rates: A is 2%; B is 1.5%. → Compute effect size: B has 5 fewer errors per 1000, a 0.5-percentage-point reduction. → Apply practical threshold: Five is less than ten, so the observed change misses this threshold."/>
+            <wp:docPr id="7" name="Picture 7" descr="Compute rates: A is 2%; B is 1.5%. → Compute effect size: B has 5 fewer errors per 1000, a 0.5-percentage-point reduction. → Apply practical threshold: Five is less than ten, so the observed change misses this threshold."/>
             <wp:cNvGraphicFramePr>
               <a:graphicFrameLocks noChangeAspect="1"/>
             </wp:cNvGraphicFramePr>
@@ -4205,7 +5531,7 @@
                     <pic:cNvPicPr/>
                   </pic:nvPicPr>
                   <pic:blipFill>
-                    <a:blip r:embed="rId12"/>
+                    <a:blip r:embed="rId10"/>
                     <a:stretch>
                       <a:fillRect/>
                     </a:stretch>
@@ -4262,7 +5588,6 @@
     <w:p>
       <w:pPr>
         <w:spacing w:line="336" w:lineRule="auto" w:after="180"/>
-        <w:shd w:fill="F5F1FB"/>
       </w:pPr>
       <w:r>
         <w:rPr>
@@ -4285,7 +5610,7 @@
     </w:p>
     <w:p>
       <w:pPr>
-        <w:pStyle w:val="Heading3"/>
+        <w:pStyle w:val="Heading2"/>
       </w:pPr>
       <w:r>
         <w:t>03. Errors on 1000 tasks</w:t>
@@ -4296,7 +5621,7 @@
         <w:drawing>
           <wp:inline xmlns:a="http://schemas.openxmlformats.org/drawingml/2006/main" xmlns:pic="http://schemas.openxmlformats.org/drawingml/2006/picture">
             <wp:extent cx="5486400" cy="2834640"/>
-            <wp:docPr id="5" name="Picture 5" descr="Errors on 1000 tasks. Units: errors per 1000 tasks. A: 20. B: 15."/>
+            <wp:docPr id="8" name="Picture 8" descr="Errors on 1000 tasks. Units: errors per 1000 tasks. A: 20. B: 15."/>
             <wp:cNvGraphicFramePr>
               <a:graphicFrameLocks noChangeAspect="1"/>
             </wp:cNvGraphicFramePr>
@@ -4305,163 +5630,6 @@
                 <pic:pic>
                   <pic:nvPicPr>
                     <pic:cNvPr id="0" name="academy-story-ai-7-13-03.png"/>
-                    <pic:cNvPicPr/>
-                  </pic:nvPicPr>
-                  <pic:blipFill>
-                    <a:blip r:embed="rId13"/>
-                    <a:stretch>
-                      <a:fillRect/>
-                    </a:stretch>
-                  </pic:blipFill>
-                  <pic:spPr>
-                    <a:xfrm>
-                      <a:off x="0" y="0"/>
-                      <a:ext cx="5486400" cy="2834640"/>
-                    </a:xfrm>
-                    <a:prstGeom prst="rect"/>
-                  </pic:spPr>
-                </pic:pic>
-              </a:graphicData>
-            </a:graphic>
-          </wp:inline>
-        </w:drawing>
-      </w:r>
-    </w:p>
-    <w:p>
-      <w:pPr>
-        <w:spacing w:line="336" w:lineRule="auto" w:after="180"/>
-      </w:pPr>
-      <w:r>
-        <w:rPr>
-          <w:b w:val="0"/>
-        </w:rPr>
-        <w:t>Errors on 1000 tasks. Units: errors per 1000 tasks. A: 20. B: 15.</w:t>
-      </w:r>
-    </w:p>
-    <w:p>
-      <w:pPr>
-        <w:spacing w:line="336" w:lineRule="auto" w:after="180"/>
-        <w:shd w:fill="F5F1FB"/>
-      </w:pPr>
-      <w:r>
-        <w:rPr>
-          <w:b w:val="0"/>
-        </w:rPr>
-        <w:t>Read the labels and values. Explain the relationship the model shows.</w:t>
-      </w:r>
-    </w:p>
-    <w:p>
-      <w:pPr>
-        <w:pStyle w:val="Heading3"/>
-      </w:pPr>
-      <w:r>
-        <w:t>04. Change one thing. Trace what follows.</w:t>
-      </w:r>
-    </w:p>
-    <w:p>
-      <w:r>
-        <w:drawing>
-          <wp:inline xmlns:a="http://schemas.openxmlformats.org/drawingml/2006/main" xmlns:pic="http://schemas.openxmlformats.org/drawingml/2006/picture">
-            <wp:extent cx="5486400" cy="3026664"/>
-            <wp:docPr id="6" name="Picture 6" descr="Original case: Five is less than ten, so the observed change misses this threshold. Changed condition: B makes 8 errors in 1000. Expected result: The reduction becomes 12 per 1000 and meets the stated practical threshold. Reason: Twenty minus eight exceeds the required ten fewer errors."/>
-            <wp:cNvGraphicFramePr>
-              <a:graphicFrameLocks noChangeAspect="1"/>
-            </wp:cNvGraphicFramePr>
-            <a:graphic>
-              <a:graphicData uri="http://schemas.openxmlformats.org/drawingml/2006/picture">
-                <pic:pic>
-                  <pic:nvPicPr>
-                    <pic:cNvPr id="0" name="academy-story-ai-7-13-04.png"/>
-                    <pic:cNvPicPr/>
-                  </pic:nvPicPr>
-                  <pic:blipFill>
-                    <a:blip r:embed="rId14"/>
-                    <a:stretch>
-                      <a:fillRect/>
-                    </a:stretch>
-                  </pic:blipFill>
-                  <pic:spPr>
-                    <a:xfrm>
-                      <a:off x="0" y="0"/>
-                      <a:ext cx="5486400" cy="3026664"/>
-                    </a:xfrm>
-                    <a:prstGeom prst="rect"/>
-                  </pic:spPr>
-                </pic:pic>
-              </a:graphicData>
-            </a:graphic>
-          </wp:inline>
-        </w:drawing>
-      </w:r>
-    </w:p>
-    <w:p>
-      <w:pPr>
-        <w:spacing w:line="336" w:lineRule="auto" w:after="180"/>
-      </w:pPr>
-      <w:r>
-        <w:rPr>
-          <w:b w:val="0"/>
-        </w:rPr>
-        <w:t xml:space="preserve">Original case: Five is less than ten, so the observed change misses this threshold. Changed condition: B makes 8 errors in 1000. Expected result: The reduction becomes 12 per 1000 and meets the stated </w:t>
-      </w:r>
-      <w:r>
-        <w:rPr>
-          <w:b/>
-        </w:rPr>
-        <w:t>practical threshold</w:t>
-      </w:r>
-      <w:r>
-        <w:rPr>
-          <w:b w:val="0"/>
-        </w:rPr>
-        <w:t>.</w:t>
-      </w:r>
-    </w:p>
-    <w:p>
-      <w:pPr>
-        <w:spacing w:line="336" w:lineRule="auto" w:after="180"/>
-      </w:pPr>
-      <w:r>
-        <w:rPr>
-          <w:b w:val="0"/>
-        </w:rPr>
-        <w:t>Reason: Twenty minus eight exceeds the required ten fewer errors.</w:t>
-      </w:r>
-    </w:p>
-    <w:p>
-      <w:pPr>
-        <w:spacing w:line="336" w:lineRule="auto" w:after="180"/>
-        <w:shd w:fill="F5F1FB"/>
-      </w:pPr>
-      <w:r>
-        <w:rPr>
-          <w:b w:val="0"/>
-        </w:rPr>
-        <w:t>Predict before checking the worked changed-case result. Name what changed and what the supplied facts allow you to conclude.</w:t>
-      </w:r>
-    </w:p>
-    <w:p>
-      <w:pPr>
-        <w:pStyle w:val="Heading3"/>
-      </w:pPr>
-      <w:r>
-        <w:t>05. Connect the explanation to its limit</w:t>
-      </w:r>
-    </w:p>
-    <w:p>
-      <w:r>
-        <w:drawing>
-          <wp:inline xmlns:a="http://schemas.openxmlformats.org/drawingml/2006/main" xmlns:pic="http://schemas.openxmlformats.org/drawingml/2006/picture">
-            <wp:extent cx="5486400" cy="2834640"/>
-            <wp:docPr id="7" name="Picture 7" descr="Effect size describes how much the outcome changes. Practical importance depends on the real decision criterion; relative changes can sound large while absolute changes remain small. Limit: No uncertainty or statistical significance is supplied; these counts alone cannot establish a general effect."/>
-            <wp:cNvGraphicFramePr>
-              <a:graphicFrameLocks noChangeAspect="1"/>
-            </wp:cNvGraphicFramePr>
-            <a:graphic>
-              <a:graphicData uri="http://schemas.openxmlformats.org/drawingml/2006/picture">
-                <pic:pic>
-                  <pic:nvPicPr>
-                    <pic:cNvPr id="0" name="academy-story-ai-7-13-05.png"/>
                     <pic:cNvPicPr/>
                   </pic:nvPicPr>
                   <pic:blipFill>
@@ -4490,6 +5658,161 @@
       </w:pPr>
       <w:r>
         <w:rPr>
+          <w:b w:val="0"/>
+        </w:rPr>
+        <w:t>Errors on 1000 tasks. Units: errors per 1000 tasks. A: 20. B: 15.</w:t>
+      </w:r>
+    </w:p>
+    <w:p>
+      <w:pPr>
+        <w:spacing w:line="336" w:lineRule="auto" w:after="180"/>
+      </w:pPr>
+      <w:r>
+        <w:rPr>
+          <w:b w:val="0"/>
+        </w:rPr>
+        <w:t>Read the labels and values. Explain the relationship the model shows.</w:t>
+      </w:r>
+    </w:p>
+    <w:p>
+      <w:pPr>
+        <w:pStyle w:val="Heading2"/>
+      </w:pPr>
+      <w:r>
+        <w:t>04. Change one thing. Trace what follows.</w:t>
+      </w:r>
+    </w:p>
+    <w:p>
+      <w:r>
+        <w:drawing>
+          <wp:inline xmlns:a="http://schemas.openxmlformats.org/drawingml/2006/main" xmlns:pic="http://schemas.openxmlformats.org/drawingml/2006/picture">
+            <wp:extent cx="5486400" cy="3026664"/>
+            <wp:docPr id="9" name="Picture 9" descr="Original case: Five is less than ten, so the observed change misses this threshold. Changed condition: B makes 8 errors in 1000. Expected result: The reduction becomes 12 per 1000 and meets the stated practical threshold. Reason: Twenty minus eight exceeds the required ten fewer errors."/>
+            <wp:cNvGraphicFramePr>
+              <a:graphicFrameLocks noChangeAspect="1"/>
+            </wp:cNvGraphicFramePr>
+            <a:graphic>
+              <a:graphicData uri="http://schemas.openxmlformats.org/drawingml/2006/picture">
+                <pic:pic>
+                  <pic:nvPicPr>
+                    <pic:cNvPr id="0" name="academy-story-ai-7-13-04.png"/>
+                    <pic:cNvPicPr/>
+                  </pic:nvPicPr>
+                  <pic:blipFill>
+                    <a:blip r:embed="rId11"/>
+                    <a:stretch>
+                      <a:fillRect/>
+                    </a:stretch>
+                  </pic:blipFill>
+                  <pic:spPr>
+                    <a:xfrm>
+                      <a:off x="0" y="0"/>
+                      <a:ext cx="5486400" cy="3026664"/>
+                    </a:xfrm>
+                    <a:prstGeom prst="rect"/>
+                  </pic:spPr>
+                </pic:pic>
+              </a:graphicData>
+            </a:graphic>
+          </wp:inline>
+        </w:drawing>
+      </w:r>
+    </w:p>
+    <w:p>
+      <w:pPr>
+        <w:spacing w:line="336" w:lineRule="auto" w:after="180"/>
+      </w:pPr>
+      <w:r>
+        <w:rPr>
+          <w:b w:val="0"/>
+        </w:rPr>
+        <w:t xml:space="preserve">Original case: Five is less than ten, so the observed change misses this threshold. Changed condition: B makes 8 errors in 1000. Expected result: The reduction becomes 12 per 1000 and meets the stated </w:t>
+      </w:r>
+      <w:r>
+        <w:rPr>
+          <w:b/>
+        </w:rPr>
+        <w:t>practical threshold</w:t>
+      </w:r>
+      <w:r>
+        <w:rPr>
+          <w:b w:val="0"/>
+        </w:rPr>
+        <w:t>.</w:t>
+      </w:r>
+    </w:p>
+    <w:p>
+      <w:pPr>
+        <w:spacing w:line="336" w:lineRule="auto" w:after="180"/>
+      </w:pPr>
+      <w:r>
+        <w:rPr>
+          <w:b w:val="0"/>
+        </w:rPr>
+        <w:t>Reason: Twenty minus eight exceeds the required ten fewer errors.</w:t>
+      </w:r>
+    </w:p>
+    <w:p>
+      <w:pPr>
+        <w:spacing w:line="336" w:lineRule="auto" w:after="180"/>
+      </w:pPr>
+      <w:r>
+        <w:rPr>
+          <w:b w:val="0"/>
+        </w:rPr>
+        <w:t>Predict before checking the worked changed-case result. Name what changed and what the supplied facts allow you to conclude.</w:t>
+      </w:r>
+    </w:p>
+    <w:p>
+      <w:pPr>
+        <w:pStyle w:val="Heading2"/>
+      </w:pPr>
+      <w:r>
+        <w:t>05. Connect the explanation to its limit</w:t>
+      </w:r>
+    </w:p>
+    <w:p>
+      <w:r>
+        <w:drawing>
+          <wp:inline xmlns:a="http://schemas.openxmlformats.org/drawingml/2006/main" xmlns:pic="http://schemas.openxmlformats.org/drawingml/2006/picture">
+            <wp:extent cx="5486400" cy="2834640"/>
+            <wp:docPr id="10" name="Picture 10" descr="Effect size describes how much the outcome changes. Practical importance depends on the real decision criterion; relative changes can sound large while absolute changes remain small. Limit: No uncertainty or statistical significance is supplied; these counts alone cannot establish a general effect."/>
+            <wp:cNvGraphicFramePr>
+              <a:graphicFrameLocks noChangeAspect="1"/>
+            </wp:cNvGraphicFramePr>
+            <a:graphic>
+              <a:graphicData uri="http://schemas.openxmlformats.org/drawingml/2006/picture">
+                <pic:pic>
+                  <pic:nvPicPr>
+                    <pic:cNvPr id="0" name="academy-story-ai-7-13-05.png"/>
+                    <pic:cNvPicPr/>
+                  </pic:nvPicPr>
+                  <pic:blipFill>
+                    <a:blip r:embed="rId16"/>
+                    <a:stretch>
+                      <a:fillRect/>
+                    </a:stretch>
+                  </pic:blipFill>
+                  <pic:spPr>
+                    <a:xfrm>
+                      <a:off x="0" y="0"/>
+                      <a:ext cx="5486400" cy="2834640"/>
+                    </a:xfrm>
+                    <a:prstGeom prst="rect"/>
+                  </pic:spPr>
+                </pic:pic>
+              </a:graphicData>
+            </a:graphic>
+          </wp:inline>
+        </w:drawing>
+      </w:r>
+    </w:p>
+    <w:p>
+      <w:pPr>
+        <w:spacing w:line="336" w:lineRule="auto" w:after="180"/>
+      </w:pPr>
+      <w:r>
+        <w:rPr>
           <w:b/>
         </w:rPr>
         <w:t>Effect size</w:t>
@@ -4515,7 +5838,6 @@
     <w:p>
       <w:pPr>
         <w:spacing w:line="336" w:lineRule="auto" w:after="180"/>
-        <w:shd w:fill="F5F1FB"/>
       </w:pPr>
       <w:r>
         <w:rPr>
@@ -4526,7 +5848,7 @@
     </w:p>
     <w:p>
       <w:pPr>
-        <w:pStyle w:val="Heading3"/>
+        <w:pStyle w:val="Heading2"/>
       </w:pPr>
       <w:r>
         <w:t>06. Make the idea visible in your project</w:t>
@@ -4537,7 +5859,7 @@
         <w:drawing>
           <wp:inline xmlns:a="http://schemas.openxmlformats.org/drawingml/2006/main" xmlns:pic="http://schemas.openxmlformats.org/drawingml/2006/picture">
             <wp:extent cx="5486400" cy="3681984"/>
-            <wp:docPr id="8" name="Picture 8" descr="For the Reproducible AI Research Study, retain an annotated worked trace and the changed-case reasoning. Connect the claim to its records, units and assumptions so another investigator can challenge or reproduce it. Draw your input, deciding step, result and limit. Supported question: Calculate the absolute error-rate reduction from 20/1000 to 15/1000. Does it meet the ten-fewer-errors threshold, and what changes when B has eight errors?"/>
+            <wp:docPr id="11" name="Picture 11" descr="For the Reproducible AI Research Study, retain an annotated worked trace and the changed-case reasoning. Connect the claim to its records, units and assumptions so another investigator can challenge or reproduce it. Draw your input, deciding step, result and limit. Supported question: Calculate the absolute error-rate reduction from 20/1000 to 15/1000. Does it meet the ten-fewer-errors threshold, and what changes when B has eight errors?"/>
             <wp:cNvGraphicFramePr>
               <a:graphicFrameLocks noChangeAspect="1"/>
             </wp:cNvGraphicFramePr>
@@ -4549,7 +5871,7 @@
                     <pic:cNvPicPr/>
                   </pic:nvPicPr>
                   <pic:blipFill>
-                    <a:blip r:embed="rId16"/>
+                    <a:blip r:embed="rId17"/>
                     <a:stretch>
                       <a:fillRect/>
                     </a:stretch>
@@ -4605,7 +5927,6 @@
     <w:p>
       <w:pPr>
         <w:spacing w:line="336" w:lineRule="auto" w:after="180"/>
-        <w:shd w:fill="F5F1FB"/>
       </w:pPr>
       <w:r>
         <w:rPr>
@@ -4624,6 +5945,62 @@
           <w:b w:val="0"/>
         </w:rPr>
         <w:t>.</w:t>
+      </w:r>
+    </w:p>
+    <w:p>
+      <w:pPr>
+        <w:pStyle w:val="Heading2"/>
+      </w:pPr>
+      <w:r>
+        <w:t>Earlier wording, alternatives and picture transcripts · reference / check after trying</w:t>
+      </w:r>
+    </w:p>
+    <w:p>
+      <w:pPr>
+        <w:pStyle w:val="Heading3"/>
+      </w:pPr>
+      <w:r>
+        <w:t>01. Effect size and practical importance: the case</w:t>
+      </w:r>
+    </w:p>
+    <w:p>
+      <w:pPr>
+        <w:pStyle w:val="Heading3"/>
+      </w:pPr>
+      <w:r>
+        <w:t>02. Follow the deciding steps</w:t>
+      </w:r>
+    </w:p>
+    <w:p>
+      <w:pPr>
+        <w:pStyle w:val="Heading3"/>
+      </w:pPr>
+      <w:r>
+        <w:t>03. Errors on 1000 tasks</w:t>
+      </w:r>
+    </w:p>
+    <w:p>
+      <w:pPr>
+        <w:pStyle w:val="Heading3"/>
+      </w:pPr>
+      <w:r>
+        <w:t>04. Change one thing. Trace what follows.</w:t>
+      </w:r>
+    </w:p>
+    <w:p>
+      <w:pPr>
+        <w:pStyle w:val="Heading3"/>
+      </w:pPr>
+      <w:r>
+        <w:t>05. Connect the explanation to its limit</w:t>
+      </w:r>
+    </w:p>
+    <w:p>
+      <w:pPr>
+        <w:pStyle w:val="Heading3"/>
+      </w:pPr>
+      <w:r>
+        <w:t>06. Make the idea visible in your project</w:t>
       </w:r>
     </w:p>
     <w:sectPr>
